--- a/book/docx-por-capitulo/capitulo-28-microservicios-saas.docx
+++ b/book/docx-por-capitulo/capitulo-28-microservicios-saas.docx
@@ -7,6 +7,7 @@
         <w:pStyle w:val="Endure-ChapterTitle"/>
         <w:keepNext/>
         <w:spacing w:before="480" w:after="240"/>
+        <w:outlineLvl w:val="0"/>
       </w:pPr>
       <w:r>
         <w:rPr>
@@ -26,26 +27,36 @@
         <w:pStyle w:val="Endure-Subhead"/>
         <w:keepNext/>
         <w:spacing w:before="240" w:after="60"/>
+        <w:outlineLvl w:val="1"/>
       </w:pPr>
       <w:r>
+        <w:rPr>
+          <w:sz w:val="24"/>
+        </w:rPr>
         <w:t>Introducción</w:t>
       </w:r>
     </w:p>
     <w:p>
       <w:pPr>
         <w:pStyle w:val="Endure-FirstParagraphBodyText"/>
+        <w:spacing w:before="100" w:after="100"/>
       </w:pPr>
       <w:r>
+        <w:rPr>
+          <w:sz w:val="20"/>
+        </w:rPr>
         <w:t>Los capítulos anteriores construyeron los servicios del Jetson para uso local: LLMs, STT, TTS, agentes, automatización. Este capítulo los expone a internet de forma segura, convirtiendo el Jetson AGX Orin en un servidor de IA-as-a-Service (AIaaS) accesible desde cualquier dispositivo del mundo sin necesidad de IP pública estática.</w:t>
       </w:r>
     </w:p>
     <w:p>
       <w:pPr>
         <w:pStyle w:val="Endure-ChapterBodyText"/>
+        <w:spacing w:before="100" w:after="100"/>
       </w:pPr>
       <w:r>
         <w:rPr>
           <w:b/>
+          <w:sz w:val="20"/>
         </w:rPr>
         <w:t>Lo que se construirá:</w:t>
       </w:r>
@@ -57,7 +68,7 @@
       <w:r>
         <w:drawing>
           <wp:inline xmlns:a="http://schemas.openxmlformats.org/drawingml/2006/main" xmlns:pic="http://schemas.openxmlformats.org/drawingml/2006/picture">
-            <wp:extent cx="5029200" cy="3275244"/>
+            <wp:extent cx="5029200" cy="3621263"/>
             <wp:docPr id="1" name="Picture 1"/>
             <wp:cNvGraphicFramePr>
               <a:graphicFrameLocks noChangeAspect="1"/>
@@ -78,7 +89,7 @@
                   <pic:spPr>
                     <a:xfrm>
                       <a:off x="0" y="0"/>
-                      <a:ext cx="5029200" cy="3275244"/>
+                      <a:ext cx="5029200" cy="3621263"/>
                     </a:xfrm>
                     <a:prstGeom prst="rect"/>
                   </pic:spPr>
@@ -98,6 +109,7 @@
       <w:r>
         <w:rPr>
           <w:i/>
+          <w:sz w:val="16"/>
         </w:rPr>
         <w:t>Arquitectura AIaaS sobre Jetson AGX Orin</w:t>
       </w:r>
@@ -115,7 +127,7 @@
         <w:tc>
           <w:tcPr>
             <w:tcW w:type="dxa" w:w="8152"/>
-            <w:shd w:val="clear" w:color="auto" w:fill="F2F2F2"/>
+            <w:shd w:val="clear" w:color="auto" w:fill="EAEAEA"/>
             <w:tcBorders>
               <w:left w:val="thick" w:sz="24" w:color="1A5A6A"/>
             </w:tcBorders>
@@ -136,6 +148,7 @@
             <w:r>
               <w:rPr>
                 <w:rFonts w:ascii="Courier New" w:hAnsi="Courier New"/>
+                <w:i/>
                 <w:color w:val="555555"/>
                 <w:sz w:val="16"/>
               </w:rPr>
@@ -152,6 +165,7 @@
             <w:r>
               <w:rPr>
                 <w:rFonts w:ascii="Courier New" w:hAnsi="Courier New"/>
+                <w:i/>
                 <w:color w:val="555555"/>
                 <w:sz w:val="16"/>
               </w:rPr>
@@ -168,6 +182,7 @@
             <w:r>
               <w:rPr>
                 <w:rFonts w:ascii="Courier New" w:hAnsi="Courier New"/>
+                <w:i/>
                 <w:color w:val="555555"/>
                 <w:sz w:val="16"/>
               </w:rPr>
@@ -184,6 +199,7 @@
             <w:r>
               <w:rPr>
                 <w:rFonts w:ascii="Courier New" w:hAnsi="Courier New"/>
+                <w:i/>
                 <w:color w:val="555555"/>
                 <w:sz w:val="16"/>
               </w:rPr>
@@ -200,6 +216,7 @@
             <w:r>
               <w:rPr>
                 <w:rFonts w:ascii="Courier New" w:hAnsi="Courier New"/>
+                <w:i/>
                 <w:color w:val="555555"/>
                 <w:sz w:val="16"/>
               </w:rPr>
@@ -216,6 +233,7 @@
             <w:r>
               <w:rPr>
                 <w:rFonts w:ascii="Courier New" w:hAnsi="Courier New"/>
+                <w:i/>
                 <w:color w:val="555555"/>
                 <w:sz w:val="16"/>
               </w:rPr>
@@ -232,6 +250,7 @@
             <w:r>
               <w:rPr>
                 <w:rFonts w:ascii="Courier New" w:hAnsi="Courier New"/>
+                <w:i/>
                 <w:color w:val="555555"/>
                 <w:sz w:val="16"/>
               </w:rPr>
@@ -248,6 +267,7 @@
             <w:r>
               <w:rPr>
                 <w:rFonts w:ascii="Courier New" w:hAnsi="Courier New"/>
+                <w:i/>
                 <w:color w:val="555555"/>
                 <w:sz w:val="16"/>
               </w:rPr>
@@ -264,6 +284,7 @@
             <w:r>
               <w:rPr>
                 <w:rFonts w:ascii="Courier New" w:hAnsi="Courier New"/>
+                <w:i/>
                 <w:color w:val="555555"/>
                 <w:sz w:val="16"/>
               </w:rPr>
@@ -280,6 +301,7 @@
             <w:r>
               <w:rPr>
                 <w:rFonts w:ascii="Courier New" w:hAnsi="Courier New"/>
+                <w:i/>
                 <w:color w:val="555555"/>
                 <w:sz w:val="16"/>
               </w:rPr>
@@ -297,10 +319,12 @@
     <w:p>
       <w:pPr>
         <w:pStyle w:val="Endure-ChapterBodyText"/>
+        <w:spacing w:before="100" w:after="100"/>
       </w:pPr>
       <w:r>
         <w:rPr>
           <w:b/>
+          <w:sz w:val="20"/>
         </w:rPr>
         <w:t>Presupuesto de recursos del stack de infraestructura:</w:t>
       </w:r>
@@ -317,20 +341,38 @@
         <w:gridCol w:w="2717"/>
       </w:tblGrid>
       <w:tr>
+        <w:trPr>
+          <w:trHeight w:val="453" w:hRule="atLeast"/>
+          <w:tblHeader/>
+        </w:trPr>
         <w:tc>
           <w:tcPr>
             <w:tcW w:type="dxa" w:w="2717"/>
             <w:shd w:val="clear" w:color="auto" w:fill="1A5A6A"/>
+            <w:tcBorders>
+              <w:top w:val="single" w:sz="12" w:color="FFFFFF"/>
+              <w:left w:val="single" w:sz="12" w:color="FFFFFF"/>
+              <w:bottom w:val="single" w:sz="12" w:color="FFFFFF"/>
+              <w:right w:val="single" w:sz="12" w:color="FFFFFF"/>
+            </w:tcBorders>
+            <w:vAlign w:val="center"/>
+            <w:tcMar>
+              <w:top w:w="60" w:type="dxa"/>
+              <w:left w:w="120" w:type="dxa"/>
+              <w:bottom w:w="60" w:type="dxa"/>
+              <w:right w:w="80" w:type="dxa"/>
+            </w:tcMar>
           </w:tcPr>
           <w:p>
             <w:pPr>
+              <w:spacing w:before="0" w:after="0"/>
               <w:jc w:val="center"/>
             </w:pPr>
             <w:r>
               <w:rPr>
                 <w:b/>
                 <w:color w:val="FFFFFF"/>
-                <w:sz w:val="17"/>
+                <w:sz w:val="16"/>
               </w:rPr>
               <w:t>Componente</w:t>
             </w:r>
@@ -340,16 +382,30 @@
           <w:tcPr>
             <w:tcW w:type="dxa" w:w="2717"/>
             <w:shd w:val="clear" w:color="auto" w:fill="1A5A6A"/>
+            <w:tcBorders>
+              <w:top w:val="single" w:sz="12" w:color="FFFFFF"/>
+              <w:left w:val="single" w:sz="12" w:color="FFFFFF"/>
+              <w:bottom w:val="single" w:sz="12" w:color="FFFFFF"/>
+              <w:right w:val="single" w:sz="12" w:color="FFFFFF"/>
+            </w:tcBorders>
+            <w:vAlign w:val="center"/>
+            <w:tcMar>
+              <w:top w:w="60" w:type="dxa"/>
+              <w:left w:w="120" w:type="dxa"/>
+              <w:bottom w:w="60" w:type="dxa"/>
+              <w:right w:w="80" w:type="dxa"/>
+            </w:tcMar>
           </w:tcPr>
           <w:p>
             <w:pPr>
+              <w:spacing w:before="0" w:after="0"/>
               <w:jc w:val="center"/>
             </w:pPr>
             <w:r>
               <w:rPr>
                 <w:b/>
                 <w:color w:val="FFFFFF"/>
-                <w:sz w:val="17"/>
+                <w:sz w:val="16"/>
               </w:rPr>
               <w:t>RAM</w:t>
             </w:r>
@@ -359,16 +415,30 @@
           <w:tcPr>
             <w:tcW w:type="dxa" w:w="2717"/>
             <w:shd w:val="clear" w:color="auto" w:fill="1A5A6A"/>
+            <w:tcBorders>
+              <w:top w:val="single" w:sz="12" w:color="FFFFFF"/>
+              <w:left w:val="single" w:sz="12" w:color="FFFFFF"/>
+              <w:bottom w:val="single" w:sz="12" w:color="FFFFFF"/>
+              <w:right w:val="single" w:sz="12" w:color="FFFFFF"/>
+            </w:tcBorders>
+            <w:vAlign w:val="center"/>
+            <w:tcMar>
+              <w:top w:w="60" w:type="dxa"/>
+              <w:left w:w="120" w:type="dxa"/>
+              <w:bottom w:w="60" w:type="dxa"/>
+              <w:right w:w="80" w:type="dxa"/>
+            </w:tcMar>
           </w:tcPr>
           <w:p>
             <w:pPr>
+              <w:spacing w:before="0" w:after="0"/>
               <w:jc w:val="center"/>
             </w:pPr>
             <w:r>
               <w:rPr>
                 <w:b/>
                 <w:color w:val="FFFFFF"/>
-                <w:sz w:val="17"/>
+                <w:sz w:val="16"/>
               </w:rPr>
               <w:t>CPU</w:t>
             </w:r>
@@ -376,15 +446,35 @@
         </w:tc>
       </w:tr>
       <w:tr>
+        <w:trPr>
+          <w:trHeight w:val="283" w:hRule="atLeast"/>
+        </w:trPr>
         <w:tc>
           <w:tcPr>
             <w:tcW w:type="dxa" w:w="2717"/>
-            <w:shd w:val="clear" w:color="auto" w:fill="F8F8F8"/>
+            <w:shd w:val="clear" w:color="auto" w:fill="EAEAEA"/>
+            <w:tcBorders>
+              <w:top w:val="single" w:sz="12" w:color="FFFFFF"/>
+              <w:left w:val="single" w:sz="12" w:color="FFFFFF"/>
+              <w:bottom w:val="single" w:sz="12" w:color="FFFFFF"/>
+              <w:right w:val="single" w:sz="12" w:color="FFFFFF"/>
+            </w:tcBorders>
+            <w:vAlign w:val="center"/>
+            <w:tcMar>
+              <w:top w:w="40" w:type="dxa"/>
+              <w:left w:w="120" w:type="dxa"/>
+              <w:bottom w:w="40" w:type="dxa"/>
+              <w:right w:w="80" w:type="dxa"/>
+            </w:tcMar>
           </w:tcPr>
           <w:p>
-            <w:r>
-              <w:rPr>
-                <w:sz w:val="17"/>
+            <w:pPr>
+              <w:spacing w:before="0" w:after="0"/>
+              <w:jc w:val="center"/>
+            </w:pPr>
+            <w:r>
+              <w:rPr>
+                <w:sz w:val="16"/>
               </w:rPr>
               <w:t>Nginx (proxy)</w:t>
             </w:r>
@@ -393,12 +483,29 @@
         <w:tc>
           <w:tcPr>
             <w:tcW w:type="dxa" w:w="2717"/>
-            <w:shd w:val="clear" w:color="auto" w:fill="F8F8F8"/>
+            <w:shd w:val="clear" w:color="auto" w:fill="EAEAEA"/>
+            <w:tcBorders>
+              <w:top w:val="single" w:sz="12" w:color="FFFFFF"/>
+              <w:left w:val="single" w:sz="12" w:color="FFFFFF"/>
+              <w:bottom w:val="single" w:sz="12" w:color="FFFFFF"/>
+              <w:right w:val="single" w:sz="12" w:color="FFFFFF"/>
+            </w:tcBorders>
+            <w:vAlign w:val="center"/>
+            <w:tcMar>
+              <w:top w:w="40" w:type="dxa"/>
+              <w:left w:w="120" w:type="dxa"/>
+              <w:bottom w:w="40" w:type="dxa"/>
+              <w:right w:w="80" w:type="dxa"/>
+            </w:tcMar>
           </w:tcPr>
           <w:p>
-            <w:r>
-              <w:rPr>
-                <w:sz w:val="17"/>
+            <w:pPr>
+              <w:spacing w:before="0" w:after="0"/>
+              <w:jc w:val="center"/>
+            </w:pPr>
+            <w:r>
+              <w:rPr>
+                <w:sz w:val="16"/>
               </w:rPr>
               <w:t>~50 MB</w:t>
             </w:r>
@@ -407,12 +514,29 @@
         <w:tc>
           <w:tcPr>
             <w:tcW w:type="dxa" w:w="2717"/>
-            <w:shd w:val="clear" w:color="auto" w:fill="F8F8F8"/>
+            <w:shd w:val="clear" w:color="auto" w:fill="EAEAEA"/>
+            <w:tcBorders>
+              <w:top w:val="single" w:sz="12" w:color="FFFFFF"/>
+              <w:left w:val="single" w:sz="12" w:color="FFFFFF"/>
+              <w:bottom w:val="single" w:sz="12" w:color="FFFFFF"/>
+              <w:right w:val="single" w:sz="12" w:color="FFFFFF"/>
+            </w:tcBorders>
+            <w:vAlign w:val="center"/>
+            <w:tcMar>
+              <w:top w:w="40" w:type="dxa"/>
+              <w:left w:w="120" w:type="dxa"/>
+              <w:bottom w:w="40" w:type="dxa"/>
+              <w:right w:w="80" w:type="dxa"/>
+            </w:tcMar>
           </w:tcPr>
           <w:p>
-            <w:r>
-              <w:rPr>
-                <w:sz w:val="17"/>
+            <w:pPr>
+              <w:spacing w:before="0" w:after="0"/>
+              <w:jc w:val="center"/>
+            </w:pPr>
+            <w:r>
+              <w:rPr>
+                <w:sz w:val="16"/>
               </w:rPr>
               <w:t>&lt;1%</w:t>
             </w:r>
@@ -420,15 +544,35 @@
         </w:tc>
       </w:tr>
       <w:tr>
+        <w:trPr>
+          <w:trHeight w:val="283" w:hRule="atLeast"/>
+        </w:trPr>
         <w:tc>
           <w:tcPr>
             <w:tcW w:type="dxa" w:w="2717"/>
-            <w:shd w:val="clear" w:color="auto" w:fill="FFFFFF"/>
+            <w:shd w:val="clear" w:color="auto" w:fill="EAEAEA"/>
+            <w:tcBorders>
+              <w:top w:val="single" w:sz="12" w:color="FFFFFF"/>
+              <w:left w:val="single" w:sz="12" w:color="FFFFFF"/>
+              <w:bottom w:val="single" w:sz="12" w:color="FFFFFF"/>
+              <w:right w:val="single" w:sz="12" w:color="FFFFFF"/>
+            </w:tcBorders>
+            <w:vAlign w:val="center"/>
+            <w:tcMar>
+              <w:top w:w="40" w:type="dxa"/>
+              <w:left w:w="120" w:type="dxa"/>
+              <w:bottom w:w="40" w:type="dxa"/>
+              <w:right w:w="80" w:type="dxa"/>
+            </w:tcMar>
           </w:tcPr>
           <w:p>
-            <w:r>
-              <w:rPr>
-                <w:sz w:val="17"/>
+            <w:pPr>
+              <w:spacing w:before="0" w:after="0"/>
+              <w:jc w:val="center"/>
+            </w:pPr>
+            <w:r>
+              <w:rPr>
+                <w:sz w:val="16"/>
               </w:rPr>
               <w:t>Cloudflared</w:t>
             </w:r>
@@ -437,12 +581,29 @@
         <w:tc>
           <w:tcPr>
             <w:tcW w:type="dxa" w:w="2717"/>
-            <w:shd w:val="clear" w:color="auto" w:fill="FFFFFF"/>
+            <w:shd w:val="clear" w:color="auto" w:fill="EAEAEA"/>
+            <w:tcBorders>
+              <w:top w:val="single" w:sz="12" w:color="FFFFFF"/>
+              <w:left w:val="single" w:sz="12" w:color="FFFFFF"/>
+              <w:bottom w:val="single" w:sz="12" w:color="FFFFFF"/>
+              <w:right w:val="single" w:sz="12" w:color="FFFFFF"/>
+            </w:tcBorders>
+            <w:vAlign w:val="center"/>
+            <w:tcMar>
+              <w:top w:w="40" w:type="dxa"/>
+              <w:left w:w="120" w:type="dxa"/>
+              <w:bottom w:w="40" w:type="dxa"/>
+              <w:right w:w="80" w:type="dxa"/>
+            </w:tcMar>
           </w:tcPr>
           <w:p>
-            <w:r>
-              <w:rPr>
-                <w:sz w:val="17"/>
+            <w:pPr>
+              <w:spacing w:before="0" w:after="0"/>
+              <w:jc w:val="center"/>
+            </w:pPr>
+            <w:r>
+              <w:rPr>
+                <w:sz w:val="16"/>
               </w:rPr>
               <w:t>~30 MB</w:t>
             </w:r>
@@ -451,12 +612,29 @@
         <w:tc>
           <w:tcPr>
             <w:tcW w:type="dxa" w:w="2717"/>
-            <w:shd w:val="clear" w:color="auto" w:fill="FFFFFF"/>
+            <w:shd w:val="clear" w:color="auto" w:fill="EAEAEA"/>
+            <w:tcBorders>
+              <w:top w:val="single" w:sz="12" w:color="FFFFFF"/>
+              <w:left w:val="single" w:sz="12" w:color="FFFFFF"/>
+              <w:bottom w:val="single" w:sz="12" w:color="FFFFFF"/>
+              <w:right w:val="single" w:sz="12" w:color="FFFFFF"/>
+            </w:tcBorders>
+            <w:vAlign w:val="center"/>
+            <w:tcMar>
+              <w:top w:w="40" w:type="dxa"/>
+              <w:left w:w="120" w:type="dxa"/>
+              <w:bottom w:w="40" w:type="dxa"/>
+              <w:right w:w="80" w:type="dxa"/>
+            </w:tcMar>
           </w:tcPr>
           <w:p>
-            <w:r>
-              <w:rPr>
-                <w:sz w:val="17"/>
+            <w:pPr>
+              <w:spacing w:before="0" w:after="0"/>
+              <w:jc w:val="center"/>
+            </w:pPr>
+            <w:r>
+              <w:rPr>
+                <w:sz w:val="16"/>
               </w:rPr>
               <w:t>&lt;0.5%</w:t>
             </w:r>
@@ -464,15 +642,35 @@
         </w:tc>
       </w:tr>
       <w:tr>
+        <w:trPr>
+          <w:trHeight w:val="283" w:hRule="atLeast"/>
+        </w:trPr>
         <w:tc>
           <w:tcPr>
             <w:tcW w:type="dxa" w:w="2717"/>
-            <w:shd w:val="clear" w:color="auto" w:fill="F8F8F8"/>
+            <w:shd w:val="clear" w:color="auto" w:fill="EAEAEA"/>
+            <w:tcBorders>
+              <w:top w:val="single" w:sz="12" w:color="FFFFFF"/>
+              <w:left w:val="single" w:sz="12" w:color="FFFFFF"/>
+              <w:bottom w:val="single" w:sz="12" w:color="FFFFFF"/>
+              <w:right w:val="single" w:sz="12" w:color="FFFFFF"/>
+            </w:tcBorders>
+            <w:vAlign w:val="center"/>
+            <w:tcMar>
+              <w:top w:w="40" w:type="dxa"/>
+              <w:left w:w="120" w:type="dxa"/>
+              <w:bottom w:w="40" w:type="dxa"/>
+              <w:right w:w="80" w:type="dxa"/>
+            </w:tcMar>
           </w:tcPr>
           <w:p>
-            <w:r>
-              <w:rPr>
-                <w:sz w:val="17"/>
+            <w:pPr>
+              <w:spacing w:before="0" w:after="0"/>
+              <w:jc w:val="center"/>
+            </w:pPr>
+            <w:r>
+              <w:rPr>
+                <w:sz w:val="16"/>
               </w:rPr>
               <w:t>JWT middleware (FastAPI)</w:t>
             </w:r>
@@ -481,12 +679,29 @@
         <w:tc>
           <w:tcPr>
             <w:tcW w:type="dxa" w:w="2717"/>
-            <w:shd w:val="clear" w:color="auto" w:fill="F8F8F8"/>
+            <w:shd w:val="clear" w:color="auto" w:fill="EAEAEA"/>
+            <w:tcBorders>
+              <w:top w:val="single" w:sz="12" w:color="FFFFFF"/>
+              <w:left w:val="single" w:sz="12" w:color="FFFFFF"/>
+              <w:bottom w:val="single" w:sz="12" w:color="FFFFFF"/>
+              <w:right w:val="single" w:sz="12" w:color="FFFFFF"/>
+            </w:tcBorders>
+            <w:vAlign w:val="center"/>
+            <w:tcMar>
+              <w:top w:w="40" w:type="dxa"/>
+              <w:left w:w="120" w:type="dxa"/>
+              <w:bottom w:w="40" w:type="dxa"/>
+              <w:right w:w="80" w:type="dxa"/>
+            </w:tcMar>
           </w:tcPr>
           <w:p>
-            <w:r>
-              <w:rPr>
-                <w:sz w:val="17"/>
+            <w:pPr>
+              <w:spacing w:before="0" w:after="0"/>
+              <w:jc w:val="center"/>
+            </w:pPr>
+            <w:r>
+              <w:rPr>
+                <w:sz w:val="16"/>
               </w:rPr>
               <w:t>~80 MB</w:t>
             </w:r>
@@ -495,12 +710,29 @@
         <w:tc>
           <w:tcPr>
             <w:tcW w:type="dxa" w:w="2717"/>
-            <w:shd w:val="clear" w:color="auto" w:fill="F8F8F8"/>
+            <w:shd w:val="clear" w:color="auto" w:fill="EAEAEA"/>
+            <w:tcBorders>
+              <w:top w:val="single" w:sz="12" w:color="FFFFFF"/>
+              <w:left w:val="single" w:sz="12" w:color="FFFFFF"/>
+              <w:bottom w:val="single" w:sz="12" w:color="FFFFFF"/>
+              <w:right w:val="single" w:sz="12" w:color="FFFFFF"/>
+            </w:tcBorders>
+            <w:vAlign w:val="center"/>
+            <w:tcMar>
+              <w:top w:w="40" w:type="dxa"/>
+              <w:left w:w="120" w:type="dxa"/>
+              <w:bottom w:w="40" w:type="dxa"/>
+              <w:right w:w="80" w:type="dxa"/>
+            </w:tcMar>
           </w:tcPr>
           <w:p>
-            <w:r>
-              <w:rPr>
-                <w:sz w:val="17"/>
+            <w:pPr>
+              <w:spacing w:before="0" w:after="0"/>
+              <w:jc w:val="center"/>
+            </w:pPr>
+            <w:r>
+              <w:rPr>
+                <w:sz w:val="16"/>
               </w:rPr>
               <w:t>&lt;1%</w:t>
             </w:r>
@@ -508,15 +740,35 @@
         </w:tc>
       </w:tr>
       <w:tr>
+        <w:trPr>
+          <w:trHeight w:val="283" w:hRule="atLeast"/>
+        </w:trPr>
         <w:tc>
           <w:tcPr>
             <w:tcW w:type="dxa" w:w="2717"/>
-            <w:shd w:val="clear" w:color="auto" w:fill="FFFFFF"/>
+            <w:shd w:val="clear" w:color="auto" w:fill="EAEAEA"/>
+            <w:tcBorders>
+              <w:top w:val="single" w:sz="12" w:color="FFFFFF"/>
+              <w:left w:val="single" w:sz="12" w:color="FFFFFF"/>
+              <w:bottom w:val="single" w:sz="12" w:color="FFFFFF"/>
+              <w:right w:val="single" w:sz="12" w:color="FFFFFF"/>
+            </w:tcBorders>
+            <w:vAlign w:val="center"/>
+            <w:tcMar>
+              <w:top w:w="40" w:type="dxa"/>
+              <w:left w:w="120" w:type="dxa"/>
+              <w:bottom w:w="40" w:type="dxa"/>
+              <w:right w:w="80" w:type="dxa"/>
+            </w:tcMar>
           </w:tcPr>
           <w:p>
-            <w:r>
-              <w:rPr>
-                <w:sz w:val="17"/>
+            <w:pPr>
+              <w:spacing w:before="0" w:after="0"/>
+              <w:jc w:val="center"/>
+            </w:pPr>
+            <w:r>
+              <w:rPr>
+                <w:sz w:val="16"/>
               </w:rPr>
               <w:t>Uptime Kuma (monitoreo)</w:t>
             </w:r>
@@ -525,12 +777,29 @@
         <w:tc>
           <w:tcPr>
             <w:tcW w:type="dxa" w:w="2717"/>
-            <w:shd w:val="clear" w:color="auto" w:fill="FFFFFF"/>
+            <w:shd w:val="clear" w:color="auto" w:fill="EAEAEA"/>
+            <w:tcBorders>
+              <w:top w:val="single" w:sz="12" w:color="FFFFFF"/>
+              <w:left w:val="single" w:sz="12" w:color="FFFFFF"/>
+              <w:bottom w:val="single" w:sz="12" w:color="FFFFFF"/>
+              <w:right w:val="single" w:sz="12" w:color="FFFFFF"/>
+            </w:tcBorders>
+            <w:vAlign w:val="center"/>
+            <w:tcMar>
+              <w:top w:w="40" w:type="dxa"/>
+              <w:left w:w="120" w:type="dxa"/>
+              <w:bottom w:w="40" w:type="dxa"/>
+              <w:right w:w="80" w:type="dxa"/>
+            </w:tcMar>
           </w:tcPr>
           <w:p>
-            <w:r>
-              <w:rPr>
-                <w:sz w:val="17"/>
+            <w:pPr>
+              <w:spacing w:before="0" w:after="0"/>
+              <w:jc w:val="center"/>
+            </w:pPr>
+            <w:r>
+              <w:rPr>
+                <w:sz w:val="16"/>
               </w:rPr>
               <w:t>~150 MB</w:t>
             </w:r>
@@ -539,12 +808,29 @@
         <w:tc>
           <w:tcPr>
             <w:tcW w:type="dxa" w:w="2717"/>
-            <w:shd w:val="clear" w:color="auto" w:fill="FFFFFF"/>
+            <w:shd w:val="clear" w:color="auto" w:fill="EAEAEA"/>
+            <w:tcBorders>
+              <w:top w:val="single" w:sz="12" w:color="FFFFFF"/>
+              <w:left w:val="single" w:sz="12" w:color="FFFFFF"/>
+              <w:bottom w:val="single" w:sz="12" w:color="FFFFFF"/>
+              <w:right w:val="single" w:sz="12" w:color="FFFFFF"/>
+            </w:tcBorders>
+            <w:vAlign w:val="center"/>
+            <w:tcMar>
+              <w:top w:w="40" w:type="dxa"/>
+              <w:left w:w="120" w:type="dxa"/>
+              <w:bottom w:w="40" w:type="dxa"/>
+              <w:right w:w="80" w:type="dxa"/>
+            </w:tcMar>
           </w:tcPr>
           <w:p>
-            <w:r>
-              <w:rPr>
-                <w:sz w:val="17"/>
+            <w:pPr>
+              <w:spacing w:before="0" w:after="0"/>
+              <w:jc w:val="center"/>
+            </w:pPr>
+            <w:r>
+              <w:rPr>
+                <w:sz w:val="16"/>
               </w:rPr>
               <w:t>&lt;1%</w:t>
             </w:r>
@@ -552,15 +838,35 @@
         </w:tc>
       </w:tr>
       <w:tr>
+        <w:trPr>
+          <w:trHeight w:val="283" w:hRule="atLeast"/>
+        </w:trPr>
         <w:tc>
           <w:tcPr>
             <w:tcW w:type="dxa" w:w="2717"/>
-            <w:shd w:val="clear" w:color="auto" w:fill="F8F8F8"/>
+            <w:shd w:val="clear" w:color="auto" w:fill="EAEAEA"/>
+            <w:tcBorders>
+              <w:top w:val="single" w:sz="12" w:color="FFFFFF"/>
+              <w:left w:val="single" w:sz="12" w:color="FFFFFF"/>
+              <w:bottom w:val="single" w:sz="12" w:color="FFFFFF"/>
+              <w:right w:val="single" w:sz="12" w:color="FFFFFF"/>
+            </w:tcBorders>
+            <w:vAlign w:val="center"/>
+            <w:tcMar>
+              <w:top w:w="40" w:type="dxa"/>
+              <w:left w:w="120" w:type="dxa"/>
+              <w:bottom w:w="40" w:type="dxa"/>
+              <w:right w:w="80" w:type="dxa"/>
+            </w:tcMar>
           </w:tcPr>
           <w:p>
-            <w:r>
-              <w:rPr>
-                <w:sz w:val="17"/>
+            <w:pPr>
+              <w:spacing w:before="0" w:after="0"/>
+              <w:jc w:val="center"/>
+            </w:pPr>
+            <w:r>
+              <w:rPr>
+                <w:sz w:val="16"/>
               </w:rPr>
               <w:t>Total infraestructura</w:t>
             </w:r>
@@ -569,12 +875,29 @@
         <w:tc>
           <w:tcPr>
             <w:tcW w:type="dxa" w:w="2717"/>
-            <w:shd w:val="clear" w:color="auto" w:fill="F8F8F8"/>
+            <w:shd w:val="clear" w:color="auto" w:fill="EAEAEA"/>
+            <w:tcBorders>
+              <w:top w:val="single" w:sz="12" w:color="FFFFFF"/>
+              <w:left w:val="single" w:sz="12" w:color="FFFFFF"/>
+              <w:bottom w:val="single" w:sz="12" w:color="FFFFFF"/>
+              <w:right w:val="single" w:sz="12" w:color="FFFFFF"/>
+            </w:tcBorders>
+            <w:vAlign w:val="center"/>
+            <w:tcMar>
+              <w:top w:w="40" w:type="dxa"/>
+              <w:left w:w="120" w:type="dxa"/>
+              <w:bottom w:w="40" w:type="dxa"/>
+              <w:right w:w="80" w:type="dxa"/>
+            </w:tcMar>
           </w:tcPr>
           <w:p>
-            <w:r>
-              <w:rPr>
-                <w:sz w:val="17"/>
+            <w:pPr>
+              <w:spacing w:before="0" w:after="0"/>
+              <w:jc w:val="center"/>
+            </w:pPr>
+            <w:r>
+              <w:rPr>
+                <w:sz w:val="16"/>
               </w:rPr>
               <w:t>~310 MB</w:t>
             </w:r>
@@ -583,12 +906,29 @@
         <w:tc>
           <w:tcPr>
             <w:tcW w:type="dxa" w:w="2717"/>
-            <w:shd w:val="clear" w:color="auto" w:fill="F8F8F8"/>
+            <w:shd w:val="clear" w:color="auto" w:fill="EAEAEA"/>
+            <w:tcBorders>
+              <w:top w:val="single" w:sz="12" w:color="FFFFFF"/>
+              <w:left w:val="single" w:sz="12" w:color="FFFFFF"/>
+              <w:bottom w:val="single" w:sz="12" w:color="FFFFFF"/>
+              <w:right w:val="single" w:sz="12" w:color="FFFFFF"/>
+            </w:tcBorders>
+            <w:vAlign w:val="center"/>
+            <w:tcMar>
+              <w:top w:w="40" w:type="dxa"/>
+              <w:left w:w="120" w:type="dxa"/>
+              <w:bottom w:w="40" w:type="dxa"/>
+              <w:right w:w="80" w:type="dxa"/>
+            </w:tcMar>
           </w:tcPr>
           <w:p>
-            <w:r>
-              <w:rPr>
-                <w:sz w:val="17"/>
+            <w:pPr>
+              <w:spacing w:before="0" w:after="0"/>
+              <w:jc w:val="center"/>
+            </w:pPr>
+            <w:r>
+              <w:rPr>
+                <w:sz w:val="16"/>
               </w:rPr>
               <w:t>~3%</w:t>
             </w:r>
@@ -604,46 +944,63 @@
     <w:p>
       <w:pPr>
         <w:pStyle w:val="Endure-ChapterBodyText"/>
+        <w:spacing w:before="100" w:after="100"/>
       </w:pPr>
       <w:r>
+        <w:rPr>
+          <w:sz w:val="20"/>
+        </w:rPr>
         <w:t>El overhead de infraestructura es mínimo — no afecta los modelos de IA.</w:t>
       </w:r>
     </w:p>
     <w:p>
       <w:pPr>
         <w:pStyle w:val="Endure-ChapterBodyText"/>
+        <w:spacing w:before="100" w:after="100"/>
       </w:pPr>
       <w:r>
         <w:rPr>
           <w:b/>
+          <w:sz w:val="20"/>
         </w:rPr>
         <w:t>Modo energético:</w:t>
       </w:r>
       <w:r>
+        <w:rPr>
+          <w:sz w:val="20"/>
+        </w:rPr>
         <w:t xml:space="preserve"> 30W base. MAXN solo cuando el LLM procese una petición activa.</w:t>
       </w:r>
     </w:p>
     <w:p>
       <w:pPr>
         <w:pStyle w:val="Endure-ChapterBodyText"/>
+        <w:spacing w:before="100" w:after="100"/>
       </w:pPr>
       <w:r>
         <w:rPr>
           <w:b/>
+          <w:sz w:val="20"/>
         </w:rPr>
         <w:t>Prerrequisito:</w:t>
       </w:r>
       <w:r>
+        <w:rPr>
+          <w:sz w:val="20"/>
+        </w:rPr>
         <w:t xml:space="preserve"> Cuenta de Cloudflare (gratuita) con un dominio propio (o el subdominio </w:t>
       </w:r>
       <w:r>
         <w:rPr>
           <w:rFonts w:ascii="Courier New" w:hAnsi="Courier New"/>
-          <w:sz w:val="17"/>
+          <w:sz w:val="16"/>
         </w:rPr>
         <w:t>*.trycloudflare.com</w:t>
       </w:r>
       <w:r>
+        <w:rPr>
+          <w:sz w:val="20"/>
+        </w:rPr>
         <w:t xml:space="preserve"> gratuito para pruebas).</w:t>
       </w:r>
     </w:p>
@@ -652,16 +1009,24 @@
         <w:pStyle w:val="Endure-Subhead"/>
         <w:keepNext/>
         <w:spacing w:before="240" w:after="60"/>
+        <w:outlineLvl w:val="1"/>
       </w:pPr>
       <w:r>
+        <w:rPr>
+          <w:sz w:val="24"/>
+        </w:rPr>
         <w:t>30.1 Nginx como Reverse Proxy</w:t>
       </w:r>
     </w:p>
     <w:p>
       <w:pPr>
         <w:pStyle w:val="Endure-FirstParagraphBodyText"/>
+        <w:spacing w:before="100" w:after="100"/>
       </w:pPr>
       <w:r>
+        <w:rPr>
+          <w:sz w:val="20"/>
+        </w:rPr>
         <w:t>Nginx actúa como el único punto de entrada al Jetson. Enruta las peticiones al servicio correcto según la ruta URL y aplica cabeceras de seguridad globales.</w:t>
       </w:r>
     </w:p>
@@ -670,10 +1035,11 @@
         <w:pStyle w:val="Endure-Subhead"/>
         <w:keepNext/>
         <w:spacing w:before="160" w:after="60"/>
+        <w:outlineLvl w:val="2"/>
       </w:pPr>
       <w:r>
         <w:rPr>
-          <w:sz w:val="18"/>
+          <w:sz w:val="22"/>
         </w:rPr>
         <w:t>30.1.1 Instalar Nginx</w:t>
       </w:r>
@@ -691,7 +1057,7 @@
         <w:tc>
           <w:tcPr>
             <w:tcW w:type="dxa" w:w="8152"/>
-            <w:shd w:val="clear" w:color="auto" w:fill="F2F2F2"/>
+            <w:shd w:val="clear" w:color="auto" w:fill="EAEAEA"/>
             <w:tcBorders>
               <w:left w:val="thick" w:sz="24" w:color="1A5A6A"/>
             </w:tcBorders>
@@ -776,6 +1142,7 @@
             <w:r>
               <w:rPr>
                 <w:rFonts w:ascii="Courier New" w:hAnsi="Courier New"/>
+                <w:i/>
                 <w:color w:val="555555"/>
                 <w:sz w:val="16"/>
               </w:rPr>
@@ -803,7 +1170,7 @@
         <w:tc>
           <w:tcPr>
             <w:tcW w:type="dxa" w:w="8152"/>
-            <w:shd w:val="clear" w:color="auto" w:fill="F2F2F2"/>
+            <w:shd w:val="clear" w:color="auto" w:fill="EAEAEA"/>
             <w:tcBorders>
               <w:left w:val="thick" w:sz="24" w:color="1A5A6A"/>
             </w:tcBorders>
@@ -841,6 +1208,7 @@
             <w:r>
               <w:rPr>
                 <w:rFonts w:ascii="Courier New" w:hAnsi="Courier New"/>
+                <w:i/>
                 <w:color w:val="555555"/>
                 <w:sz w:val="16"/>
               </w:rPr>
@@ -868,7 +1236,7 @@
         <w:tc>
           <w:tcPr>
             <w:tcW w:type="dxa" w:w="8152"/>
-            <w:shd w:val="clear" w:color="auto" w:fill="F2F2F2"/>
+            <w:shd w:val="clear" w:color="auto" w:fill="EAEAEA"/>
             <w:tcBorders>
               <w:left w:val="thick" w:sz="24" w:color="1A5A6A"/>
             </w:tcBorders>
@@ -957,10 +1325,11 @@
         <w:pStyle w:val="Endure-Subhead"/>
         <w:keepNext/>
         <w:spacing w:before="160" w:after="60"/>
+        <w:outlineLvl w:val="2"/>
       </w:pPr>
       <w:r>
         <w:rPr>
-          <w:sz w:val="18"/>
+          <w:sz w:val="22"/>
         </w:rPr>
         <w:t>30.1.2 Configuración del Reverse Proxy</w:t>
       </w:r>
@@ -978,7 +1347,7 @@
         <w:tc>
           <w:tcPr>
             <w:tcW w:type="dxa" w:w="8152"/>
-            <w:shd w:val="clear" w:color="auto" w:fill="F2F2F2"/>
+            <w:shd w:val="clear" w:color="auto" w:fill="EAEAEA"/>
             <w:tcBorders>
               <w:left w:val="thick" w:sz="24" w:color="1A5A6A"/>
             </w:tcBorders>
@@ -1112,6 +1481,7 @@
             <w:r>
               <w:rPr>
                 <w:rFonts w:ascii="Courier New" w:hAnsi="Courier New"/>
+                <w:i/>
                 <w:color w:val="555555"/>
                 <w:sz w:val="16"/>
               </w:rPr>
@@ -1128,6 +1498,7 @@
             <w:r>
               <w:rPr>
                 <w:rFonts w:ascii="Courier New" w:hAnsi="Courier New"/>
+                <w:i/>
                 <w:color w:val="555555"/>
                 <w:sz w:val="16"/>
               </w:rPr>
@@ -1159,6 +1530,7 @@
             <w:r>
               <w:rPr>
                 <w:rFonts w:ascii="Courier New" w:hAnsi="Courier New"/>
+                <w:i/>
                 <w:color w:val="555555"/>
                 <w:sz w:val="16"/>
               </w:rPr>
@@ -1175,6 +1547,7 @@
             <w:r>
               <w:rPr>
                 <w:rFonts w:ascii="Courier New" w:hAnsi="Courier New"/>
+                <w:i/>
                 <w:color w:val="555555"/>
                 <w:sz w:val="16"/>
               </w:rPr>
@@ -1191,6 +1564,7 @@
             <w:r>
               <w:rPr>
                 <w:rFonts w:ascii="Courier New" w:hAnsi="Courier New"/>
+                <w:i/>
                 <w:color w:val="555555"/>
                 <w:sz w:val="16"/>
               </w:rPr>
@@ -1239,6 +1613,7 @@
             <w:r>
               <w:rPr>
                 <w:rFonts w:ascii="Courier New" w:hAnsi="Courier New"/>
+                <w:i/>
                 <w:color w:val="555555"/>
                 <w:sz w:val="16"/>
               </w:rPr>
@@ -1255,6 +1630,7 @@
             <w:r>
               <w:rPr>
                 <w:rFonts w:ascii="Courier New" w:hAnsi="Courier New"/>
+                <w:i/>
                 <w:color w:val="555555"/>
                 <w:sz w:val="16"/>
               </w:rPr>
@@ -1271,6 +1647,7 @@
             <w:r>
               <w:rPr>
                 <w:rFonts w:ascii="Courier New" w:hAnsi="Courier New"/>
+                <w:i/>
                 <w:color w:val="555555"/>
                 <w:sz w:val="16"/>
               </w:rPr>
@@ -1287,6 +1664,7 @@
             <w:r>
               <w:rPr>
                 <w:rFonts w:ascii="Courier New" w:hAnsi="Courier New"/>
+                <w:i/>
                 <w:color w:val="555555"/>
                 <w:sz w:val="16"/>
               </w:rPr>
@@ -1303,6 +1681,7 @@
             <w:r>
               <w:rPr>
                 <w:rFonts w:ascii="Courier New" w:hAnsi="Courier New"/>
+                <w:i/>
                 <w:color w:val="555555"/>
                 <w:sz w:val="16"/>
               </w:rPr>
@@ -1319,6 +1698,7 @@
             <w:r>
               <w:rPr>
                 <w:rFonts w:ascii="Courier New" w:hAnsi="Courier New"/>
+                <w:i/>
                 <w:color w:val="555555"/>
                 <w:sz w:val="16"/>
               </w:rPr>
@@ -1335,6 +1715,7 @@
             <w:r>
               <w:rPr>
                 <w:rFonts w:ascii="Courier New" w:hAnsi="Courier New"/>
+                <w:i/>
                 <w:color w:val="555555"/>
                 <w:sz w:val="16"/>
               </w:rPr>
@@ -1383,6 +1764,7 @@
             <w:r>
               <w:rPr>
                 <w:rFonts w:ascii="Courier New" w:hAnsi="Courier New"/>
+                <w:i/>
                 <w:color w:val="555555"/>
                 <w:sz w:val="16"/>
               </w:rPr>
@@ -1399,6 +1781,7 @@
             <w:r>
               <w:rPr>
                 <w:rFonts w:ascii="Courier New" w:hAnsi="Courier New"/>
+                <w:i/>
                 <w:color w:val="555555"/>
                 <w:sz w:val="16"/>
               </w:rPr>
@@ -1415,6 +1798,7 @@
             <w:r>
               <w:rPr>
                 <w:rFonts w:ascii="Courier New" w:hAnsi="Courier New"/>
+                <w:i/>
                 <w:color w:val="555555"/>
                 <w:sz w:val="16"/>
               </w:rPr>
@@ -1431,6 +1815,7 @@
             <w:r>
               <w:rPr>
                 <w:rFonts w:ascii="Courier New" w:hAnsi="Courier New"/>
+                <w:i/>
                 <w:color w:val="555555"/>
                 <w:sz w:val="16"/>
               </w:rPr>
@@ -1447,6 +1832,7 @@
             <w:r>
               <w:rPr>
                 <w:rFonts w:ascii="Courier New" w:hAnsi="Courier New"/>
+                <w:i/>
                 <w:color w:val="555555"/>
                 <w:sz w:val="16"/>
               </w:rPr>
@@ -1463,6 +1849,7 @@
             <w:r>
               <w:rPr>
                 <w:rFonts w:ascii="Courier New" w:hAnsi="Courier New"/>
+                <w:i/>
                 <w:color w:val="555555"/>
                 <w:sz w:val="16"/>
               </w:rPr>
@@ -1479,6 +1866,7 @@
             <w:r>
               <w:rPr>
                 <w:rFonts w:ascii="Courier New" w:hAnsi="Courier New"/>
+                <w:i/>
                 <w:color w:val="555555"/>
                 <w:sz w:val="16"/>
               </w:rPr>
@@ -1495,6 +1883,7 @@
             <w:r>
               <w:rPr>
                 <w:rFonts w:ascii="Courier New" w:hAnsi="Courier New"/>
+                <w:i/>
                 <w:color w:val="555555"/>
                 <w:sz w:val="16"/>
               </w:rPr>
@@ -1543,6 +1932,7 @@
             <w:r>
               <w:rPr>
                 <w:rFonts w:ascii="Courier New" w:hAnsi="Courier New"/>
+                <w:i/>
                 <w:color w:val="555555"/>
                 <w:sz w:val="16"/>
               </w:rPr>
@@ -1559,6 +1949,7 @@
             <w:r>
               <w:rPr>
                 <w:rFonts w:ascii="Courier New" w:hAnsi="Courier New"/>
+                <w:i/>
                 <w:color w:val="555555"/>
                 <w:sz w:val="16"/>
               </w:rPr>
@@ -1575,6 +1966,7 @@
             <w:r>
               <w:rPr>
                 <w:rFonts w:ascii="Courier New" w:hAnsi="Courier New"/>
+                <w:i/>
                 <w:color w:val="555555"/>
                 <w:sz w:val="16"/>
               </w:rPr>
@@ -1591,6 +1983,7 @@
             <w:r>
               <w:rPr>
                 <w:rFonts w:ascii="Courier New" w:hAnsi="Courier New"/>
+                <w:i/>
                 <w:color w:val="555555"/>
                 <w:sz w:val="16"/>
               </w:rPr>
@@ -1607,6 +2000,7 @@
             <w:r>
               <w:rPr>
                 <w:rFonts w:ascii="Courier New" w:hAnsi="Courier New"/>
+                <w:i/>
                 <w:color w:val="555555"/>
                 <w:sz w:val="16"/>
               </w:rPr>
@@ -1623,6 +2017,7 @@
             <w:r>
               <w:rPr>
                 <w:rFonts w:ascii="Courier New" w:hAnsi="Courier New"/>
+                <w:i/>
                 <w:color w:val="555555"/>
                 <w:sz w:val="16"/>
               </w:rPr>
@@ -1639,6 +2034,7 @@
             <w:r>
               <w:rPr>
                 <w:rFonts w:ascii="Courier New" w:hAnsi="Courier New"/>
+                <w:i/>
                 <w:color w:val="555555"/>
                 <w:sz w:val="16"/>
               </w:rPr>
@@ -1655,6 +2051,7 @@
             <w:r>
               <w:rPr>
                 <w:rFonts w:ascii="Courier New" w:hAnsi="Courier New"/>
+                <w:i/>
                 <w:color w:val="555555"/>
                 <w:sz w:val="16"/>
               </w:rPr>
@@ -1703,6 +2100,7 @@
             <w:r>
               <w:rPr>
                 <w:rFonts w:ascii="Courier New" w:hAnsi="Courier New"/>
+                <w:i/>
                 <w:color w:val="555555"/>
                 <w:sz w:val="16"/>
               </w:rPr>
@@ -1719,6 +2117,7 @@
             <w:r>
               <w:rPr>
                 <w:rFonts w:ascii="Courier New" w:hAnsi="Courier New"/>
+                <w:i/>
                 <w:color w:val="555555"/>
                 <w:sz w:val="16"/>
               </w:rPr>
@@ -1735,6 +2134,7 @@
             <w:r>
               <w:rPr>
                 <w:rFonts w:ascii="Courier New" w:hAnsi="Courier New"/>
+                <w:i/>
                 <w:color w:val="555555"/>
                 <w:sz w:val="16"/>
               </w:rPr>
@@ -1751,6 +2151,7 @@
             <w:r>
               <w:rPr>
                 <w:rFonts w:ascii="Courier New" w:hAnsi="Courier New"/>
+                <w:i/>
                 <w:color w:val="555555"/>
                 <w:sz w:val="16"/>
               </w:rPr>
@@ -1767,6 +2168,7 @@
             <w:r>
               <w:rPr>
                 <w:rFonts w:ascii="Courier New" w:hAnsi="Courier New"/>
+                <w:i/>
                 <w:color w:val="555555"/>
                 <w:sz w:val="16"/>
               </w:rPr>
@@ -1783,6 +2185,7 @@
             <w:r>
               <w:rPr>
                 <w:rFonts w:ascii="Courier New" w:hAnsi="Courier New"/>
+                <w:i/>
                 <w:color w:val="555555"/>
                 <w:sz w:val="16"/>
               </w:rPr>
@@ -1799,6 +2202,7 @@
             <w:r>
               <w:rPr>
                 <w:rFonts w:ascii="Courier New" w:hAnsi="Courier New"/>
+                <w:i/>
                 <w:color w:val="555555"/>
                 <w:sz w:val="16"/>
               </w:rPr>
@@ -1847,6 +2251,7 @@
             <w:r>
               <w:rPr>
                 <w:rFonts w:ascii="Courier New" w:hAnsi="Courier New"/>
+                <w:i/>
                 <w:color w:val="555555"/>
                 <w:sz w:val="16"/>
               </w:rPr>
@@ -1863,6 +2268,7 @@
             <w:r>
               <w:rPr>
                 <w:rFonts w:ascii="Courier New" w:hAnsi="Courier New"/>
+                <w:i/>
                 <w:color w:val="555555"/>
                 <w:sz w:val="16"/>
               </w:rPr>
@@ -1879,6 +2285,7 @@
             <w:r>
               <w:rPr>
                 <w:rFonts w:ascii="Courier New" w:hAnsi="Courier New"/>
+                <w:i/>
                 <w:color w:val="555555"/>
                 <w:sz w:val="16"/>
               </w:rPr>
@@ -1895,6 +2302,7 @@
             <w:r>
               <w:rPr>
                 <w:rFonts w:ascii="Courier New" w:hAnsi="Courier New"/>
+                <w:i/>
                 <w:color w:val="555555"/>
                 <w:sz w:val="16"/>
               </w:rPr>
@@ -1911,6 +2319,7 @@
             <w:r>
               <w:rPr>
                 <w:rFonts w:ascii="Courier New" w:hAnsi="Courier New"/>
+                <w:i/>
                 <w:color w:val="555555"/>
                 <w:sz w:val="16"/>
               </w:rPr>
@@ -1927,6 +2336,7 @@
             <w:r>
               <w:rPr>
                 <w:rFonts w:ascii="Courier New" w:hAnsi="Courier New"/>
+                <w:i/>
                 <w:color w:val="555555"/>
                 <w:sz w:val="16"/>
               </w:rPr>
@@ -1943,6 +2353,7 @@
             <w:r>
               <w:rPr>
                 <w:rFonts w:ascii="Courier New" w:hAnsi="Courier New"/>
+                <w:i/>
                 <w:color w:val="555555"/>
                 <w:sz w:val="16"/>
               </w:rPr>
@@ -1991,6 +2402,7 @@
             <w:r>
               <w:rPr>
                 <w:rFonts w:ascii="Courier New" w:hAnsi="Courier New"/>
+                <w:i/>
                 <w:color w:val="555555"/>
                 <w:sz w:val="16"/>
               </w:rPr>
@@ -2007,6 +2419,7 @@
             <w:r>
               <w:rPr>
                 <w:rFonts w:ascii="Courier New" w:hAnsi="Courier New"/>
+                <w:i/>
                 <w:color w:val="555555"/>
                 <w:sz w:val="16"/>
               </w:rPr>
@@ -2023,6 +2436,7 @@
             <w:r>
               <w:rPr>
                 <w:rFonts w:ascii="Courier New" w:hAnsi="Courier New"/>
+                <w:i/>
                 <w:color w:val="555555"/>
                 <w:sz w:val="16"/>
               </w:rPr>
@@ -2039,6 +2453,7 @@
             <w:r>
               <w:rPr>
                 <w:rFonts w:ascii="Courier New" w:hAnsi="Courier New"/>
+                <w:i/>
                 <w:color w:val="555555"/>
                 <w:sz w:val="16"/>
               </w:rPr>
@@ -2055,6 +2470,7 @@
             <w:r>
               <w:rPr>
                 <w:rFonts w:ascii="Courier New" w:hAnsi="Courier New"/>
+                <w:i/>
                 <w:color w:val="555555"/>
                 <w:sz w:val="16"/>
               </w:rPr>
@@ -2071,6 +2487,7 @@
             <w:r>
               <w:rPr>
                 <w:rFonts w:ascii="Courier New" w:hAnsi="Courier New"/>
+                <w:i/>
                 <w:color w:val="555555"/>
                 <w:sz w:val="16"/>
               </w:rPr>
@@ -2119,6 +2536,7 @@
             <w:r>
               <w:rPr>
                 <w:rFonts w:ascii="Courier New" w:hAnsi="Courier New"/>
+                <w:i/>
                 <w:color w:val="555555"/>
                 <w:sz w:val="16"/>
               </w:rPr>
@@ -2135,6 +2553,7 @@
             <w:r>
               <w:rPr>
                 <w:rFonts w:ascii="Courier New" w:hAnsi="Courier New"/>
+                <w:i/>
                 <w:color w:val="555555"/>
                 <w:sz w:val="16"/>
               </w:rPr>
@@ -2151,6 +2570,7 @@
             <w:r>
               <w:rPr>
                 <w:rFonts w:ascii="Courier New" w:hAnsi="Courier New"/>
+                <w:i/>
                 <w:color w:val="555555"/>
                 <w:sz w:val="16"/>
               </w:rPr>
@@ -2167,6 +2587,7 @@
             <w:r>
               <w:rPr>
                 <w:rFonts w:ascii="Courier New" w:hAnsi="Courier New"/>
+                <w:i/>
                 <w:color w:val="555555"/>
                 <w:sz w:val="16"/>
               </w:rPr>
@@ -2183,6 +2604,7 @@
             <w:r>
               <w:rPr>
                 <w:rFonts w:ascii="Courier New" w:hAnsi="Courier New"/>
+                <w:i/>
                 <w:color w:val="555555"/>
                 <w:sz w:val="16"/>
               </w:rPr>
@@ -2199,6 +2621,7 @@
             <w:r>
               <w:rPr>
                 <w:rFonts w:ascii="Courier New" w:hAnsi="Courier New"/>
+                <w:i/>
                 <w:color w:val="555555"/>
                 <w:sz w:val="16"/>
               </w:rPr>
@@ -2215,6 +2638,7 @@
             <w:r>
               <w:rPr>
                 <w:rFonts w:ascii="Courier New" w:hAnsi="Courier New"/>
+                <w:i/>
                 <w:color w:val="555555"/>
                 <w:sz w:val="16"/>
               </w:rPr>
@@ -2231,6 +2655,7 @@
             <w:r>
               <w:rPr>
                 <w:rFonts w:ascii="Courier New" w:hAnsi="Courier New"/>
+                <w:i/>
                 <w:color w:val="555555"/>
                 <w:sz w:val="16"/>
               </w:rPr>
@@ -2279,6 +2704,7 @@
             <w:r>
               <w:rPr>
                 <w:rFonts w:ascii="Courier New" w:hAnsi="Courier New"/>
+                <w:i/>
                 <w:color w:val="555555"/>
                 <w:sz w:val="16"/>
               </w:rPr>
@@ -2295,6 +2721,7 @@
             <w:r>
               <w:rPr>
                 <w:rFonts w:ascii="Courier New" w:hAnsi="Courier New"/>
+                <w:i/>
                 <w:color w:val="555555"/>
                 <w:sz w:val="16"/>
               </w:rPr>
@@ -2311,6 +2738,7 @@
             <w:r>
               <w:rPr>
                 <w:rFonts w:ascii="Courier New" w:hAnsi="Courier New"/>
+                <w:i/>
                 <w:color w:val="555555"/>
                 <w:sz w:val="16"/>
               </w:rPr>
@@ -2327,6 +2755,7 @@
             <w:r>
               <w:rPr>
                 <w:rFonts w:ascii="Courier New" w:hAnsi="Courier New"/>
+                <w:i/>
                 <w:color w:val="555555"/>
                 <w:sz w:val="16"/>
               </w:rPr>
@@ -2343,6 +2772,7 @@
             <w:r>
               <w:rPr>
                 <w:rFonts w:ascii="Courier New" w:hAnsi="Courier New"/>
+                <w:i/>
                 <w:color w:val="555555"/>
                 <w:sz w:val="16"/>
               </w:rPr>
@@ -2359,6 +2789,7 @@
             <w:r>
               <w:rPr>
                 <w:rFonts w:ascii="Courier New" w:hAnsi="Courier New"/>
+                <w:i/>
                 <w:color w:val="555555"/>
                 <w:sz w:val="16"/>
               </w:rPr>
@@ -2375,6 +2806,7 @@
             <w:r>
               <w:rPr>
                 <w:rFonts w:ascii="Courier New" w:hAnsi="Courier New"/>
+                <w:i/>
                 <w:color w:val="555555"/>
                 <w:sz w:val="16"/>
               </w:rPr>
@@ -2391,6 +2823,7 @@
             <w:r>
               <w:rPr>
                 <w:rFonts w:ascii="Courier New" w:hAnsi="Courier New"/>
+                <w:i/>
                 <w:color w:val="555555"/>
                 <w:sz w:val="16"/>
               </w:rPr>
@@ -2439,6 +2872,7 @@
             <w:r>
               <w:rPr>
                 <w:rFonts w:ascii="Courier New" w:hAnsi="Courier New"/>
+                <w:i/>
                 <w:color w:val="555555"/>
                 <w:sz w:val="16"/>
               </w:rPr>
@@ -2455,6 +2889,7 @@
             <w:r>
               <w:rPr>
                 <w:rFonts w:ascii="Courier New" w:hAnsi="Courier New"/>
+                <w:i/>
                 <w:color w:val="555555"/>
                 <w:sz w:val="16"/>
               </w:rPr>
@@ -2471,6 +2906,7 @@
             <w:r>
               <w:rPr>
                 <w:rFonts w:ascii="Courier New" w:hAnsi="Courier New"/>
+                <w:i/>
                 <w:color w:val="555555"/>
                 <w:sz w:val="16"/>
               </w:rPr>
@@ -2487,6 +2923,7 @@
             <w:r>
               <w:rPr>
                 <w:rFonts w:ascii="Courier New" w:hAnsi="Courier New"/>
+                <w:i/>
                 <w:color w:val="555555"/>
                 <w:sz w:val="16"/>
               </w:rPr>
@@ -2535,6 +2972,7 @@
             <w:r>
               <w:rPr>
                 <w:rFonts w:ascii="Courier New" w:hAnsi="Courier New"/>
+                <w:i/>
                 <w:color w:val="555555"/>
                 <w:sz w:val="16"/>
               </w:rPr>
@@ -2551,6 +2989,7 @@
             <w:r>
               <w:rPr>
                 <w:rFonts w:ascii="Courier New" w:hAnsi="Courier New"/>
+                <w:i/>
                 <w:color w:val="555555"/>
                 <w:sz w:val="16"/>
               </w:rPr>
@@ -2567,6 +3006,7 @@
             <w:r>
               <w:rPr>
                 <w:rFonts w:ascii="Courier New" w:hAnsi="Courier New"/>
+                <w:i/>
                 <w:color w:val="555555"/>
                 <w:sz w:val="16"/>
               </w:rPr>
@@ -2583,6 +3023,7 @@
             <w:r>
               <w:rPr>
                 <w:rFonts w:ascii="Courier New" w:hAnsi="Courier New"/>
+                <w:i/>
                 <w:color w:val="555555"/>
                 <w:sz w:val="16"/>
               </w:rPr>
@@ -2599,6 +3040,7 @@
             <w:r>
               <w:rPr>
                 <w:rFonts w:ascii="Courier New" w:hAnsi="Courier New"/>
+                <w:i/>
                 <w:color w:val="555555"/>
                 <w:sz w:val="16"/>
               </w:rPr>
@@ -2615,6 +3057,7 @@
             <w:r>
               <w:rPr>
                 <w:rFonts w:ascii="Courier New" w:hAnsi="Courier New"/>
+                <w:i/>
                 <w:color w:val="555555"/>
                 <w:sz w:val="16"/>
               </w:rPr>
@@ -2754,7 +3197,7 @@
         <w:tc>
           <w:tcPr>
             <w:tcW w:type="dxa" w:w="8152"/>
-            <w:shd w:val="clear" w:color="auto" w:fill="F2F2F2"/>
+            <w:shd w:val="clear" w:color="auto" w:fill="EAEAEA"/>
             <w:tcBorders>
               <w:left w:val="thick" w:sz="24" w:color="1A5A6A"/>
             </w:tcBorders>
@@ -2792,6 +3235,7 @@
             <w:r>
               <w:rPr>
                 <w:rFonts w:ascii="Courier New" w:hAnsi="Courier New"/>
+                <w:i/>
                 <w:color w:val="555555"/>
                 <w:sz w:val="16"/>
               </w:rPr>
@@ -2808,6 +3252,7 @@
             <w:r>
               <w:rPr>
                 <w:rFonts w:ascii="Courier New" w:hAnsi="Courier New"/>
+                <w:i/>
                 <w:color w:val="555555"/>
                 <w:sz w:val="16"/>
               </w:rPr>
@@ -2835,7 +3280,7 @@
         <w:tc>
           <w:tcPr>
             <w:tcW w:type="dxa" w:w="8152"/>
-            <w:shd w:val="clear" w:color="auto" w:fill="F2F2F2"/>
+            <w:shd w:val="clear" w:color="auto" w:fill="EAEAEA"/>
             <w:tcBorders>
               <w:left w:val="thick" w:sz="24" w:color="1A5A6A"/>
             </w:tcBorders>
@@ -2964,7 +3409,7 @@
         <w:tc>
           <w:tcPr>
             <w:tcW w:type="dxa" w:w="8152"/>
-            <w:shd w:val="clear" w:color="auto" w:fill="F2F2F2"/>
+            <w:shd w:val="clear" w:color="auto" w:fill="EAEAEA"/>
             <w:tcBorders>
               <w:left w:val="thick" w:sz="24" w:color="1A5A6A"/>
             </w:tcBorders>
@@ -3052,16 +3497,24 @@
         <w:pStyle w:val="Endure-Subhead"/>
         <w:keepNext/>
         <w:spacing w:before="240" w:after="60"/>
+        <w:outlineLvl w:val="1"/>
       </w:pPr>
       <w:r>
+        <w:rPr>
+          <w:sz w:val="24"/>
+        </w:rPr>
         <w:t>30.2 Autenticación JWT con FastAPI</w:t>
       </w:r>
     </w:p>
     <w:p>
       <w:pPr>
         <w:pStyle w:val="Endure-FirstParagraphBodyText"/>
+        <w:spacing w:before="100" w:after="100"/>
       </w:pPr>
       <w:r>
+        <w:rPr>
+          <w:sz w:val="20"/>
+        </w:rPr>
         <w:t>El middleware JWT protege los endpoints de la API. Cada cliente recibe un token único; el middleware lo verifica antes de pasar la petición al servicio correspondiente.</w:t>
       </w:r>
     </w:p>
@@ -3070,10 +3523,11 @@
         <w:pStyle w:val="Endure-Subhead"/>
         <w:keepNext/>
         <w:spacing w:before="160" w:after="60"/>
+        <w:outlineLvl w:val="2"/>
       </w:pPr>
       <w:r>
         <w:rPr>
-          <w:sz w:val="18"/>
+          <w:sz w:val="22"/>
         </w:rPr>
         <w:t>30.2.1 Instalar Dependencias</w:t>
       </w:r>
@@ -3091,7 +3545,7 @@
         <w:tc>
           <w:tcPr>
             <w:tcW w:type="dxa" w:w="8152"/>
-            <w:shd w:val="clear" w:color="auto" w:fill="F2F2F2"/>
+            <w:shd w:val="clear" w:color="auto" w:fill="EAEAEA"/>
             <w:tcBorders>
               <w:left w:val="thick" w:sz="24" w:color="1A5A6A"/>
             </w:tcBorders>
@@ -3164,10 +3618,11 @@
         <w:pStyle w:val="Endure-Subhead"/>
         <w:keepNext/>
         <w:spacing w:before="160" w:after="60"/>
+        <w:outlineLvl w:val="2"/>
       </w:pPr>
       <w:r>
         <w:rPr>
-          <w:sz w:val="18"/>
+          <w:sz w:val="22"/>
         </w:rPr>
         <w:t>30.2.2 Servidor de Autenticación JWT</w:t>
       </w:r>
@@ -3185,7 +3640,7 @@
         <w:tc>
           <w:tcPr>
             <w:tcW w:type="dxa" w:w="8152"/>
-            <w:shd w:val="clear" w:color="auto" w:fill="F2F2F2"/>
+            <w:shd w:val="clear" w:color="auto" w:fill="EAEAEA"/>
             <w:tcBorders>
               <w:left w:val="thick" w:sz="24" w:color="1A5A6A"/>
             </w:tcBorders>
@@ -3206,7 +3661,8 @@
             <w:r>
               <w:rPr>
                 <w:rFonts w:ascii="Courier New" w:hAnsi="Courier New"/>
-                <w:color w:val="1A1A1A"/>
+                <w:i/>
+                <w:color w:val="888888"/>
                 <w:sz w:val="16"/>
               </w:rPr>
               <w:t>#!/usr/bin/env python3</w:t>
@@ -3508,7 +3964,8 @@
             <w:r>
               <w:rPr>
                 <w:rFonts w:ascii="Courier New" w:hAnsi="Courier New"/>
-                <w:color w:val="1A1A1A"/>
+                <w:i/>
+                <w:color w:val="888888"/>
                 <w:sz w:val="16"/>
               </w:rPr>
               <w:t># ── Configuración ──────────────────────────────────────────────────────────</w:t>
@@ -3792,7 +4249,8 @@
             <w:r>
               <w:rPr>
                 <w:rFonts w:ascii="Courier New" w:hAnsi="Courier New"/>
-                <w:color w:val="1A1A1A"/>
+                <w:i/>
+                <w:color w:val="888888"/>
                 <w:sz w:val="16"/>
               </w:rPr>
               <w:t># ── Gestión de clientes ───────────────────────────────────────────────────</w:t>
@@ -4348,7 +4806,8 @@
             <w:r>
               <w:rPr>
                 <w:rFonts w:ascii="Courier New" w:hAnsi="Courier New"/>
-                <w:color w:val="1A1A1A"/>
+                <w:i/>
+                <w:color w:val="888888"/>
                 <w:sz w:val="16"/>
               </w:rPr>
               <w:t># ── Endpoints de administración ───────────────────────────────────────────</w:t>
@@ -5063,7 +5522,8 @@
             <w:r>
               <w:rPr>
                 <w:rFonts w:ascii="Courier New" w:hAnsi="Courier New"/>
-                <w:color w:val="1A1A1A"/>
+                <w:i/>
+                <w:color w:val="888888"/>
                 <w:sz w:val="16"/>
               </w:rPr>
               <w:t># ── Endpoint de verificación (para Nginx auth_request) ───────────────────</w:t>
@@ -5206,7 +5666,8 @@
             <w:r>
               <w:rPr>
                 <w:rFonts w:ascii="Courier New" w:hAnsi="Courier New"/>
-                <w:color w:val="1A1A1A"/>
+                <w:i/>
+                <w:color w:val="888888"/>
                 <w:sz w:val="16"/>
               </w:rPr>
               <w:t># ── Health check ──────────────────────────────────────────────────────────</w:t>
@@ -5376,7 +5837,7 @@
         <w:tc>
           <w:tcPr>
             <w:tcW w:type="dxa" w:w="8152"/>
-            <w:shd w:val="clear" w:color="auto" w:fill="F2F2F2"/>
+            <w:shd w:val="clear" w:color="auto" w:fill="EAEAEA"/>
             <w:tcBorders>
               <w:left w:val="thick" w:sz="24" w:color="1A5A6A"/>
             </w:tcBorders>
@@ -5463,6 +5924,7 @@
             <w:r>
               <w:rPr>
                 <w:rFonts w:ascii="Courier New" w:hAnsi="Courier New"/>
+                <w:i/>
                 <w:color w:val="555555"/>
                 <w:sz w:val="16"/>
               </w:rPr>
@@ -5527,7 +5989,7 @@
             <w:r>
               <w:rPr>
                 <w:rFonts w:ascii="Courier New" w:hAnsi="Courier New"/>
-                <w:color w:val="555555"/>
+                <w:color w:val="1A1A1A"/>
                 <w:sz w:val="16"/>
               </w:rPr>
               <w:t>JWT_SECRET_KEY=REEMPLAZAR_CON_openssl_rand_hex_32</w:t>
@@ -5543,7 +6005,7 @@
             <w:r>
               <w:rPr>
                 <w:rFonts w:ascii="Courier New" w:hAnsi="Courier New"/>
-                <w:color w:val="555555"/>
+                <w:color w:val="1A1A1A"/>
                 <w:sz w:val="16"/>
               </w:rPr>
               <w:t>ADMIN_KEY=REEMPLAZAR_CON_clave_secreta_administrador</w:t>
@@ -5559,6 +6021,7 @@
             <w:r>
               <w:rPr>
                 <w:rFonts w:ascii="Courier New" w:hAnsi="Courier New"/>
+                <w:i/>
                 <w:color w:val="555555"/>
                 <w:sz w:val="16"/>
               </w:rPr>
@@ -5655,6 +6118,7 @@
             <w:r>
               <w:rPr>
                 <w:rFonts w:ascii="Courier New" w:hAnsi="Courier New"/>
+                <w:i/>
                 <w:color w:val="555555"/>
                 <w:sz w:val="16"/>
               </w:rPr>
@@ -5671,6 +6135,7 @@
             <w:r>
               <w:rPr>
                 <w:rFonts w:ascii="Courier New" w:hAnsi="Courier New"/>
+                <w:i/>
                 <w:color w:val="555555"/>
                 <w:sz w:val="16"/>
               </w:rPr>
@@ -5722,10 +6187,11 @@
         <w:pStyle w:val="Endure-Subhead"/>
         <w:keepNext/>
         <w:spacing w:before="160" w:after="60"/>
+        <w:outlineLvl w:val="2"/>
       </w:pPr>
       <w:r>
         <w:rPr>
-          <w:sz w:val="18"/>
+          <w:sz w:val="22"/>
         </w:rPr>
         <w:t>30.2.3 Registrar el Primer Cliente</w:t>
       </w:r>
@@ -5743,7 +6209,7 @@
         <w:tc>
           <w:tcPr>
             <w:tcW w:type="dxa" w:w="8152"/>
-            <w:shd w:val="clear" w:color="auto" w:fill="F2F2F2"/>
+            <w:shd w:val="clear" w:color="auto" w:fill="EAEAEA"/>
             <w:tcBorders>
               <w:left w:val="thick" w:sz="24" w:color="1A5A6A"/>
             </w:tcBorders>
@@ -5893,7 +6359,7 @@
             <w:r>
               <w:rPr>
                 <w:rFonts w:ascii="Courier New" w:hAnsi="Courier New"/>
-                <w:color w:val="555555"/>
+                <w:color w:val="1A1A1A"/>
                 <w:sz w:val="16"/>
               </w:rPr>
               <w:t>ADMIN_KEY=$(grep ADMIN_KEY ~/scripts/gateway/.env | cut -d= -f2)</w:t>
@@ -5925,6 +6391,7 @@
             <w:r>
               <w:rPr>
                 <w:rFonts w:ascii="Courier New" w:hAnsi="Courier New"/>
+                <w:i/>
                 <w:color w:val="555555"/>
                 <w:sz w:val="16"/>
               </w:rPr>
@@ -5941,6 +6408,7 @@
             <w:r>
               <w:rPr>
                 <w:rFonts w:ascii="Courier New" w:hAnsi="Courier New"/>
+                <w:i/>
                 <w:color w:val="555555"/>
                 <w:sz w:val="16"/>
               </w:rPr>
@@ -5957,6 +6425,7 @@
             <w:r>
               <w:rPr>
                 <w:rFonts w:ascii="Courier New" w:hAnsi="Courier New"/>
+                <w:i/>
                 <w:color w:val="555555"/>
                 <w:sz w:val="16"/>
               </w:rPr>
@@ -5973,6 +6442,7 @@
             <w:r>
               <w:rPr>
                 <w:rFonts w:ascii="Courier New" w:hAnsi="Courier New"/>
+                <w:i/>
                 <w:color w:val="555555"/>
                 <w:sz w:val="16"/>
               </w:rPr>
@@ -5989,6 +6459,7 @@
             <w:r>
               <w:rPr>
                 <w:rFonts w:ascii="Courier New" w:hAnsi="Courier New"/>
+                <w:i/>
                 <w:color w:val="555555"/>
                 <w:sz w:val="16"/>
               </w:rPr>
@@ -6016,7 +6487,7 @@
         <w:tc>
           <w:tcPr>
             <w:tcW w:type="dxa" w:w="8152"/>
-            <w:shd w:val="clear" w:color="auto" w:fill="F2F2F2"/>
+            <w:shd w:val="clear" w:color="auto" w:fill="EAEAEA"/>
             <w:tcBorders>
               <w:left w:val="thick" w:sz="24" w:color="1A5A6A"/>
             </w:tcBorders>
@@ -6128,7 +6599,7 @@
         <w:tc>
           <w:tcPr>
             <w:tcW w:type="dxa" w:w="8152"/>
-            <w:shd w:val="clear" w:color="auto" w:fill="F2F2F2"/>
+            <w:shd w:val="clear" w:color="auto" w:fill="EAEAEA"/>
             <w:tcBorders>
               <w:left w:val="thick" w:sz="24" w:color="1A5A6A"/>
             </w:tcBorders>
@@ -6166,7 +6637,7 @@
             <w:r>
               <w:rPr>
                 <w:rFonts w:ascii="Courier New" w:hAnsi="Courier New"/>
-                <w:color w:val="555555"/>
+                <w:color w:val="1A1A1A"/>
                 <w:sz w:val="16"/>
               </w:rPr>
               <w:t>TOKEN="eyJhbGciOiJIUzI1NiIsInR5cCI6IkpXVCJ9..."  # ← el token del paso anterior</w:t>
@@ -6198,6 +6669,7 @@
             <w:r>
               <w:rPr>
                 <w:rFonts w:ascii="Courier New" w:hAnsi="Courier New"/>
+                <w:i/>
                 <w:color w:val="555555"/>
                 <w:sz w:val="16"/>
               </w:rPr>
@@ -6214,6 +6686,7 @@
             <w:r>
               <w:rPr>
                 <w:rFonts w:ascii="Courier New" w:hAnsi="Courier New"/>
+                <w:i/>
                 <w:color w:val="555555"/>
                 <w:sz w:val="16"/>
               </w:rPr>
@@ -6241,7 +6714,7 @@
         <w:tc>
           <w:tcPr>
             <w:tcW w:type="dxa" w:w="8152"/>
-            <w:shd w:val="clear" w:color="auto" w:fill="F2F2F2"/>
+            <w:shd w:val="clear" w:color="auto" w:fill="EAEAEA"/>
             <w:tcBorders>
               <w:left w:val="thick" w:sz="24" w:color="1A5A6A"/>
             </w:tcBorders>
@@ -6329,16 +6802,24 @@
         <w:pStyle w:val="Endure-Subhead"/>
         <w:keepNext/>
         <w:spacing w:before="240" w:after="60"/>
+        <w:outlineLvl w:val="1"/>
       </w:pPr>
       <w:r>
+        <w:rPr>
+          <w:sz w:val="24"/>
+        </w:rPr>
         <w:t>30.3 Cloudflare Tunnel: Sin Abrir Puertos en el Router</w:t>
       </w:r>
     </w:p>
     <w:p>
       <w:pPr>
         <w:pStyle w:val="Endure-FirstParagraphBodyText"/>
+        <w:spacing w:before="100" w:after="100"/>
       </w:pPr>
       <w:r>
+        <w:rPr>
+          <w:sz w:val="20"/>
+        </w:rPr>
         <w:t>Cloudflare Tunnel establece una conexión saliente cifrada desde el Jetson hacia la red de Cloudflare. No requiere IP estática, no abre puertos en el router, y el tráfico pasa por HTTPS automáticamente.</w:t>
       </w:r>
     </w:p>
@@ -6347,10 +6828,11 @@
         <w:pStyle w:val="Endure-Subhead"/>
         <w:keepNext/>
         <w:spacing w:before="160" w:after="60"/>
+        <w:outlineLvl w:val="2"/>
       </w:pPr>
       <w:r>
         <w:rPr>
-          <w:sz w:val="18"/>
+          <w:sz w:val="22"/>
         </w:rPr>
         <w:t>30.3.1 Instalar cloudflared</w:t>
       </w:r>
@@ -6368,7 +6850,7 @@
         <w:tc>
           <w:tcPr>
             <w:tcW w:type="dxa" w:w="8152"/>
-            <w:shd w:val="clear" w:color="auto" w:fill="F2F2F2"/>
+            <w:shd w:val="clear" w:color="auto" w:fill="EAEAEA"/>
             <w:tcBorders>
               <w:left w:val="thick" w:sz="24" w:color="1A5A6A"/>
             </w:tcBorders>
@@ -6422,6 +6904,7 @@
             <w:r>
               <w:rPr>
                 <w:rFonts w:ascii="Courier New" w:hAnsi="Courier New"/>
+                <w:i/>
                 <w:color w:val="555555"/>
                 <w:sz w:val="16"/>
               </w:rPr>
@@ -6501,6 +6984,7 @@
             <w:r>
               <w:rPr>
                 <w:rFonts w:ascii="Courier New" w:hAnsi="Courier New"/>
+                <w:i/>
                 <w:color w:val="555555"/>
                 <w:sz w:val="16"/>
               </w:rPr>
@@ -6528,7 +7012,7 @@
         <w:tc>
           <w:tcPr>
             <w:tcW w:type="dxa" w:w="8152"/>
-            <w:shd w:val="clear" w:color="auto" w:fill="F2F2F2"/>
+            <w:shd w:val="clear" w:color="auto" w:fill="EAEAEA"/>
             <w:tcBorders>
               <w:left w:val="thick" w:sz="24" w:color="1A5A6A"/>
             </w:tcBorders>
@@ -6566,6 +7050,7 @@
             <w:r>
               <w:rPr>
                 <w:rFonts w:ascii="Courier New" w:hAnsi="Courier New"/>
+                <w:i/>
                 <w:color w:val="555555"/>
                 <w:sz w:val="16"/>
               </w:rPr>
@@ -6585,10 +7070,11 @@
         <w:pStyle w:val="Endure-Subhead"/>
         <w:keepNext/>
         <w:spacing w:before="160" w:after="60"/>
+        <w:outlineLvl w:val="2"/>
       </w:pPr>
       <w:r>
         <w:rPr>
-          <w:sz w:val="18"/>
+          <w:sz w:val="22"/>
         </w:rPr>
         <w:t>30.3.2 Autenticación con Cloudflare</w:t>
       </w:r>
@@ -6606,7 +7092,7 @@
         <w:tc>
           <w:tcPr>
             <w:tcW w:type="dxa" w:w="8152"/>
-            <w:shd w:val="clear" w:color="auto" w:fill="F2F2F2"/>
+            <w:shd w:val="clear" w:color="auto" w:fill="EAEAEA"/>
             <w:tcBorders>
               <w:left w:val="thick" w:sz="24" w:color="1A5A6A"/>
             </w:tcBorders>
@@ -6661,6 +7147,7 @@
             <w:r>
               <w:rPr>
                 <w:rFonts w:ascii="Courier New" w:hAnsi="Courier New"/>
+                <w:i/>
                 <w:color w:val="555555"/>
                 <w:sz w:val="16"/>
               </w:rPr>
@@ -6688,7 +7175,7 @@
         <w:tc>
           <w:tcPr>
             <w:tcW w:type="dxa" w:w="8152"/>
-            <w:shd w:val="clear" w:color="auto" w:fill="F2F2F2"/>
+            <w:shd w:val="clear" w:color="auto" w:fill="EAEAEA"/>
             <w:tcBorders>
               <w:left w:val="thick" w:sz="24" w:color="1A5A6A"/>
             </w:tcBorders>
@@ -6709,6 +7196,7 @@
             <w:r>
               <w:rPr>
                 <w:rFonts w:ascii="Courier New" w:hAnsi="Courier New"/>
+                <w:i/>
                 <w:color w:val="555555"/>
                 <w:sz w:val="16"/>
               </w:rPr>
@@ -6725,6 +7213,7 @@
             <w:r>
               <w:rPr>
                 <w:rFonts w:ascii="Courier New" w:hAnsi="Courier New"/>
+                <w:i/>
                 <w:color w:val="555555"/>
                 <w:sz w:val="16"/>
               </w:rPr>
@@ -6756,6 +7245,7 @@
             <w:r>
               <w:rPr>
                 <w:rFonts w:ascii="Courier New" w:hAnsi="Courier New"/>
+                <w:i/>
                 <w:color w:val="555555"/>
                 <w:sz w:val="16"/>
               </w:rPr>
@@ -6772,6 +7262,7 @@
             <w:r>
               <w:rPr>
                 <w:rFonts w:ascii="Courier New" w:hAnsi="Courier New"/>
+                <w:i/>
                 <w:color w:val="555555"/>
                 <w:sz w:val="16"/>
               </w:rPr>
@@ -6788,6 +7279,7 @@
             <w:r>
               <w:rPr>
                 <w:rFonts w:ascii="Courier New" w:hAnsi="Courier New"/>
+                <w:i/>
                 <w:color w:val="555555"/>
                 <w:sz w:val="16"/>
               </w:rPr>
@@ -6804,6 +7296,7 @@
             <w:r>
               <w:rPr>
                 <w:rFonts w:ascii="Courier New" w:hAnsi="Courier New"/>
+                <w:i/>
                 <w:color w:val="555555"/>
                 <w:sz w:val="16"/>
               </w:rPr>
@@ -6823,10 +7316,11 @@
         <w:pStyle w:val="Endure-Subhead"/>
         <w:keepNext/>
         <w:spacing w:before="160" w:after="60"/>
+        <w:outlineLvl w:val="2"/>
       </w:pPr>
       <w:r>
         <w:rPr>
-          <w:sz w:val="18"/>
+          <w:sz w:val="22"/>
         </w:rPr>
         <w:t>30.3.3 Crear el Túnel</w:t>
       </w:r>
@@ -6844,7 +7338,7 @@
         <w:tc>
           <w:tcPr>
             <w:tcW w:type="dxa" w:w="8152"/>
-            <w:shd w:val="clear" w:color="auto" w:fill="F2F2F2"/>
+            <w:shd w:val="clear" w:color="auto" w:fill="EAEAEA"/>
             <w:tcBorders>
               <w:left w:val="thick" w:sz="24" w:color="1A5A6A"/>
             </w:tcBorders>
@@ -6882,6 +7376,7 @@
             <w:r>
               <w:rPr>
                 <w:rFonts w:ascii="Courier New" w:hAnsi="Courier New"/>
+                <w:i/>
                 <w:color w:val="555555"/>
                 <w:sz w:val="16"/>
               </w:rPr>
@@ -6930,6 +7425,7 @@
             <w:r>
               <w:rPr>
                 <w:rFonts w:ascii="Courier New" w:hAnsi="Courier New"/>
+                <w:i/>
                 <w:color w:val="555555"/>
                 <w:sz w:val="16"/>
               </w:rPr>
@@ -6957,7 +7453,7 @@
         <w:tc>
           <w:tcPr>
             <w:tcW w:type="dxa" w:w="8152"/>
-            <w:shd w:val="clear" w:color="auto" w:fill="F2F2F2"/>
+            <w:shd w:val="clear" w:color="auto" w:fill="EAEAEA"/>
             <w:tcBorders>
               <w:left w:val="thick" w:sz="24" w:color="1A5A6A"/>
             </w:tcBorders>
@@ -6995,6 +7491,7 @@
             <w:r>
               <w:rPr>
                 <w:rFonts w:ascii="Courier New" w:hAnsi="Courier New"/>
+                <w:i/>
                 <w:color w:val="555555"/>
                 <w:sz w:val="16"/>
               </w:rPr>
@@ -7011,6 +7508,7 @@
             <w:r>
               <w:rPr>
                 <w:rFonts w:ascii="Courier New" w:hAnsi="Courier New"/>
+                <w:i/>
                 <w:color w:val="555555"/>
                 <w:sz w:val="16"/>
               </w:rPr>
@@ -7038,7 +7536,7 @@
         <w:tc>
           <w:tcPr>
             <w:tcW w:type="dxa" w:w="8152"/>
-            <w:shd w:val="clear" w:color="auto" w:fill="F2F2F2"/>
+            <w:shd w:val="clear" w:color="auto" w:fill="EAEAEA"/>
             <w:tcBorders>
               <w:left w:val="thick" w:sz="24" w:color="1A5A6A"/>
             </w:tcBorders>
@@ -7076,7 +7574,7 @@
             <w:r>
               <w:rPr>
                 <w:rFonts w:ascii="Courier New" w:hAnsi="Courier New"/>
-                <w:color w:val="555555"/>
+                <w:color w:val="1A1A1A"/>
                 <w:sz w:val="16"/>
               </w:rPr>
               <w:t>TUNNEL_ID=$(cloudflared tunnel list --output json | \</w:t>
@@ -7108,6 +7606,7 @@
             <w:r>
               <w:rPr>
                 <w:rFonts w:ascii="Courier New" w:hAnsi="Courier New"/>
+                <w:i/>
                 <w:color w:val="555555"/>
                 <w:sz w:val="16"/>
               </w:rPr>
@@ -7143,10 +7642,11 @@
         <w:pStyle w:val="Endure-Subhead"/>
         <w:keepNext/>
         <w:spacing w:before="160" w:after="60"/>
+        <w:outlineLvl w:val="2"/>
       </w:pPr>
       <w:r>
         <w:rPr>
-          <w:sz w:val="18"/>
+          <w:sz w:val="22"/>
         </w:rPr>
         <w:t>30.3.4 Configurar el Túnel</w:t>
       </w:r>
@@ -7164,7 +7664,7 @@
         <w:tc>
           <w:tcPr>
             <w:tcW w:type="dxa" w:w="8152"/>
-            <w:shd w:val="clear" w:color="auto" w:fill="F2F2F2"/>
+            <w:shd w:val="clear" w:color="auto" w:fill="EAEAEA"/>
             <w:tcBorders>
               <w:left w:val="thick" w:sz="24" w:color="1A5A6A"/>
             </w:tcBorders>
@@ -7249,6 +7749,7 @@
             <w:r>
               <w:rPr>
                 <w:rFonts w:ascii="Courier New" w:hAnsi="Courier New"/>
+                <w:i/>
                 <w:color w:val="555555"/>
                 <w:sz w:val="16"/>
               </w:rPr>
@@ -7265,6 +7766,7 @@
             <w:r>
               <w:rPr>
                 <w:rFonts w:ascii="Courier New" w:hAnsi="Courier New"/>
+                <w:i/>
                 <w:color w:val="555555"/>
                 <w:sz w:val="16"/>
               </w:rPr>
@@ -7313,6 +7815,7 @@
             <w:r>
               <w:rPr>
                 <w:rFonts w:ascii="Courier New" w:hAnsi="Courier New"/>
+                <w:i/>
                 <w:color w:val="555555"/>
                 <w:sz w:val="16"/>
               </w:rPr>
@@ -7346,6 +7849,7 @@
             <w:r>
               <w:rPr>
                 <w:rFonts w:ascii="Courier New" w:hAnsi="Courier New"/>
+                <w:i/>
                 <w:color w:val="555555"/>
                 <w:sz w:val="16"/>
               </w:rPr>
@@ -7410,6 +7914,7 @@
             <w:r>
               <w:rPr>
                 <w:rFonts w:ascii="Courier New" w:hAnsi="Courier New"/>
+                <w:i/>
                 <w:color w:val="555555"/>
                 <w:sz w:val="16"/>
               </w:rPr>
@@ -7474,6 +7979,7 @@
             <w:r>
               <w:rPr>
                 <w:rFonts w:ascii="Courier New" w:hAnsi="Courier New"/>
+                <w:i/>
                 <w:color w:val="555555"/>
                 <w:sz w:val="16"/>
               </w:rPr>
@@ -7490,6 +7996,7 @@
             <w:r>
               <w:rPr>
                 <w:rFonts w:ascii="Courier New" w:hAnsi="Courier New"/>
+                <w:i/>
                 <w:color w:val="555555"/>
                 <w:sz w:val="16"/>
               </w:rPr>
@@ -7564,7 +8071,7 @@
         <w:tc>
           <w:tcPr>
             <w:tcW w:type="dxa" w:w="8152"/>
-            <w:shd w:val="clear" w:color="auto" w:fill="F2F2F2"/>
+            <w:shd w:val="clear" w:color="auto" w:fill="EAEAEA"/>
             <w:tcBorders>
               <w:left w:val="thick" w:sz="24" w:color="1A5A6A"/>
             </w:tcBorders>
@@ -7602,6 +8109,7 @@
             <w:r>
               <w:rPr>
                 <w:rFonts w:ascii="Courier New" w:hAnsi="Courier New"/>
+                <w:i/>
                 <w:color w:val="555555"/>
                 <w:sz w:val="16"/>
               </w:rPr>
@@ -7618,6 +8126,7 @@
             <w:r>
               <w:rPr>
                 <w:rFonts w:ascii="Courier New" w:hAnsi="Courier New"/>
+                <w:i/>
                 <w:color w:val="555555"/>
                 <w:sz w:val="16"/>
               </w:rPr>
@@ -7666,6 +8175,7 @@
             <w:r>
               <w:rPr>
                 <w:rFonts w:ascii="Courier New" w:hAnsi="Courier New"/>
+                <w:i/>
                 <w:color w:val="555555"/>
                 <w:sz w:val="16"/>
               </w:rPr>
@@ -7685,10 +8195,11 @@
         <w:pStyle w:val="Endure-Subhead"/>
         <w:keepNext/>
         <w:spacing w:before="160" w:after="60"/>
+        <w:outlineLvl w:val="2"/>
       </w:pPr>
       <w:r>
         <w:rPr>
-          <w:sz w:val="18"/>
+          <w:sz w:val="22"/>
         </w:rPr>
         <w:t>30.3.5 Iniciar el Túnel</w:t>
       </w:r>
@@ -7706,7 +8217,7 @@
         <w:tc>
           <w:tcPr>
             <w:tcW w:type="dxa" w:w="8152"/>
-            <w:shd w:val="clear" w:color="auto" w:fill="F2F2F2"/>
+            <w:shd w:val="clear" w:color="auto" w:fill="EAEAEA"/>
             <w:tcBorders>
               <w:left w:val="thick" w:sz="24" w:color="1A5A6A"/>
             </w:tcBorders>
@@ -7744,6 +8255,7 @@
             <w:r>
               <w:rPr>
                 <w:rFonts w:ascii="Courier New" w:hAnsi="Courier New"/>
+                <w:i/>
                 <w:color w:val="555555"/>
                 <w:sz w:val="16"/>
               </w:rPr>
@@ -7836,7 +8348,7 @@
         <w:tc>
           <w:tcPr>
             <w:tcW w:type="dxa" w:w="8152"/>
-            <w:shd w:val="clear" w:color="auto" w:fill="F2F2F2"/>
+            <w:shd w:val="clear" w:color="auto" w:fill="EAEAEA"/>
             <w:tcBorders>
               <w:left w:val="thick" w:sz="24" w:color="1A5A6A"/>
             </w:tcBorders>
@@ -8030,7 +8542,7 @@
         <w:tc>
           <w:tcPr>
             <w:tcW w:type="dxa" w:w="8152"/>
-            <w:shd w:val="clear" w:color="auto" w:fill="F2F2F2"/>
+            <w:shd w:val="clear" w:color="auto" w:fill="EAEAEA"/>
             <w:tcBorders>
               <w:left w:val="thick" w:sz="24" w:color="1A5A6A"/>
             </w:tcBorders>
@@ -8068,6 +8580,7 @@
             <w:r>
               <w:rPr>
                 <w:rFonts w:ascii="Courier New" w:hAnsi="Courier New"/>
+                <w:i/>
                 <w:color w:val="555555"/>
                 <w:sz w:val="16"/>
               </w:rPr>
@@ -8084,6 +8597,7 @@
             <w:r>
               <w:rPr>
                 <w:rFonts w:ascii="Courier New" w:hAnsi="Courier New"/>
+                <w:i/>
                 <w:color w:val="555555"/>
                 <w:sz w:val="16"/>
               </w:rPr>
@@ -8100,6 +8614,7 @@
             <w:r>
               <w:rPr>
                 <w:rFonts w:ascii="Courier New" w:hAnsi="Courier New"/>
+                <w:i/>
                 <w:color w:val="555555"/>
                 <w:sz w:val="16"/>
               </w:rPr>
@@ -8119,16 +8634,24 @@
         <w:pStyle w:val="Endure-Subhead"/>
         <w:keepNext/>
         <w:spacing w:before="240" w:after="60"/>
+        <w:outlineLvl w:val="1"/>
       </w:pPr>
       <w:r>
+        <w:rPr>
+          <w:sz w:val="24"/>
+        </w:rPr>
         <w:t>30.4 Monitoreo con Uptime Kuma</w:t>
       </w:r>
     </w:p>
     <w:p>
       <w:pPr>
         <w:pStyle w:val="Endure-FirstParagraphBodyText"/>
+        <w:spacing w:before="100" w:after="100"/>
       </w:pPr>
       <w:r>
+        <w:rPr>
+          <w:sz w:val="20"/>
+        </w:rPr>
         <w:t>Uptime Kuma es un monitor de disponibilidad self-hosted que alerta cuando un servicio cae. Se ejecuta como contenedor Docker sin GPU.</w:t>
       </w:r>
     </w:p>
@@ -8145,7 +8668,7 @@
         <w:tc>
           <w:tcPr>
             <w:tcW w:type="dxa" w:w="8152"/>
-            <w:shd w:val="clear" w:color="auto" w:fill="F2F2F2"/>
+            <w:shd w:val="clear" w:color="auto" w:fill="EAEAEA"/>
             <w:tcBorders>
               <w:left w:val="thick" w:sz="24" w:color="1A5A6A"/>
             </w:tcBorders>
@@ -8199,6 +8722,7 @@
             <w:r>
               <w:rPr>
                 <w:rFonts w:ascii="Courier New" w:hAnsi="Courier New"/>
+                <w:i/>
                 <w:color w:val="555555"/>
                 <w:sz w:val="16"/>
               </w:rPr>
@@ -8215,6 +8739,7 @@
             <w:r>
               <w:rPr>
                 <w:rFonts w:ascii="Courier New" w:hAnsi="Courier New"/>
+                <w:i/>
                 <w:color w:val="555555"/>
                 <w:sz w:val="16"/>
               </w:rPr>
@@ -8231,6 +8756,7 @@
             <w:r>
               <w:rPr>
                 <w:rFonts w:ascii="Courier New" w:hAnsi="Courier New"/>
+                <w:i/>
                 <w:color w:val="555555"/>
                 <w:sz w:val="16"/>
               </w:rPr>
@@ -8247,6 +8773,7 @@
             <w:r>
               <w:rPr>
                 <w:rFonts w:ascii="Courier New" w:hAnsi="Courier New"/>
+                <w:i/>
                 <w:color w:val="555555"/>
                 <w:sz w:val="16"/>
               </w:rPr>
@@ -8263,6 +8790,7 @@
             <w:r>
               <w:rPr>
                 <w:rFonts w:ascii="Courier New" w:hAnsi="Courier New"/>
+                <w:i/>
                 <w:color w:val="555555"/>
                 <w:sz w:val="16"/>
               </w:rPr>
@@ -8327,8 +8855,12 @@
     <w:p>
       <w:pPr>
         <w:pStyle w:val="Endure-ChapterBodyText"/>
+        <w:spacing w:before="100" w:after="100"/>
       </w:pPr>
       <w:r>
+        <w:rPr>
+          <w:sz w:val="20"/>
+        </w:rPr>
         <w:t>Una vez accedido a la interfaz web, añadir los siguientes monitores:</w:t>
       </w:r>
     </w:p>
@@ -8345,20 +8877,38 @@
         <w:gridCol w:w="2038"/>
       </w:tblGrid>
       <w:tr>
+        <w:trPr>
+          <w:trHeight w:val="453" w:hRule="atLeast"/>
+          <w:tblHeader/>
+        </w:trPr>
         <w:tc>
           <w:tcPr>
             <w:tcW w:type="dxa" w:w="2038"/>
             <w:shd w:val="clear" w:color="auto" w:fill="1A5A6A"/>
+            <w:tcBorders>
+              <w:top w:val="single" w:sz="12" w:color="FFFFFF"/>
+              <w:left w:val="single" w:sz="12" w:color="FFFFFF"/>
+              <w:bottom w:val="single" w:sz="12" w:color="FFFFFF"/>
+              <w:right w:val="single" w:sz="12" w:color="FFFFFF"/>
+            </w:tcBorders>
+            <w:vAlign w:val="center"/>
+            <w:tcMar>
+              <w:top w:w="60" w:type="dxa"/>
+              <w:left w:w="120" w:type="dxa"/>
+              <w:bottom w:w="60" w:type="dxa"/>
+              <w:right w:w="80" w:type="dxa"/>
+            </w:tcMar>
           </w:tcPr>
           <w:p>
             <w:pPr>
+              <w:spacing w:before="0" w:after="0"/>
               <w:jc w:val="center"/>
             </w:pPr>
             <w:r>
               <w:rPr>
                 <w:b/>
                 <w:color w:val="FFFFFF"/>
-                <w:sz w:val="17"/>
+                <w:sz w:val="16"/>
               </w:rPr>
               <w:t>Monitor</w:t>
             </w:r>
@@ -8368,16 +8918,30 @@
           <w:tcPr>
             <w:tcW w:type="dxa" w:w="2038"/>
             <w:shd w:val="clear" w:color="auto" w:fill="1A5A6A"/>
+            <w:tcBorders>
+              <w:top w:val="single" w:sz="12" w:color="FFFFFF"/>
+              <w:left w:val="single" w:sz="12" w:color="FFFFFF"/>
+              <w:bottom w:val="single" w:sz="12" w:color="FFFFFF"/>
+              <w:right w:val="single" w:sz="12" w:color="FFFFFF"/>
+            </w:tcBorders>
+            <w:vAlign w:val="center"/>
+            <w:tcMar>
+              <w:top w:w="60" w:type="dxa"/>
+              <w:left w:w="120" w:type="dxa"/>
+              <w:bottom w:w="60" w:type="dxa"/>
+              <w:right w:w="80" w:type="dxa"/>
+            </w:tcMar>
           </w:tcPr>
           <w:p>
             <w:pPr>
+              <w:spacing w:before="0" w:after="0"/>
               <w:jc w:val="center"/>
             </w:pPr>
             <w:r>
               <w:rPr>
                 <w:b/>
                 <w:color w:val="FFFFFF"/>
-                <w:sz w:val="17"/>
+                <w:sz w:val="16"/>
               </w:rPr>
               <w:t>URL</w:t>
             </w:r>
@@ -8387,16 +8951,30 @@
           <w:tcPr>
             <w:tcW w:type="dxa" w:w="2038"/>
             <w:shd w:val="clear" w:color="auto" w:fill="1A5A6A"/>
+            <w:tcBorders>
+              <w:top w:val="single" w:sz="12" w:color="FFFFFF"/>
+              <w:left w:val="single" w:sz="12" w:color="FFFFFF"/>
+              <w:bottom w:val="single" w:sz="12" w:color="FFFFFF"/>
+              <w:right w:val="single" w:sz="12" w:color="FFFFFF"/>
+            </w:tcBorders>
+            <w:vAlign w:val="center"/>
+            <w:tcMar>
+              <w:top w:w="60" w:type="dxa"/>
+              <w:left w:w="120" w:type="dxa"/>
+              <w:bottom w:w="60" w:type="dxa"/>
+              <w:right w:w="80" w:type="dxa"/>
+            </w:tcMar>
           </w:tcPr>
           <w:p>
             <w:pPr>
+              <w:spacing w:before="0" w:after="0"/>
               <w:jc w:val="center"/>
             </w:pPr>
             <w:r>
               <w:rPr>
                 <w:b/>
                 <w:color w:val="FFFFFF"/>
-                <w:sz w:val="17"/>
+                <w:sz w:val="16"/>
               </w:rPr>
               <w:t>Tipo</w:t>
             </w:r>
@@ -8406,16 +8984,30 @@
           <w:tcPr>
             <w:tcW w:type="dxa" w:w="2038"/>
             <w:shd w:val="clear" w:color="auto" w:fill="1A5A6A"/>
+            <w:tcBorders>
+              <w:top w:val="single" w:sz="12" w:color="FFFFFF"/>
+              <w:left w:val="single" w:sz="12" w:color="FFFFFF"/>
+              <w:bottom w:val="single" w:sz="12" w:color="FFFFFF"/>
+              <w:right w:val="single" w:sz="12" w:color="FFFFFF"/>
+            </w:tcBorders>
+            <w:vAlign w:val="center"/>
+            <w:tcMar>
+              <w:top w:w="60" w:type="dxa"/>
+              <w:left w:w="120" w:type="dxa"/>
+              <w:bottom w:w="60" w:type="dxa"/>
+              <w:right w:w="80" w:type="dxa"/>
+            </w:tcMar>
           </w:tcPr>
           <w:p>
             <w:pPr>
+              <w:spacing w:before="0" w:after="0"/>
               <w:jc w:val="center"/>
             </w:pPr>
             <w:r>
               <w:rPr>
                 <w:b/>
                 <w:color w:val="FFFFFF"/>
-                <w:sz w:val="17"/>
+                <w:sz w:val="16"/>
               </w:rPr>
               <w:t>Intervalo</w:t>
             </w:r>
@@ -8423,15 +9015,35 @@
         </w:tc>
       </w:tr>
       <w:tr>
+        <w:trPr>
+          <w:trHeight w:val="283" w:hRule="atLeast"/>
+        </w:trPr>
         <w:tc>
           <w:tcPr>
             <w:tcW w:type="dxa" w:w="2038"/>
-            <w:shd w:val="clear" w:color="auto" w:fill="F8F8F8"/>
+            <w:shd w:val="clear" w:color="auto" w:fill="EAEAEA"/>
+            <w:tcBorders>
+              <w:top w:val="single" w:sz="12" w:color="FFFFFF"/>
+              <w:left w:val="single" w:sz="12" w:color="FFFFFF"/>
+              <w:bottom w:val="single" w:sz="12" w:color="FFFFFF"/>
+              <w:right w:val="single" w:sz="12" w:color="FFFFFF"/>
+            </w:tcBorders>
+            <w:vAlign w:val="center"/>
+            <w:tcMar>
+              <w:top w:w="40" w:type="dxa"/>
+              <w:left w:w="120" w:type="dxa"/>
+              <w:bottom w:w="40" w:type="dxa"/>
+              <w:right w:w="80" w:type="dxa"/>
+            </w:tcMar>
           </w:tcPr>
           <w:p>
-            <w:r>
-              <w:rPr>
-                <w:sz w:val="17"/>
+            <w:pPr>
+              <w:spacing w:before="0" w:after="0"/>
+              <w:jc w:val="center"/>
+            </w:pPr>
+            <w:r>
+              <w:rPr>
+                <w:sz w:val="16"/>
               </w:rPr>
               <w:t>Jetson Gateway</w:t>
             </w:r>
@@ -8440,12 +9052,29 @@
         <w:tc>
           <w:tcPr>
             <w:tcW w:type="dxa" w:w="2038"/>
-            <w:shd w:val="clear" w:color="auto" w:fill="F8F8F8"/>
+            <w:shd w:val="clear" w:color="auto" w:fill="EAEAEA"/>
+            <w:tcBorders>
+              <w:top w:val="single" w:sz="12" w:color="FFFFFF"/>
+              <w:left w:val="single" w:sz="12" w:color="FFFFFF"/>
+              <w:bottom w:val="single" w:sz="12" w:color="FFFFFF"/>
+              <w:right w:val="single" w:sz="12" w:color="FFFFFF"/>
+            </w:tcBorders>
+            <w:vAlign w:val="center"/>
+            <w:tcMar>
+              <w:top w:w="40" w:type="dxa"/>
+              <w:left w:w="120" w:type="dxa"/>
+              <w:bottom w:w="40" w:type="dxa"/>
+              <w:right w:w="80" w:type="dxa"/>
+            </w:tcMar>
           </w:tcPr>
           <w:p>
-            <w:r>
-              <w:rPr>
-                <w:sz w:val="17"/>
+            <w:pPr>
+              <w:spacing w:before="0" w:after="0"/>
+              <w:jc w:val="center"/>
+            </w:pPr>
+            <w:r>
+              <w:rPr>
+                <w:sz w:val="16"/>
               </w:rPr>
               <w:t>http://localhost:8088/health</w:t>
             </w:r>
@@ -8454,12 +9083,29 @@
         <w:tc>
           <w:tcPr>
             <w:tcW w:type="dxa" w:w="2038"/>
-            <w:shd w:val="clear" w:color="auto" w:fill="F8F8F8"/>
+            <w:shd w:val="clear" w:color="auto" w:fill="EAEAEA"/>
+            <w:tcBorders>
+              <w:top w:val="single" w:sz="12" w:color="FFFFFF"/>
+              <w:left w:val="single" w:sz="12" w:color="FFFFFF"/>
+              <w:bottom w:val="single" w:sz="12" w:color="FFFFFF"/>
+              <w:right w:val="single" w:sz="12" w:color="FFFFFF"/>
+            </w:tcBorders>
+            <w:vAlign w:val="center"/>
+            <w:tcMar>
+              <w:top w:w="40" w:type="dxa"/>
+              <w:left w:w="120" w:type="dxa"/>
+              <w:bottom w:w="40" w:type="dxa"/>
+              <w:right w:w="80" w:type="dxa"/>
+            </w:tcMar>
           </w:tcPr>
           <w:p>
-            <w:r>
-              <w:rPr>
-                <w:sz w:val="17"/>
+            <w:pPr>
+              <w:spacing w:before="0" w:after="0"/>
+              <w:jc w:val="center"/>
+            </w:pPr>
+            <w:r>
+              <w:rPr>
+                <w:sz w:val="16"/>
               </w:rPr>
               <w:t>HTTP</w:t>
             </w:r>
@@ -8468,12 +9114,29 @@
         <w:tc>
           <w:tcPr>
             <w:tcW w:type="dxa" w:w="2038"/>
-            <w:shd w:val="clear" w:color="auto" w:fill="F8F8F8"/>
+            <w:shd w:val="clear" w:color="auto" w:fill="EAEAEA"/>
+            <w:tcBorders>
+              <w:top w:val="single" w:sz="12" w:color="FFFFFF"/>
+              <w:left w:val="single" w:sz="12" w:color="FFFFFF"/>
+              <w:bottom w:val="single" w:sz="12" w:color="FFFFFF"/>
+              <w:right w:val="single" w:sz="12" w:color="FFFFFF"/>
+            </w:tcBorders>
+            <w:vAlign w:val="center"/>
+            <w:tcMar>
+              <w:top w:w="40" w:type="dxa"/>
+              <w:left w:w="120" w:type="dxa"/>
+              <w:bottom w:w="40" w:type="dxa"/>
+              <w:right w:w="80" w:type="dxa"/>
+            </w:tcMar>
           </w:tcPr>
           <w:p>
-            <w:r>
-              <w:rPr>
-                <w:sz w:val="17"/>
+            <w:pPr>
+              <w:spacing w:before="0" w:after="0"/>
+              <w:jc w:val="center"/>
+            </w:pPr>
+            <w:r>
+              <w:rPr>
+                <w:sz w:val="16"/>
               </w:rPr>
               <w:t>60s</w:t>
             </w:r>
@@ -8481,15 +9144,35 @@
         </w:tc>
       </w:tr>
       <w:tr>
+        <w:trPr>
+          <w:trHeight w:val="283" w:hRule="atLeast"/>
+        </w:trPr>
         <w:tc>
           <w:tcPr>
             <w:tcW w:type="dxa" w:w="2038"/>
-            <w:shd w:val="clear" w:color="auto" w:fill="FFFFFF"/>
+            <w:shd w:val="clear" w:color="auto" w:fill="EAEAEA"/>
+            <w:tcBorders>
+              <w:top w:val="single" w:sz="12" w:color="FFFFFF"/>
+              <w:left w:val="single" w:sz="12" w:color="FFFFFF"/>
+              <w:bottom w:val="single" w:sz="12" w:color="FFFFFF"/>
+              <w:right w:val="single" w:sz="12" w:color="FFFFFF"/>
+            </w:tcBorders>
+            <w:vAlign w:val="center"/>
+            <w:tcMar>
+              <w:top w:w="40" w:type="dxa"/>
+              <w:left w:w="120" w:type="dxa"/>
+              <w:bottom w:w="40" w:type="dxa"/>
+              <w:right w:w="80" w:type="dxa"/>
+            </w:tcMar>
           </w:tcPr>
           <w:p>
-            <w:r>
-              <w:rPr>
-                <w:sz w:val="17"/>
+            <w:pPr>
+              <w:spacing w:before="0" w:after="0"/>
+              <w:jc w:val="center"/>
+            </w:pPr>
+            <w:r>
+              <w:rPr>
+                <w:sz w:val="16"/>
               </w:rPr>
               <w:t>JWT Auth</w:t>
             </w:r>
@@ -8498,12 +9181,29 @@
         <w:tc>
           <w:tcPr>
             <w:tcW w:type="dxa" w:w="2038"/>
-            <w:shd w:val="clear" w:color="auto" w:fill="FFFFFF"/>
+            <w:shd w:val="clear" w:color="auto" w:fill="EAEAEA"/>
+            <w:tcBorders>
+              <w:top w:val="single" w:sz="12" w:color="FFFFFF"/>
+              <w:left w:val="single" w:sz="12" w:color="FFFFFF"/>
+              <w:bottom w:val="single" w:sz="12" w:color="FFFFFF"/>
+              <w:right w:val="single" w:sz="12" w:color="FFFFFF"/>
+            </w:tcBorders>
+            <w:vAlign w:val="center"/>
+            <w:tcMar>
+              <w:top w:w="40" w:type="dxa"/>
+              <w:left w:w="120" w:type="dxa"/>
+              <w:bottom w:w="40" w:type="dxa"/>
+              <w:right w:w="80" w:type="dxa"/>
+            </w:tcMar>
           </w:tcPr>
           <w:p>
-            <w:r>
-              <w:rPr>
-                <w:sz w:val="17"/>
+            <w:pPr>
+              <w:spacing w:before="0" w:after="0"/>
+              <w:jc w:val="center"/>
+            </w:pPr>
+            <w:r>
+              <w:rPr>
+                <w:sz w:val="16"/>
               </w:rPr>
               <w:t>http://localhost:9100/health</w:t>
             </w:r>
@@ -8512,12 +9212,29 @@
         <w:tc>
           <w:tcPr>
             <w:tcW w:type="dxa" w:w="2038"/>
-            <w:shd w:val="clear" w:color="auto" w:fill="FFFFFF"/>
+            <w:shd w:val="clear" w:color="auto" w:fill="EAEAEA"/>
+            <w:tcBorders>
+              <w:top w:val="single" w:sz="12" w:color="FFFFFF"/>
+              <w:left w:val="single" w:sz="12" w:color="FFFFFF"/>
+              <w:bottom w:val="single" w:sz="12" w:color="FFFFFF"/>
+              <w:right w:val="single" w:sz="12" w:color="FFFFFF"/>
+            </w:tcBorders>
+            <w:vAlign w:val="center"/>
+            <w:tcMar>
+              <w:top w:w="40" w:type="dxa"/>
+              <w:left w:w="120" w:type="dxa"/>
+              <w:bottom w:w="40" w:type="dxa"/>
+              <w:right w:w="80" w:type="dxa"/>
+            </w:tcMar>
           </w:tcPr>
           <w:p>
-            <w:r>
-              <w:rPr>
-                <w:sz w:val="17"/>
+            <w:pPr>
+              <w:spacing w:before="0" w:after="0"/>
+              <w:jc w:val="center"/>
+            </w:pPr>
+            <w:r>
+              <w:rPr>
+                <w:sz w:val="16"/>
               </w:rPr>
               <w:t>HTTP</w:t>
             </w:r>
@@ -8526,12 +9243,29 @@
         <w:tc>
           <w:tcPr>
             <w:tcW w:type="dxa" w:w="2038"/>
-            <w:shd w:val="clear" w:color="auto" w:fill="FFFFFF"/>
+            <w:shd w:val="clear" w:color="auto" w:fill="EAEAEA"/>
+            <w:tcBorders>
+              <w:top w:val="single" w:sz="12" w:color="FFFFFF"/>
+              <w:left w:val="single" w:sz="12" w:color="FFFFFF"/>
+              <w:bottom w:val="single" w:sz="12" w:color="FFFFFF"/>
+              <w:right w:val="single" w:sz="12" w:color="FFFFFF"/>
+            </w:tcBorders>
+            <w:vAlign w:val="center"/>
+            <w:tcMar>
+              <w:top w:w="40" w:type="dxa"/>
+              <w:left w:w="120" w:type="dxa"/>
+              <w:bottom w:w="40" w:type="dxa"/>
+              <w:right w:w="80" w:type="dxa"/>
+            </w:tcMar>
           </w:tcPr>
           <w:p>
-            <w:r>
-              <w:rPr>
-                <w:sz w:val="17"/>
+            <w:pPr>
+              <w:spacing w:before="0" w:after="0"/>
+              <w:jc w:val="center"/>
+            </w:pPr>
+            <w:r>
+              <w:rPr>
+                <w:sz w:val="16"/>
               </w:rPr>
               <w:t>60s</w:t>
             </w:r>
@@ -8539,15 +9273,35 @@
         </w:tc>
       </w:tr>
       <w:tr>
+        <w:trPr>
+          <w:trHeight w:val="283" w:hRule="atLeast"/>
+        </w:trPr>
         <w:tc>
           <w:tcPr>
             <w:tcW w:type="dxa" w:w="2038"/>
-            <w:shd w:val="clear" w:color="auto" w:fill="F8F8F8"/>
+            <w:shd w:val="clear" w:color="auto" w:fill="EAEAEA"/>
+            <w:tcBorders>
+              <w:top w:val="single" w:sz="12" w:color="FFFFFF"/>
+              <w:left w:val="single" w:sz="12" w:color="FFFFFF"/>
+              <w:bottom w:val="single" w:sz="12" w:color="FFFFFF"/>
+              <w:right w:val="single" w:sz="12" w:color="FFFFFF"/>
+            </w:tcBorders>
+            <w:vAlign w:val="center"/>
+            <w:tcMar>
+              <w:top w:w="40" w:type="dxa"/>
+              <w:left w:w="120" w:type="dxa"/>
+              <w:bottom w:w="40" w:type="dxa"/>
+              <w:right w:w="80" w:type="dxa"/>
+            </w:tcMar>
           </w:tcPr>
           <w:p>
-            <w:r>
-              <w:rPr>
-                <w:sz w:val="17"/>
+            <w:pPr>
+              <w:spacing w:before="0" w:after="0"/>
+              <w:jc w:val="center"/>
+            </w:pPr>
+            <w:r>
+              <w:rPr>
+                <w:sz w:val="16"/>
               </w:rPr>
               <w:t>vLLM (cuando activo)</w:t>
             </w:r>
@@ -8556,12 +9310,29 @@
         <w:tc>
           <w:tcPr>
             <w:tcW w:type="dxa" w:w="2038"/>
-            <w:shd w:val="clear" w:color="auto" w:fill="F8F8F8"/>
+            <w:shd w:val="clear" w:color="auto" w:fill="EAEAEA"/>
+            <w:tcBorders>
+              <w:top w:val="single" w:sz="12" w:color="FFFFFF"/>
+              <w:left w:val="single" w:sz="12" w:color="FFFFFF"/>
+              <w:bottom w:val="single" w:sz="12" w:color="FFFFFF"/>
+              <w:right w:val="single" w:sz="12" w:color="FFFFFF"/>
+            </w:tcBorders>
+            <w:vAlign w:val="center"/>
+            <w:tcMar>
+              <w:top w:w="40" w:type="dxa"/>
+              <w:left w:w="120" w:type="dxa"/>
+              <w:bottom w:w="40" w:type="dxa"/>
+              <w:right w:w="80" w:type="dxa"/>
+            </w:tcMar>
           </w:tcPr>
           <w:p>
-            <w:r>
-              <w:rPr>
-                <w:sz w:val="17"/>
+            <w:pPr>
+              <w:spacing w:before="0" w:after="0"/>
+              <w:jc w:val="both"/>
+            </w:pPr>
+            <w:r>
+              <w:rPr>
+                <w:sz w:val="16"/>
               </w:rPr>
               <w:t>http://localhost:8000/v1/models</w:t>
             </w:r>
@@ -8570,12 +9341,29 @@
         <w:tc>
           <w:tcPr>
             <w:tcW w:type="dxa" w:w="2038"/>
-            <w:shd w:val="clear" w:color="auto" w:fill="F8F8F8"/>
+            <w:shd w:val="clear" w:color="auto" w:fill="EAEAEA"/>
+            <w:tcBorders>
+              <w:top w:val="single" w:sz="12" w:color="FFFFFF"/>
+              <w:left w:val="single" w:sz="12" w:color="FFFFFF"/>
+              <w:bottom w:val="single" w:sz="12" w:color="FFFFFF"/>
+              <w:right w:val="single" w:sz="12" w:color="FFFFFF"/>
+            </w:tcBorders>
+            <w:vAlign w:val="center"/>
+            <w:tcMar>
+              <w:top w:w="40" w:type="dxa"/>
+              <w:left w:w="120" w:type="dxa"/>
+              <w:bottom w:w="40" w:type="dxa"/>
+              <w:right w:w="80" w:type="dxa"/>
+            </w:tcMar>
           </w:tcPr>
           <w:p>
-            <w:r>
-              <w:rPr>
-                <w:sz w:val="17"/>
+            <w:pPr>
+              <w:spacing w:before="0" w:after="0"/>
+              <w:jc w:val="center"/>
+            </w:pPr>
+            <w:r>
+              <w:rPr>
+                <w:sz w:val="16"/>
               </w:rPr>
               <w:t>HTTP</w:t>
             </w:r>
@@ -8584,12 +9372,29 @@
         <w:tc>
           <w:tcPr>
             <w:tcW w:type="dxa" w:w="2038"/>
-            <w:shd w:val="clear" w:color="auto" w:fill="F8F8F8"/>
+            <w:shd w:val="clear" w:color="auto" w:fill="EAEAEA"/>
+            <w:tcBorders>
+              <w:top w:val="single" w:sz="12" w:color="FFFFFF"/>
+              <w:left w:val="single" w:sz="12" w:color="FFFFFF"/>
+              <w:bottom w:val="single" w:sz="12" w:color="FFFFFF"/>
+              <w:right w:val="single" w:sz="12" w:color="FFFFFF"/>
+            </w:tcBorders>
+            <w:vAlign w:val="center"/>
+            <w:tcMar>
+              <w:top w:w="40" w:type="dxa"/>
+              <w:left w:w="120" w:type="dxa"/>
+              <w:bottom w:w="40" w:type="dxa"/>
+              <w:right w:w="80" w:type="dxa"/>
+            </w:tcMar>
           </w:tcPr>
           <w:p>
-            <w:r>
-              <w:rPr>
-                <w:sz w:val="17"/>
+            <w:pPr>
+              <w:spacing w:before="0" w:after="0"/>
+              <w:jc w:val="center"/>
+            </w:pPr>
+            <w:r>
+              <w:rPr>
+                <w:sz w:val="16"/>
               </w:rPr>
               <w:t>120s</w:t>
             </w:r>
@@ -8597,15 +9402,35 @@
         </w:tc>
       </w:tr>
       <w:tr>
+        <w:trPr>
+          <w:trHeight w:val="283" w:hRule="atLeast"/>
+        </w:trPr>
         <w:tc>
           <w:tcPr>
             <w:tcW w:type="dxa" w:w="2038"/>
-            <w:shd w:val="clear" w:color="auto" w:fill="FFFFFF"/>
+            <w:shd w:val="clear" w:color="auto" w:fill="EAEAEA"/>
+            <w:tcBorders>
+              <w:top w:val="single" w:sz="12" w:color="FFFFFF"/>
+              <w:left w:val="single" w:sz="12" w:color="FFFFFF"/>
+              <w:bottom w:val="single" w:sz="12" w:color="FFFFFF"/>
+              <w:right w:val="single" w:sz="12" w:color="FFFFFF"/>
+            </w:tcBorders>
+            <w:vAlign w:val="center"/>
+            <w:tcMar>
+              <w:top w:w="40" w:type="dxa"/>
+              <w:left w:w="120" w:type="dxa"/>
+              <w:bottom w:w="40" w:type="dxa"/>
+              <w:right w:w="80" w:type="dxa"/>
+            </w:tcMar>
           </w:tcPr>
           <w:p>
-            <w:r>
-              <w:rPr>
-                <w:sz w:val="17"/>
+            <w:pPr>
+              <w:spacing w:before="0" w:after="0"/>
+              <w:jc w:val="center"/>
+            </w:pPr>
+            <w:r>
+              <w:rPr>
+                <w:sz w:val="16"/>
               </w:rPr>
               <w:t>Ollama (cuando activo)</w:t>
             </w:r>
@@ -8614,12 +9439,29 @@
         <w:tc>
           <w:tcPr>
             <w:tcW w:type="dxa" w:w="2038"/>
-            <w:shd w:val="clear" w:color="auto" w:fill="FFFFFF"/>
+            <w:shd w:val="clear" w:color="auto" w:fill="EAEAEA"/>
+            <w:tcBorders>
+              <w:top w:val="single" w:sz="12" w:color="FFFFFF"/>
+              <w:left w:val="single" w:sz="12" w:color="FFFFFF"/>
+              <w:bottom w:val="single" w:sz="12" w:color="FFFFFF"/>
+              <w:right w:val="single" w:sz="12" w:color="FFFFFF"/>
+            </w:tcBorders>
+            <w:vAlign w:val="center"/>
+            <w:tcMar>
+              <w:top w:w="40" w:type="dxa"/>
+              <w:left w:w="120" w:type="dxa"/>
+              <w:bottom w:w="40" w:type="dxa"/>
+              <w:right w:w="80" w:type="dxa"/>
+            </w:tcMar>
           </w:tcPr>
           <w:p>
-            <w:r>
-              <w:rPr>
-                <w:sz w:val="17"/>
+            <w:pPr>
+              <w:spacing w:before="0" w:after="0"/>
+              <w:jc w:val="both"/>
+            </w:pPr>
+            <w:r>
+              <w:rPr>
+                <w:sz w:val="16"/>
               </w:rPr>
               <w:t>http://localhost:11434/api/version</w:t>
             </w:r>
@@ -8628,12 +9470,29 @@
         <w:tc>
           <w:tcPr>
             <w:tcW w:type="dxa" w:w="2038"/>
-            <w:shd w:val="clear" w:color="auto" w:fill="FFFFFF"/>
+            <w:shd w:val="clear" w:color="auto" w:fill="EAEAEA"/>
+            <w:tcBorders>
+              <w:top w:val="single" w:sz="12" w:color="FFFFFF"/>
+              <w:left w:val="single" w:sz="12" w:color="FFFFFF"/>
+              <w:bottom w:val="single" w:sz="12" w:color="FFFFFF"/>
+              <w:right w:val="single" w:sz="12" w:color="FFFFFF"/>
+            </w:tcBorders>
+            <w:vAlign w:val="center"/>
+            <w:tcMar>
+              <w:top w:w="40" w:type="dxa"/>
+              <w:left w:w="120" w:type="dxa"/>
+              <w:bottom w:w="40" w:type="dxa"/>
+              <w:right w:w="80" w:type="dxa"/>
+            </w:tcMar>
           </w:tcPr>
           <w:p>
-            <w:r>
-              <w:rPr>
-                <w:sz w:val="17"/>
+            <w:pPr>
+              <w:spacing w:before="0" w:after="0"/>
+              <w:jc w:val="center"/>
+            </w:pPr>
+            <w:r>
+              <w:rPr>
+                <w:sz w:val="16"/>
               </w:rPr>
               <w:t>HTTP</w:t>
             </w:r>
@@ -8642,12 +9501,29 @@
         <w:tc>
           <w:tcPr>
             <w:tcW w:type="dxa" w:w="2038"/>
-            <w:shd w:val="clear" w:color="auto" w:fill="FFFFFF"/>
+            <w:shd w:val="clear" w:color="auto" w:fill="EAEAEA"/>
+            <w:tcBorders>
+              <w:top w:val="single" w:sz="12" w:color="FFFFFF"/>
+              <w:left w:val="single" w:sz="12" w:color="FFFFFF"/>
+              <w:bottom w:val="single" w:sz="12" w:color="FFFFFF"/>
+              <w:right w:val="single" w:sz="12" w:color="FFFFFF"/>
+            </w:tcBorders>
+            <w:vAlign w:val="center"/>
+            <w:tcMar>
+              <w:top w:w="40" w:type="dxa"/>
+              <w:left w:w="120" w:type="dxa"/>
+              <w:bottom w:w="40" w:type="dxa"/>
+              <w:right w:w="80" w:type="dxa"/>
+            </w:tcMar>
           </w:tcPr>
           <w:p>
-            <w:r>
-              <w:rPr>
-                <w:sz w:val="17"/>
+            <w:pPr>
+              <w:spacing w:before="0" w:after="0"/>
+              <w:jc w:val="center"/>
+            </w:pPr>
+            <w:r>
+              <w:rPr>
+                <w:sz w:val="16"/>
               </w:rPr>
               <w:t>120s</w:t>
             </w:r>
@@ -8655,15 +9531,35 @@
         </w:tc>
       </w:tr>
       <w:tr>
+        <w:trPr>
+          <w:trHeight w:val="283" w:hRule="atLeast"/>
+        </w:trPr>
         <w:tc>
           <w:tcPr>
             <w:tcW w:type="dxa" w:w="2038"/>
-            <w:shd w:val="clear" w:color="auto" w:fill="F8F8F8"/>
+            <w:shd w:val="clear" w:color="auto" w:fill="EAEAEA"/>
+            <w:tcBorders>
+              <w:top w:val="single" w:sz="12" w:color="FFFFFF"/>
+              <w:left w:val="single" w:sz="12" w:color="FFFFFF"/>
+              <w:bottom w:val="single" w:sz="12" w:color="FFFFFF"/>
+              <w:right w:val="single" w:sz="12" w:color="FFFFFF"/>
+            </w:tcBorders>
+            <w:vAlign w:val="center"/>
+            <w:tcMar>
+              <w:top w:w="40" w:type="dxa"/>
+              <w:left w:w="120" w:type="dxa"/>
+              <w:bottom w:w="40" w:type="dxa"/>
+              <w:right w:w="80" w:type="dxa"/>
+            </w:tcMar>
           </w:tcPr>
           <w:p>
-            <w:r>
-              <w:rPr>
-                <w:sz w:val="17"/>
+            <w:pPr>
+              <w:spacing w:before="0" w:after="0"/>
+              <w:jc w:val="center"/>
+            </w:pPr>
+            <w:r>
+              <w:rPr>
+                <w:sz w:val="16"/>
               </w:rPr>
               <w:t>faster-whisper (cuando activo)</w:t>
             </w:r>
@@ -8672,12 +9568,29 @@
         <w:tc>
           <w:tcPr>
             <w:tcW w:type="dxa" w:w="2038"/>
-            <w:shd w:val="clear" w:color="auto" w:fill="F8F8F8"/>
+            <w:shd w:val="clear" w:color="auto" w:fill="EAEAEA"/>
+            <w:tcBorders>
+              <w:top w:val="single" w:sz="12" w:color="FFFFFF"/>
+              <w:left w:val="single" w:sz="12" w:color="FFFFFF"/>
+              <w:bottom w:val="single" w:sz="12" w:color="FFFFFF"/>
+              <w:right w:val="single" w:sz="12" w:color="FFFFFF"/>
+            </w:tcBorders>
+            <w:vAlign w:val="center"/>
+            <w:tcMar>
+              <w:top w:w="40" w:type="dxa"/>
+              <w:left w:w="120" w:type="dxa"/>
+              <w:bottom w:w="40" w:type="dxa"/>
+              <w:right w:w="80" w:type="dxa"/>
+            </w:tcMar>
           </w:tcPr>
           <w:p>
-            <w:r>
-              <w:rPr>
-                <w:sz w:val="17"/>
+            <w:pPr>
+              <w:spacing w:before="0" w:after="0"/>
+              <w:jc w:val="center"/>
+            </w:pPr>
+            <w:r>
+              <w:rPr>
+                <w:sz w:val="16"/>
               </w:rPr>
               <w:t>http://localhost:8000/health</w:t>
             </w:r>
@@ -8686,12 +9599,29 @@
         <w:tc>
           <w:tcPr>
             <w:tcW w:type="dxa" w:w="2038"/>
-            <w:shd w:val="clear" w:color="auto" w:fill="F8F8F8"/>
+            <w:shd w:val="clear" w:color="auto" w:fill="EAEAEA"/>
+            <w:tcBorders>
+              <w:top w:val="single" w:sz="12" w:color="FFFFFF"/>
+              <w:left w:val="single" w:sz="12" w:color="FFFFFF"/>
+              <w:bottom w:val="single" w:sz="12" w:color="FFFFFF"/>
+              <w:right w:val="single" w:sz="12" w:color="FFFFFF"/>
+            </w:tcBorders>
+            <w:vAlign w:val="center"/>
+            <w:tcMar>
+              <w:top w:w="40" w:type="dxa"/>
+              <w:left w:w="120" w:type="dxa"/>
+              <w:bottom w:w="40" w:type="dxa"/>
+              <w:right w:w="80" w:type="dxa"/>
+            </w:tcMar>
           </w:tcPr>
           <w:p>
-            <w:r>
-              <w:rPr>
-                <w:sz w:val="17"/>
+            <w:pPr>
+              <w:spacing w:before="0" w:after="0"/>
+              <w:jc w:val="center"/>
+            </w:pPr>
+            <w:r>
+              <w:rPr>
+                <w:sz w:val="16"/>
               </w:rPr>
               <w:t>HTTP</w:t>
             </w:r>
@@ -8700,12 +9630,29 @@
         <w:tc>
           <w:tcPr>
             <w:tcW w:type="dxa" w:w="2038"/>
-            <w:shd w:val="clear" w:color="auto" w:fill="F8F8F8"/>
+            <w:shd w:val="clear" w:color="auto" w:fill="EAEAEA"/>
+            <w:tcBorders>
+              <w:top w:val="single" w:sz="12" w:color="FFFFFF"/>
+              <w:left w:val="single" w:sz="12" w:color="FFFFFF"/>
+              <w:bottom w:val="single" w:sz="12" w:color="FFFFFF"/>
+              <w:right w:val="single" w:sz="12" w:color="FFFFFF"/>
+            </w:tcBorders>
+            <w:vAlign w:val="center"/>
+            <w:tcMar>
+              <w:top w:w="40" w:type="dxa"/>
+              <w:left w:w="120" w:type="dxa"/>
+              <w:bottom w:w="40" w:type="dxa"/>
+              <w:right w:w="80" w:type="dxa"/>
+            </w:tcMar>
           </w:tcPr>
           <w:p>
-            <w:r>
-              <w:rPr>
-                <w:sz w:val="17"/>
+            <w:pPr>
+              <w:spacing w:before="0" w:after="0"/>
+              <w:jc w:val="center"/>
+            </w:pPr>
+            <w:r>
+              <w:rPr>
+                <w:sz w:val="16"/>
               </w:rPr>
               <w:t>60s</w:t>
             </w:r>
@@ -8713,15 +9660,35 @@
         </w:tc>
       </w:tr>
       <w:tr>
+        <w:trPr>
+          <w:trHeight w:val="283" w:hRule="atLeast"/>
+        </w:trPr>
         <w:tc>
           <w:tcPr>
             <w:tcW w:type="dxa" w:w="2038"/>
-            <w:shd w:val="clear" w:color="auto" w:fill="FFFFFF"/>
+            <w:shd w:val="clear" w:color="auto" w:fill="EAEAEA"/>
+            <w:tcBorders>
+              <w:top w:val="single" w:sz="12" w:color="FFFFFF"/>
+              <w:left w:val="single" w:sz="12" w:color="FFFFFF"/>
+              <w:bottom w:val="single" w:sz="12" w:color="FFFFFF"/>
+              <w:right w:val="single" w:sz="12" w:color="FFFFFF"/>
+            </w:tcBorders>
+            <w:vAlign w:val="center"/>
+            <w:tcMar>
+              <w:top w:w="40" w:type="dxa"/>
+              <w:left w:w="120" w:type="dxa"/>
+              <w:bottom w:w="40" w:type="dxa"/>
+              <w:right w:w="80" w:type="dxa"/>
+            </w:tcMar>
           </w:tcPr>
           <w:p>
-            <w:r>
-              <w:rPr>
-                <w:sz w:val="17"/>
+            <w:pPr>
+              <w:spacing w:before="0" w:after="0"/>
+              <w:jc w:val="center"/>
+            </w:pPr>
+            <w:r>
+              <w:rPr>
+                <w:sz w:val="16"/>
               </w:rPr>
               <w:t>Cloudflare Tunnel</w:t>
             </w:r>
@@ -8730,12 +9697,29 @@
         <w:tc>
           <w:tcPr>
             <w:tcW w:type="dxa" w:w="2038"/>
-            <w:shd w:val="clear" w:color="auto" w:fill="FFFFFF"/>
+            <w:shd w:val="clear" w:color="auto" w:fill="EAEAEA"/>
+            <w:tcBorders>
+              <w:top w:val="single" w:sz="12" w:color="FFFFFF"/>
+              <w:left w:val="single" w:sz="12" w:color="FFFFFF"/>
+              <w:bottom w:val="single" w:sz="12" w:color="FFFFFF"/>
+              <w:right w:val="single" w:sz="12" w:color="FFFFFF"/>
+            </w:tcBorders>
+            <w:vAlign w:val="center"/>
+            <w:tcMar>
+              <w:top w:w="40" w:type="dxa"/>
+              <w:left w:w="120" w:type="dxa"/>
+              <w:bottom w:w="40" w:type="dxa"/>
+              <w:right w:w="80" w:type="dxa"/>
+            </w:tcMar>
           </w:tcPr>
           <w:p>
-            <w:r>
-              <w:rPr>
-                <w:sz w:val="17"/>
+            <w:pPr>
+              <w:spacing w:before="0" w:after="0"/>
+              <w:jc w:val="both"/>
+            </w:pPr>
+            <w:r>
+              <w:rPr>
+                <w:sz w:val="16"/>
               </w:rPr>
               <w:t>https://jetson.sudominio.com/health</w:t>
             </w:r>
@@ -8744,12 +9728,29 @@
         <w:tc>
           <w:tcPr>
             <w:tcW w:type="dxa" w:w="2038"/>
-            <w:shd w:val="clear" w:color="auto" w:fill="FFFFFF"/>
+            <w:shd w:val="clear" w:color="auto" w:fill="EAEAEA"/>
+            <w:tcBorders>
+              <w:top w:val="single" w:sz="12" w:color="FFFFFF"/>
+              <w:left w:val="single" w:sz="12" w:color="FFFFFF"/>
+              <w:bottom w:val="single" w:sz="12" w:color="FFFFFF"/>
+              <w:right w:val="single" w:sz="12" w:color="FFFFFF"/>
+            </w:tcBorders>
+            <w:vAlign w:val="center"/>
+            <w:tcMar>
+              <w:top w:w="40" w:type="dxa"/>
+              <w:left w:w="120" w:type="dxa"/>
+              <w:bottom w:w="40" w:type="dxa"/>
+              <w:right w:w="80" w:type="dxa"/>
+            </w:tcMar>
           </w:tcPr>
           <w:p>
-            <w:r>
-              <w:rPr>
-                <w:sz w:val="17"/>
+            <w:pPr>
+              <w:spacing w:before="0" w:after="0"/>
+              <w:jc w:val="center"/>
+            </w:pPr>
+            <w:r>
+              <w:rPr>
+                <w:sz w:val="16"/>
               </w:rPr>
               <w:t>HTTP</w:t>
             </w:r>
@@ -8758,12 +9759,29 @@
         <w:tc>
           <w:tcPr>
             <w:tcW w:type="dxa" w:w="2038"/>
-            <w:shd w:val="clear" w:color="auto" w:fill="FFFFFF"/>
+            <w:shd w:val="clear" w:color="auto" w:fill="EAEAEA"/>
+            <w:tcBorders>
+              <w:top w:val="single" w:sz="12" w:color="FFFFFF"/>
+              <w:left w:val="single" w:sz="12" w:color="FFFFFF"/>
+              <w:bottom w:val="single" w:sz="12" w:color="FFFFFF"/>
+              <w:right w:val="single" w:sz="12" w:color="FFFFFF"/>
+            </w:tcBorders>
+            <w:vAlign w:val="center"/>
+            <w:tcMar>
+              <w:top w:w="40" w:type="dxa"/>
+              <w:left w:w="120" w:type="dxa"/>
+              <w:bottom w:w="40" w:type="dxa"/>
+              <w:right w:w="80" w:type="dxa"/>
+            </w:tcMar>
           </w:tcPr>
           <w:p>
-            <w:r>
-              <w:rPr>
-                <w:sz w:val="17"/>
+            <w:pPr>
+              <w:spacing w:before="0" w:after="0"/>
+              <w:jc w:val="center"/>
+            </w:pPr>
+            <w:r>
+              <w:rPr>
+                <w:sz w:val="16"/>
               </w:rPr>
               <w:t>120s</w:t>
             </w:r>
@@ -8781,8 +9799,12 @@
         <w:pStyle w:val="Endure-Subhead"/>
         <w:keepNext/>
         <w:spacing w:before="240" w:after="60"/>
+        <w:outlineLvl w:val="1"/>
       </w:pPr>
       <w:r>
+        <w:rPr>
+          <w:sz w:val="24"/>
+        </w:rPr>
         <w:t>30.5 Logging Estructurado y Logrotate</w:t>
       </w:r>
     </w:p>
@@ -8799,7 +9821,7 @@
         <w:tc>
           <w:tcPr>
             <w:tcW w:type="dxa" w:w="8152"/>
-            <w:shd w:val="clear" w:color="auto" w:fill="F2F2F2"/>
+            <w:shd w:val="clear" w:color="auto" w:fill="EAEAEA"/>
             <w:tcBorders>
               <w:left w:val="thick" w:sz="24" w:color="1A5A6A"/>
             </w:tcBorders>
@@ -8901,6 +9923,7 @@
             <w:r>
               <w:rPr>
                 <w:rFonts w:ascii="Courier New" w:hAnsi="Courier New"/>
+                <w:i/>
                 <w:color w:val="555555"/>
                 <w:sz w:val="16"/>
               </w:rPr>
@@ -8917,6 +9940,7 @@
             <w:r>
               <w:rPr>
                 <w:rFonts w:ascii="Courier New" w:hAnsi="Courier New"/>
+                <w:i/>
                 <w:color w:val="555555"/>
                 <w:sz w:val="16"/>
               </w:rPr>
@@ -8933,6 +9957,7 @@
             <w:r>
               <w:rPr>
                 <w:rFonts w:ascii="Courier New" w:hAnsi="Courier New"/>
+                <w:i/>
                 <w:color w:val="555555"/>
                 <w:sz w:val="16"/>
               </w:rPr>
@@ -8949,6 +9974,7 @@
             <w:r>
               <w:rPr>
                 <w:rFonts w:ascii="Courier New" w:hAnsi="Courier New"/>
+                <w:i/>
                 <w:color w:val="555555"/>
                 <w:sz w:val="16"/>
               </w:rPr>
@@ -8965,6 +9991,7 @@
             <w:r>
               <w:rPr>
                 <w:rFonts w:ascii="Courier New" w:hAnsi="Courier New"/>
+                <w:i/>
                 <w:color w:val="555555"/>
                 <w:sz w:val="16"/>
               </w:rPr>
@@ -8981,6 +10008,7 @@
             <w:r>
               <w:rPr>
                 <w:rFonts w:ascii="Courier New" w:hAnsi="Courier New"/>
+                <w:i/>
                 <w:color w:val="555555"/>
                 <w:sz w:val="16"/>
               </w:rPr>
@@ -8997,6 +10025,7 @@
             <w:r>
               <w:rPr>
                 <w:rFonts w:ascii="Courier New" w:hAnsi="Courier New"/>
+                <w:i/>
                 <w:color w:val="555555"/>
                 <w:sz w:val="16"/>
               </w:rPr>
@@ -9013,6 +10042,7 @@
             <w:r>
               <w:rPr>
                 <w:rFonts w:ascii="Courier New" w:hAnsi="Courier New"/>
+                <w:i/>
                 <w:color w:val="555555"/>
                 <w:sz w:val="16"/>
               </w:rPr>
@@ -9029,6 +10059,7 @@
             <w:r>
               <w:rPr>
                 <w:rFonts w:ascii="Courier New" w:hAnsi="Courier New"/>
+                <w:i/>
                 <w:color w:val="555555"/>
                 <w:sz w:val="16"/>
               </w:rPr>
@@ -9062,6 +10093,7 @@
             <w:r>
               <w:rPr>
                 <w:rFonts w:ascii="Courier New" w:hAnsi="Courier New"/>
+                <w:i/>
                 <w:color w:val="555555"/>
                 <w:sz w:val="16"/>
               </w:rPr>
@@ -9078,6 +10110,7 @@
             <w:r>
               <w:rPr>
                 <w:rFonts w:ascii="Courier New" w:hAnsi="Courier New"/>
+                <w:i/>
                 <w:color w:val="555555"/>
                 <w:sz w:val="16"/>
               </w:rPr>
@@ -9094,6 +10127,7 @@
             <w:r>
               <w:rPr>
                 <w:rFonts w:ascii="Courier New" w:hAnsi="Courier New"/>
+                <w:i/>
                 <w:color w:val="555555"/>
                 <w:sz w:val="16"/>
               </w:rPr>
@@ -9110,6 +10144,7 @@
             <w:r>
               <w:rPr>
                 <w:rFonts w:ascii="Courier New" w:hAnsi="Courier New"/>
+                <w:i/>
                 <w:color w:val="555555"/>
                 <w:sz w:val="16"/>
               </w:rPr>
@@ -9168,7 +10203,7 @@
         <w:tc>
           <w:tcPr>
             <w:tcW w:type="dxa" w:w="8152"/>
-            <w:shd w:val="clear" w:color="auto" w:fill="F2F2F2"/>
+            <w:shd w:val="clear" w:color="auto" w:fill="EAEAEA"/>
             <w:tcBorders>
               <w:left w:val="thick" w:sz="24" w:color="1A5A6A"/>
             </w:tcBorders>
@@ -9222,6 +10257,7 @@
             <w:r>
               <w:rPr>
                 <w:rFonts w:ascii="Courier New" w:hAnsi="Courier New"/>
+                <w:i/>
                 <w:color w:val="555555"/>
                 <w:sz w:val="16"/>
               </w:rPr>
@@ -9238,6 +10274,7 @@
             <w:r>
               <w:rPr>
                 <w:rFonts w:ascii="Courier New" w:hAnsi="Courier New"/>
+                <w:i/>
                 <w:color w:val="555555"/>
                 <w:sz w:val="16"/>
               </w:rPr>
@@ -9254,6 +10291,7 @@
             <w:r>
               <w:rPr>
                 <w:rFonts w:ascii="Courier New" w:hAnsi="Courier New"/>
+                <w:i/>
                 <w:color w:val="555555"/>
                 <w:sz w:val="16"/>
               </w:rPr>
@@ -9270,6 +10308,7 @@
             <w:r>
               <w:rPr>
                 <w:rFonts w:ascii="Courier New" w:hAnsi="Courier New"/>
+                <w:i/>
                 <w:color w:val="555555"/>
                 <w:sz w:val="16"/>
               </w:rPr>
@@ -9286,6 +10325,7 @@
             <w:r>
               <w:rPr>
                 <w:rFonts w:ascii="Courier New" w:hAnsi="Courier New"/>
+                <w:i/>
                 <w:color w:val="555555"/>
                 <w:sz w:val="16"/>
               </w:rPr>
@@ -9302,6 +10342,7 @@
             <w:r>
               <w:rPr>
                 <w:rFonts w:ascii="Courier New" w:hAnsi="Courier New"/>
+                <w:i/>
                 <w:color w:val="555555"/>
                 <w:sz w:val="16"/>
               </w:rPr>
@@ -9318,6 +10359,7 @@
             <w:r>
               <w:rPr>
                 <w:rFonts w:ascii="Courier New" w:hAnsi="Courier New"/>
+                <w:i/>
                 <w:color w:val="555555"/>
                 <w:sz w:val="16"/>
               </w:rPr>
@@ -9334,6 +10376,7 @@
             <w:r>
               <w:rPr>
                 <w:rFonts w:ascii="Courier New" w:hAnsi="Courier New"/>
+                <w:i/>
                 <w:color w:val="555555"/>
                 <w:sz w:val="16"/>
               </w:rPr>
@@ -9350,6 +10393,7 @@
             <w:r>
               <w:rPr>
                 <w:rFonts w:ascii="Courier New" w:hAnsi="Courier New"/>
+                <w:i/>
                 <w:color w:val="555555"/>
                 <w:sz w:val="16"/>
               </w:rPr>
@@ -9366,6 +10410,7 @@
             <w:r>
               <w:rPr>
                 <w:rFonts w:ascii="Courier New" w:hAnsi="Courier New"/>
+                <w:i/>
                 <w:color w:val="555555"/>
                 <w:sz w:val="16"/>
               </w:rPr>
@@ -9382,6 +10427,7 @@
             <w:r>
               <w:rPr>
                 <w:rFonts w:ascii="Courier New" w:hAnsi="Courier New"/>
+                <w:i/>
                 <w:color w:val="555555"/>
                 <w:sz w:val="16"/>
               </w:rPr>
@@ -9398,6 +10444,7 @@
             <w:r>
               <w:rPr>
                 <w:rFonts w:ascii="Courier New" w:hAnsi="Courier New"/>
+                <w:i/>
                 <w:color w:val="555555"/>
                 <w:sz w:val="16"/>
               </w:rPr>
@@ -9429,6 +10476,7 @@
             <w:r>
               <w:rPr>
                 <w:rFonts w:ascii="Courier New" w:hAnsi="Courier New"/>
+                <w:i/>
                 <w:color w:val="555555"/>
                 <w:sz w:val="16"/>
               </w:rPr>
@@ -9445,6 +10493,7 @@
             <w:r>
               <w:rPr>
                 <w:rFonts w:ascii="Courier New" w:hAnsi="Courier New"/>
+                <w:i/>
                 <w:color w:val="555555"/>
                 <w:sz w:val="16"/>
               </w:rPr>
@@ -9461,6 +10510,7 @@
             <w:r>
               <w:rPr>
                 <w:rFonts w:ascii="Courier New" w:hAnsi="Courier New"/>
+                <w:i/>
                 <w:color w:val="555555"/>
                 <w:sz w:val="16"/>
               </w:rPr>
@@ -9527,8 +10577,12 @@
         <w:pStyle w:val="Endure-Subhead"/>
         <w:keepNext/>
         <w:spacing w:before="240" w:after="60"/>
+        <w:outlineLvl w:val="1"/>
       </w:pPr>
       <w:r>
+        <w:rPr>
+          <w:sz w:val="24"/>
+        </w:rPr>
         <w:t>30.6 Scripts de Gestión del Gateway</w:t>
       </w:r>
     </w:p>
@@ -9545,7 +10599,7 @@
         <w:tc>
           <w:tcPr>
             <w:tcW w:type="dxa" w:w="8152"/>
-            <w:shd w:val="clear" w:color="auto" w:fill="F2F2F2"/>
+            <w:shd w:val="clear" w:color="auto" w:fill="EAEAEA"/>
             <w:tcBorders>
               <w:left w:val="thick" w:sz="24" w:color="1A5A6A"/>
             </w:tcBorders>
@@ -9633,6 +10687,7 @@
             <w:r>
               <w:rPr>
                 <w:rFonts w:ascii="Courier New" w:hAnsi="Courier New"/>
+                <w:i/>
                 <w:color w:val="555555"/>
                 <w:sz w:val="16"/>
               </w:rPr>
@@ -9664,7 +10719,7 @@
             <w:r>
               <w:rPr>
                 <w:rFonts w:ascii="Courier New" w:hAnsi="Courier New"/>
-                <w:color w:val="555555"/>
+                <w:color w:val="1A1A1A"/>
                 <w:sz w:val="16"/>
               </w:rPr>
               <w:t>VENV="$HOME/venvs/llm"</w:t>
@@ -9680,7 +10735,7 @@
             <w:r>
               <w:rPr>
                 <w:rFonts w:ascii="Courier New" w:hAnsi="Courier New"/>
-                <w:color w:val="555555"/>
+                <w:color w:val="1A1A1A"/>
                 <w:sz w:val="16"/>
               </w:rPr>
               <w:t>JWT_PID_FILE="$HOME/scripts/gateway/jwt_gateway.pid"</w:t>
@@ -9696,7 +10751,7 @@
             <w:r>
               <w:rPr>
                 <w:rFonts w:ascii="Courier New" w:hAnsi="Courier New"/>
-                <w:color w:val="555555"/>
+                <w:color w:val="1A1A1A"/>
                 <w:sz w:val="16"/>
               </w:rPr>
               <w:t>ENV_FILE="$HOME/scripts/gateway/.env"</w:t>
@@ -9727,6 +10782,7 @@
             <w:r>
               <w:rPr>
                 <w:rFonts w:ascii="Courier New" w:hAnsi="Courier New"/>
+                <w:i/>
                 <w:color w:val="555555"/>
                 <w:sz w:val="16"/>
               </w:rPr>
@@ -9903,6 +10959,7 @@
             <w:r>
               <w:rPr>
                 <w:rFonts w:ascii="Courier New" w:hAnsi="Courier New"/>
+                <w:i/>
                 <w:color w:val="555555"/>
                 <w:sz w:val="16"/>
               </w:rPr>
@@ -9919,6 +10976,7 @@
             <w:r>
               <w:rPr>
                 <w:rFonts w:ascii="Courier New" w:hAnsi="Courier New"/>
+                <w:i/>
                 <w:color w:val="555555"/>
                 <w:sz w:val="16"/>
               </w:rPr>
@@ -9951,6 +11009,7 @@
             <w:r>
               <w:rPr>
                 <w:rFonts w:ascii="Courier New" w:hAnsi="Courier New"/>
+                <w:i/>
                 <w:color w:val="555555"/>
                 <w:sz w:val="16"/>
               </w:rPr>
@@ -9967,6 +11026,7 @@
             <w:r>
               <w:rPr>
                 <w:rFonts w:ascii="Courier New" w:hAnsi="Courier New"/>
+                <w:i/>
                 <w:color w:val="555555"/>
                 <w:sz w:val="16"/>
               </w:rPr>
@@ -9999,6 +11059,7 @@
             <w:r>
               <w:rPr>
                 <w:rFonts w:ascii="Courier New" w:hAnsi="Courier New"/>
+                <w:i/>
                 <w:color w:val="555555"/>
                 <w:sz w:val="16"/>
               </w:rPr>
@@ -10015,6 +11076,7 @@
             <w:r>
               <w:rPr>
                 <w:rFonts w:ascii="Courier New" w:hAnsi="Courier New"/>
+                <w:i/>
                 <w:color w:val="555555"/>
                 <w:sz w:val="16"/>
               </w:rPr>
@@ -10095,6 +11157,7 @@
             <w:r>
               <w:rPr>
                 <w:rFonts w:ascii="Courier New" w:hAnsi="Courier New"/>
+                <w:i/>
                 <w:color w:val="555555"/>
                 <w:sz w:val="16"/>
               </w:rPr>
@@ -10127,6 +11190,7 @@
             <w:r>
               <w:rPr>
                 <w:rFonts w:ascii="Courier New" w:hAnsi="Courier New"/>
+                <w:i/>
                 <w:color w:val="555555"/>
                 <w:sz w:val="16"/>
               </w:rPr>
@@ -10159,6 +11223,7 @@
             <w:r>
               <w:rPr>
                 <w:rFonts w:ascii="Courier New" w:hAnsi="Courier New"/>
+                <w:i/>
                 <w:color w:val="555555"/>
                 <w:sz w:val="16"/>
               </w:rPr>
@@ -10223,6 +11288,7 @@
             <w:r>
               <w:rPr>
                 <w:rFonts w:ascii="Courier New" w:hAnsi="Courier New"/>
+                <w:i/>
                 <w:color w:val="555555"/>
                 <w:sz w:val="16"/>
               </w:rPr>
@@ -10255,6 +11321,7 @@
             <w:r>
               <w:rPr>
                 <w:rFonts w:ascii="Courier New" w:hAnsi="Courier New"/>
+                <w:i/>
                 <w:color w:val="555555"/>
                 <w:sz w:val="16"/>
               </w:rPr>
@@ -10287,6 +11354,7 @@
             <w:r>
               <w:rPr>
                 <w:rFonts w:ascii="Courier New" w:hAnsi="Courier New"/>
+                <w:i/>
                 <w:color w:val="555555"/>
                 <w:sz w:val="16"/>
               </w:rPr>
@@ -10398,6 +11466,7 @@
             <w:r>
               <w:rPr>
                 <w:rFonts w:ascii="Courier New" w:hAnsi="Courier New"/>
+                <w:i/>
                 <w:color w:val="555555"/>
                 <w:sz w:val="16"/>
               </w:rPr>
@@ -10429,6 +11498,7 @@
             <w:r>
               <w:rPr>
                 <w:rFonts w:ascii="Courier New" w:hAnsi="Courier New"/>
+                <w:i/>
                 <w:color w:val="555555"/>
                 <w:sz w:val="16"/>
               </w:rPr>
@@ -10493,6 +11563,7 @@
             <w:r>
               <w:rPr>
                 <w:rFonts w:ascii="Courier New" w:hAnsi="Courier New"/>
+                <w:i/>
                 <w:color w:val="555555"/>
                 <w:sz w:val="16"/>
               </w:rPr>
@@ -10509,6 +11580,7 @@
             <w:r>
               <w:rPr>
                 <w:rFonts w:ascii="Courier New" w:hAnsi="Courier New"/>
+                <w:i/>
                 <w:color w:val="555555"/>
                 <w:sz w:val="16"/>
               </w:rPr>
@@ -10541,6 +11613,7 @@
             <w:r>
               <w:rPr>
                 <w:rFonts w:ascii="Courier New" w:hAnsi="Courier New"/>
+                <w:i/>
                 <w:color w:val="555555"/>
                 <w:sz w:val="16"/>
               </w:rPr>
@@ -10557,6 +11630,7 @@
             <w:r>
               <w:rPr>
                 <w:rFonts w:ascii="Courier New" w:hAnsi="Courier New"/>
+                <w:i/>
                 <w:color w:val="555555"/>
                 <w:sz w:val="16"/>
               </w:rPr>
@@ -10700,6 +11774,7 @@
             <w:r>
               <w:rPr>
                 <w:rFonts w:ascii="Courier New" w:hAnsi="Courier New"/>
+                <w:i/>
                 <w:color w:val="555555"/>
                 <w:sz w:val="16"/>
               </w:rPr>
@@ -10731,6 +11806,7 @@
             <w:r>
               <w:rPr>
                 <w:rFonts w:ascii="Courier New" w:hAnsi="Courier New"/>
+                <w:i/>
                 <w:color w:val="555555"/>
                 <w:sz w:val="16"/>
               </w:rPr>
@@ -10875,6 +11951,7 @@
             <w:r>
               <w:rPr>
                 <w:rFonts w:ascii="Courier New" w:hAnsi="Courier New"/>
+                <w:i/>
                 <w:color w:val="555555"/>
                 <w:sz w:val="16"/>
               </w:rPr>
@@ -10907,7 +11984,7 @@
             <w:r>
               <w:rPr>
                 <w:rFonts w:ascii="Courier New" w:hAnsi="Courier New"/>
-                <w:color w:val="555555"/>
+                <w:color w:val="1A1A1A"/>
                 <w:sz w:val="16"/>
               </w:rPr>
               <w:t xml:space="preserve">      sed 's/^/    /' || echo "    [ERROR] No responde"</w:t>
@@ -11227,6 +12304,7 @@
             <w:r>
               <w:rPr>
                 <w:rFonts w:ascii="Courier New" w:hAnsi="Courier New"/>
+                <w:i/>
                 <w:color w:val="555555"/>
                 <w:sz w:val="16"/>
               </w:rPr>
@@ -11258,6 +12336,7 @@
             <w:r>
               <w:rPr>
                 <w:rFonts w:ascii="Courier New" w:hAnsi="Courier New"/>
+                <w:i/>
                 <w:color w:val="555555"/>
                 <w:sz w:val="16"/>
               </w:rPr>
@@ -11290,7 +12369,7 @@
             <w:r>
               <w:rPr>
                 <w:rFonts w:ascii="Courier New" w:hAnsi="Courier New"/>
-                <w:color w:val="555555"/>
+                <w:color w:val="1A1A1A"/>
                 <w:sz w:val="16"/>
               </w:rPr>
               <w:t xml:space="preserve">    tail -f "$HOME/logs/gateway/"*.log 2&gt;/dev/null || \</w:t>
@@ -11322,6 +12401,7 @@
             <w:r>
               <w:rPr>
                 <w:rFonts w:ascii="Courier New" w:hAnsi="Courier New"/>
+                <w:i/>
                 <w:color w:val="555555"/>
                 <w:sz w:val="16"/>
               </w:rPr>
@@ -11353,6 +12433,7 @@
             <w:r>
               <w:rPr>
                 <w:rFonts w:ascii="Courier New" w:hAnsi="Courier New"/>
+                <w:i/>
                 <w:color w:val="555555"/>
                 <w:sz w:val="16"/>
               </w:rPr>
@@ -11369,6 +12450,7 @@
             <w:r>
               <w:rPr>
                 <w:rFonts w:ascii="Courier New" w:hAnsi="Courier New"/>
+                <w:i/>
                 <w:color w:val="555555"/>
                 <w:sz w:val="16"/>
               </w:rPr>
@@ -11385,6 +12467,7 @@
             <w:r>
               <w:rPr>
                 <w:rFonts w:ascii="Courier New" w:hAnsi="Courier New"/>
+                <w:i/>
                 <w:color w:val="555555"/>
                 <w:sz w:val="16"/>
               </w:rPr>
@@ -11401,6 +12484,7 @@
             <w:r>
               <w:rPr>
                 <w:rFonts w:ascii="Courier New" w:hAnsi="Courier New"/>
+                <w:i/>
                 <w:color w:val="555555"/>
                 <w:sz w:val="16"/>
               </w:rPr>
@@ -11417,6 +12501,7 @@
             <w:r>
               <w:rPr>
                 <w:rFonts w:ascii="Courier New" w:hAnsi="Courier New"/>
+                <w:i/>
                 <w:color w:val="555555"/>
                 <w:sz w:val="16"/>
               </w:rPr>
@@ -11433,6 +12518,7 @@
             <w:r>
               <w:rPr>
                 <w:rFonts w:ascii="Courier New" w:hAnsi="Courier New"/>
+                <w:i/>
                 <w:color w:val="555555"/>
                 <w:sz w:val="16"/>
               </w:rPr>
@@ -11449,6 +12535,7 @@
             <w:r>
               <w:rPr>
                 <w:rFonts w:ascii="Courier New" w:hAnsi="Courier New"/>
+                <w:i/>
                 <w:color w:val="555555"/>
                 <w:sz w:val="16"/>
               </w:rPr>
@@ -11465,6 +12552,7 @@
             <w:r>
               <w:rPr>
                 <w:rFonts w:ascii="Courier New" w:hAnsi="Courier New"/>
+                <w:i/>
                 <w:color w:val="555555"/>
                 <w:sz w:val="16"/>
               </w:rPr>
@@ -11481,6 +12569,7 @@
             <w:r>
               <w:rPr>
                 <w:rFonts w:ascii="Courier New" w:hAnsi="Courier New"/>
+                <w:i/>
                 <w:color w:val="555555"/>
                 <w:sz w:val="16"/>
               </w:rPr>
@@ -11531,8 +12620,12 @@
         <w:pStyle w:val="Endure-Subhead"/>
         <w:keepNext/>
         <w:spacing w:before="240" w:after="60"/>
+        <w:outlineLvl w:val="1"/>
       </w:pPr>
       <w:r>
+        <w:rPr>
+          <w:sz w:val="24"/>
+        </w:rPr>
         <w:t>30.7 Aliases</w:t>
       </w:r>
     </w:p>
@@ -11549,7 +12642,7 @@
         <w:tc>
           <w:tcPr>
             <w:tcW w:type="dxa" w:w="8152"/>
-            <w:shd w:val="clear" w:color="auto" w:fill="F2F2F2"/>
+            <w:shd w:val="clear" w:color="auto" w:fill="EAEAEA"/>
             <w:tcBorders>
               <w:left w:val="thick" w:sz="24" w:color="1A5A6A"/>
             </w:tcBorders>
@@ -11635,6 +12728,7 @@
             <w:r>
               <w:rPr>
                 <w:rFonts w:ascii="Courier New" w:hAnsi="Courier New"/>
+                <w:i/>
                 <w:color w:val="555555"/>
                 <w:sz w:val="16"/>
               </w:rPr>
@@ -11651,6 +12745,7 @@
             <w:r>
               <w:rPr>
                 <w:rFonts w:ascii="Courier New" w:hAnsi="Courier New"/>
+                <w:i/>
                 <w:color w:val="555555"/>
                 <w:sz w:val="16"/>
               </w:rPr>
@@ -11667,6 +12762,7 @@
             <w:r>
               <w:rPr>
                 <w:rFonts w:ascii="Courier New" w:hAnsi="Courier New"/>
+                <w:i/>
                 <w:color w:val="555555"/>
                 <w:sz w:val="16"/>
               </w:rPr>
@@ -11683,6 +12779,7 @@
             <w:r>
               <w:rPr>
                 <w:rFonts w:ascii="Courier New" w:hAnsi="Courier New"/>
+                <w:i/>
                 <w:color w:val="555555"/>
                 <w:sz w:val="16"/>
               </w:rPr>
@@ -11699,6 +12796,7 @@
             <w:r>
               <w:rPr>
                 <w:rFonts w:ascii="Courier New" w:hAnsi="Courier New"/>
+                <w:i/>
                 <w:color w:val="555555"/>
                 <w:sz w:val="16"/>
               </w:rPr>
@@ -11715,6 +12813,7 @@
             <w:r>
               <w:rPr>
                 <w:rFonts w:ascii="Courier New" w:hAnsi="Courier New"/>
+                <w:i/>
                 <w:color w:val="555555"/>
                 <w:sz w:val="16"/>
               </w:rPr>
@@ -11731,6 +12830,7 @@
             <w:r>
               <w:rPr>
                 <w:rFonts w:ascii="Courier New" w:hAnsi="Courier New"/>
+                <w:i/>
                 <w:color w:val="555555"/>
                 <w:sz w:val="16"/>
               </w:rPr>
@@ -11747,6 +12847,7 @@
             <w:r>
               <w:rPr>
                 <w:rFonts w:ascii="Courier New" w:hAnsi="Courier New"/>
+                <w:i/>
                 <w:color w:val="555555"/>
                 <w:sz w:val="16"/>
               </w:rPr>
@@ -11763,6 +12864,7 @@
             <w:r>
               <w:rPr>
                 <w:rFonts w:ascii="Courier New" w:hAnsi="Courier New"/>
+                <w:i/>
                 <w:color w:val="555555"/>
                 <w:sz w:val="16"/>
               </w:rPr>
@@ -11821,7 +12923,7 @@
         <w:tc>
           <w:tcPr>
             <w:tcW w:type="dxa" w:w="8152"/>
-            <w:shd w:val="clear" w:color="auto" w:fill="F2F2F2"/>
+            <w:shd w:val="clear" w:color="auto" w:fill="EAEAEA"/>
             <w:tcBorders>
               <w:left w:val="thick" w:sz="24" w:color="1A5A6A"/>
             </w:tcBorders>
@@ -11892,7 +12994,7 @@
             <w:r>
               <w:rPr>
                 <w:rFonts w:ascii="Courier New" w:hAnsi="Courier New"/>
-                <w:color w:val="555555"/>
+                <w:color w:val="1A1A1A"/>
                 <w:sz w:val="16"/>
               </w:rPr>
               <w:t>CLIENT_ID="${1:-cliente-nuevo}"</w:t>
@@ -11908,7 +13010,7 @@
             <w:r>
               <w:rPr>
                 <w:rFonts w:ascii="Courier New" w:hAnsi="Courier New"/>
-                <w:color w:val="555555"/>
+                <w:color w:val="1A1A1A"/>
                 <w:sz w:val="16"/>
               </w:rPr>
               <w:t>ADMIN_KEY=$(grep ADMIN_KEY ~/scripts/gateway/.env | cut -d= -f2)</w:t>
@@ -11956,6 +13058,7 @@
             <w:r>
               <w:rPr>
                 <w:rFonts w:ascii="Courier New" w:hAnsi="Courier New"/>
+                <w:i/>
                 <w:color w:val="555555"/>
                 <w:sz w:val="16"/>
               </w:rPr>
@@ -11972,6 +13075,7 @@
             <w:r>
               <w:rPr>
                 <w:rFonts w:ascii="Courier New" w:hAnsi="Courier New"/>
+                <w:i/>
                 <w:color w:val="555555"/>
                 <w:sz w:val="16"/>
               </w:rPr>
@@ -11988,6 +13092,7 @@
             <w:r>
               <w:rPr>
                 <w:rFonts w:ascii="Courier New" w:hAnsi="Courier New"/>
+                <w:i/>
                 <w:color w:val="555555"/>
                 <w:sz w:val="16"/>
               </w:rPr>
@@ -12004,6 +13109,7 @@
             <w:r>
               <w:rPr>
                 <w:rFonts w:ascii="Courier New" w:hAnsi="Courier New"/>
+                <w:i/>
                 <w:color w:val="555555"/>
                 <w:sz w:val="16"/>
               </w:rPr>
@@ -12020,6 +13126,7 @@
             <w:r>
               <w:rPr>
                 <w:rFonts w:ascii="Courier New" w:hAnsi="Courier New"/>
+                <w:i/>
                 <w:color w:val="555555"/>
                 <w:sz w:val="16"/>
               </w:rPr>
@@ -12036,6 +13143,7 @@
             <w:r>
               <w:rPr>
                 <w:rFonts w:ascii="Courier New" w:hAnsi="Courier New"/>
+                <w:i/>
                 <w:color w:val="555555"/>
                 <w:sz w:val="16"/>
               </w:rPr>
@@ -12052,6 +13160,7 @@
             <w:r>
               <w:rPr>
                 <w:rFonts w:ascii="Courier New" w:hAnsi="Courier New"/>
+                <w:i/>
                 <w:color w:val="555555"/>
                 <w:sz w:val="16"/>
               </w:rPr>
@@ -12087,8 +13196,12 @@
         <w:pStyle w:val="Endure-Subhead"/>
         <w:keepNext/>
         <w:spacing w:before="240" w:after="60"/>
+        <w:outlineLvl w:val="1"/>
       </w:pPr>
       <w:r>
+        <w:rPr>
+          <w:sz w:val="24"/>
+        </w:rPr>
         <w:t>30.8 Solución de Problemas</w:t>
       </w:r>
     </w:p>
@@ -12097,10 +13210,11 @@
         <w:pStyle w:val="Endure-Subhead"/>
         <w:keepNext/>
         <w:spacing w:before="160" w:after="60"/>
+        <w:outlineLvl w:val="2"/>
       </w:pPr>
       <w:r>
         <w:rPr>
-          <w:sz w:val="18"/>
+          <w:sz w:val="22"/>
         </w:rPr>
         <w:t>Nginx: `[emerg] bind() to 0.0.0.0:8088 failed`</w:t>
       </w:r>
@@ -12118,7 +13232,7 @@
         <w:tc>
           <w:tcPr>
             <w:tcW w:type="dxa" w:w="8152"/>
-            <w:shd w:val="clear" w:color="auto" w:fill="F2F2F2"/>
+            <w:shd w:val="clear" w:color="auto" w:fill="EAEAEA"/>
             <w:tcBorders>
               <w:left w:val="thick" w:sz="24" w:color="1A5A6A"/>
             </w:tcBorders>
@@ -12257,10 +13371,11 @@
         <w:pStyle w:val="Endure-Subhead"/>
         <w:keepNext/>
         <w:spacing w:before="160" w:after="60"/>
+        <w:outlineLvl w:val="2"/>
       </w:pPr>
       <w:r>
         <w:rPr>
-          <w:sz w:val="18"/>
+          <w:sz w:val="22"/>
         </w:rPr>
         <w:t>Cloudflare Tunnel: `ERR_TUNNEL_CONNECTION_FAILED`</w:t>
       </w:r>
@@ -12278,7 +13393,7 @@
         <w:tc>
           <w:tcPr>
             <w:tcW w:type="dxa" w:w="8152"/>
-            <w:shd w:val="clear" w:color="auto" w:fill="F2F2F2"/>
+            <w:shd w:val="clear" w:color="auto" w:fill="EAEAEA"/>
             <w:tcBorders>
               <w:left w:val="thick" w:sz="24" w:color="1A5A6A"/>
             </w:tcBorders>
@@ -12380,6 +13495,7 @@
             <w:r>
               <w:rPr>
                 <w:rFonts w:ascii="Courier New" w:hAnsi="Courier New"/>
+                <w:i/>
                 <w:color w:val="555555"/>
                 <w:sz w:val="16"/>
               </w:rPr>
@@ -12415,10 +13531,11 @@
         <w:pStyle w:val="Endure-Subhead"/>
         <w:keepNext/>
         <w:spacing w:before="160" w:after="60"/>
+        <w:outlineLvl w:val="2"/>
       </w:pPr>
       <w:r>
         <w:rPr>
-          <w:sz w:val="18"/>
+          <w:sz w:val="22"/>
         </w:rPr>
         <w:t>JWT Gateway: `address already in use :9100`</w:t>
       </w:r>
@@ -12436,7 +13553,7 @@
         <w:tc>
           <w:tcPr>
             <w:tcW w:type="dxa" w:w="8152"/>
-            <w:shd w:val="clear" w:color="auto" w:fill="F2F2F2"/>
+            <w:shd w:val="clear" w:color="auto" w:fill="EAEAEA"/>
             <w:tcBorders>
               <w:left w:val="thick" w:sz="24" w:color="1A5A6A"/>
             </w:tcBorders>
@@ -12522,6 +13639,7 @@
             <w:r>
               <w:rPr>
                 <w:rFonts w:ascii="Courier New" w:hAnsi="Courier New"/>
+                <w:i/>
                 <w:color w:val="555555"/>
                 <w:sz w:val="16"/>
               </w:rPr>
@@ -12538,6 +13656,7 @@
             <w:r>
               <w:rPr>
                 <w:rFonts w:ascii="Courier New" w:hAnsi="Courier New"/>
+                <w:i/>
                 <w:color w:val="555555"/>
                 <w:sz w:val="16"/>
               </w:rPr>
@@ -12570,6 +13689,7 @@
             <w:r>
               <w:rPr>
                 <w:rFonts w:ascii="Courier New" w:hAnsi="Courier New"/>
+                <w:i/>
                 <w:color w:val="555555"/>
                 <w:sz w:val="16"/>
               </w:rPr>
@@ -12586,6 +13706,7 @@
             <w:r>
               <w:rPr>
                 <w:rFonts w:ascii="Courier New" w:hAnsi="Courier New"/>
+                <w:i/>
                 <w:color w:val="555555"/>
                 <w:sz w:val="16"/>
               </w:rPr>
@@ -12605,10 +13726,11 @@
         <w:pStyle w:val="Endure-Subhead"/>
         <w:keepNext/>
         <w:spacing w:before="160" w:after="60"/>
+        <w:outlineLvl w:val="2"/>
       </w:pPr>
       <w:r>
         <w:rPr>
-          <w:sz w:val="18"/>
+          <w:sz w:val="22"/>
         </w:rPr>
         <w:t>Cliente recibe `403 Forbidden` desde Nginx</w:t>
       </w:r>
@@ -12626,7 +13748,7 @@
         <w:tc>
           <w:tcPr>
             <w:tcW w:type="dxa" w:w="8152"/>
-            <w:shd w:val="clear" w:color="auto" w:fill="F2F2F2"/>
+            <w:shd w:val="clear" w:color="auto" w:fill="EAEAEA"/>
             <w:tcBorders>
               <w:left w:val="thick" w:sz="24" w:color="1A5A6A"/>
             </w:tcBorders>
@@ -12664,7 +13786,7 @@
             <w:r>
               <w:rPr>
                 <w:rFonts w:ascii="Courier New" w:hAnsi="Courier New"/>
-                <w:color w:val="555555"/>
+                <w:color w:val="1A1A1A"/>
                 <w:sz w:val="16"/>
               </w:rPr>
               <w:t>TOKEN="su_token_aqui"</w:t>
@@ -12696,6 +13818,7 @@
             <w:r>
               <w:rPr>
                 <w:rFonts w:ascii="Courier New" w:hAnsi="Courier New"/>
+                <w:i/>
                 <w:color w:val="555555"/>
                 <w:sz w:val="16"/>
               </w:rPr>
@@ -12812,16 +13935,24 @@
         <w:pStyle w:val="Endure-Subhead"/>
         <w:keepNext/>
         <w:spacing w:before="240" w:after="60"/>
+        <w:outlineLvl w:val="1"/>
       </w:pPr>
       <w:r>
+        <w:rPr>
+          <w:sz w:val="24"/>
+        </w:rPr>
         <w:t>30.9 Cómo Revertir Esta Configuración</w:t>
       </w:r>
     </w:p>
     <w:p>
       <w:pPr>
         <w:pStyle w:val="Endure-FirstParagraphBodyText"/>
+        <w:spacing w:before="100" w:after="100"/>
       </w:pPr>
       <w:r>
+        <w:rPr>
+          <w:sz w:val="20"/>
+        </w:rPr>
         <w:t>Si necesita deshacer la exposición a internet y volver al acceso solo local:</w:t>
       </w:r>
     </w:p>
@@ -12838,7 +13969,7 @@
         <w:tc>
           <w:tcPr>
             <w:tcW w:type="dxa" w:w="8152"/>
-            <w:shd w:val="clear" w:color="auto" w:fill="F2F2F2"/>
+            <w:shd w:val="clear" w:color="auto" w:fill="EAEAEA"/>
             <w:tcBorders>
               <w:left w:val="thick" w:sz="24" w:color="1A5A6A"/>
             </w:tcBorders>
@@ -13020,6 +14151,7 @@
             <w:r>
               <w:rPr>
                 <w:rFonts w:ascii="Courier New" w:hAnsi="Courier New"/>
+                <w:i/>
                 <w:color w:val="555555"/>
                 <w:sz w:val="16"/>
               </w:rPr>
@@ -13291,7 +14423,7 @@
             <w:r>
               <w:rPr>
                 <w:rFonts w:ascii="Courier New" w:hAnsi="Courier New"/>
-                <w:sz w:val="17"/>
+                <w:sz w:val="16"/>
               </w:rPr>
               <w:t>systemctl is-active cloudflared</w:t>
             </w:r>
@@ -13312,16 +14444,24 @@
         <w:pStyle w:val="Endure-Subhead"/>
         <w:keepNext/>
         <w:spacing w:before="240" w:after="60"/>
+        <w:outlineLvl w:val="1"/>
       </w:pPr>
       <w:r>
+        <w:rPr>
+          <w:sz w:val="24"/>
+        </w:rPr>
         <w:t>30.10 Ciberseguridad — Buenas Prácticas y Lista de Verificación</w:t>
       </w:r>
     </w:p>
     <w:p>
       <w:pPr>
         <w:pStyle w:val="Endure-FirstParagraphBodyText"/>
+        <w:spacing w:before="100" w:after="100"/>
       </w:pPr>
       <w:r>
+        <w:rPr>
+          <w:sz w:val="20"/>
+        </w:rPr>
         <w:t>Exponer el Jetson a internet introduce riesgos reales si la configuración no se hace correctamente. Esta sección consolida las prácticas de seguridad esenciales para este despliegue.</w:t>
       </w:r>
     </w:p>
@@ -13330,10 +14470,11 @@
         <w:pStyle w:val="Endure-Subhead"/>
         <w:keepNext/>
         <w:spacing w:before="160" w:after="60"/>
+        <w:outlineLvl w:val="2"/>
       </w:pPr>
       <w:r>
         <w:rPr>
-          <w:sz w:val="18"/>
+          <w:sz w:val="22"/>
         </w:rPr>
         <w:t>30.10.1 Puertos que NUNCA deben ser accesibles desde internet</w:t>
       </w:r>
@@ -13341,17 +14482,25 @@
     <w:p>
       <w:pPr>
         <w:pStyle w:val="Endure-FirstParagraphBodyText"/>
+        <w:spacing w:before="100" w:after="100"/>
       </w:pPr>
       <w:r>
+        <w:rPr>
+          <w:sz w:val="20"/>
+        </w:rPr>
         <w:t xml:space="preserve">Los servicios de IA deben ser accesibles </w:t>
       </w:r>
       <w:r>
         <w:rPr>
           <w:b/>
+          <w:sz w:val="20"/>
         </w:rPr>
         <w:t>únicamente a través de Nginx</w:t>
       </w:r>
       <w:r>
+        <w:rPr>
+          <w:sz w:val="20"/>
+        </w:rPr>
         <w:t>, no directamente desde internet:</w:t>
       </w:r>
     </w:p>
@@ -13368,7 +14517,7 @@
         <w:tc>
           <w:tcPr>
             <w:tcW w:type="dxa" w:w="8152"/>
-            <w:shd w:val="clear" w:color="auto" w:fill="F2F2F2"/>
+            <w:shd w:val="clear" w:color="auto" w:fill="EAEAEA"/>
             <w:tcBorders>
               <w:left w:val="thick" w:sz="24" w:color="1A5A6A"/>
             </w:tcBorders>
@@ -13439,6 +14588,7 @@
             <w:r>
               <w:rPr>
                 <w:rFonts w:ascii="Courier New" w:hAnsi="Courier New"/>
+                <w:i/>
                 <w:color w:val="555555"/>
                 <w:sz w:val="16"/>
               </w:rPr>
@@ -13455,6 +14605,7 @@
             <w:r>
               <w:rPr>
                 <w:rFonts w:ascii="Courier New" w:hAnsi="Courier New"/>
+                <w:i/>
                 <w:color w:val="555555"/>
                 <w:sz w:val="16"/>
               </w:rPr>
@@ -13471,6 +14622,7 @@
             <w:r>
               <w:rPr>
                 <w:rFonts w:ascii="Courier New" w:hAnsi="Courier New"/>
+                <w:i/>
                 <w:color w:val="555555"/>
                 <w:sz w:val="16"/>
               </w:rPr>
@@ -13487,6 +14639,7 @@
             <w:r>
               <w:rPr>
                 <w:rFonts w:ascii="Courier New" w:hAnsi="Courier New"/>
+                <w:i/>
                 <w:color w:val="555555"/>
                 <w:sz w:val="16"/>
               </w:rPr>
@@ -13552,10 +14705,12 @@
     <w:p>
       <w:pPr>
         <w:pStyle w:val="Endure-ChapterBodyText"/>
+        <w:spacing w:before="100" w:after="100"/>
       </w:pPr>
       <w:r>
         <w:rPr>
           <w:b/>
+          <w:sz w:val="20"/>
         </w:rPr>
         <w:t>Reglas UFW para proteger los servicios internos:</w:t>
       </w:r>
@@ -13573,7 +14728,7 @@
         <w:tc>
           <w:tcPr>
             <w:tcW w:type="dxa" w:w="8152"/>
-            <w:shd w:val="clear" w:color="auto" w:fill="F2F2F2"/>
+            <w:shd w:val="clear" w:color="auto" w:fill="EAEAEA"/>
             <w:tcBorders>
               <w:left w:val="thick" w:sz="24" w:color="1A5A6A"/>
             </w:tcBorders>
@@ -13906,10 +15061,11 @@
         <w:pStyle w:val="Endure-Subhead"/>
         <w:keepNext/>
         <w:spacing w:before="160" w:after="60"/>
+        <w:outlineLvl w:val="2"/>
       </w:pPr>
       <w:r>
         <w:rPr>
-          <w:sz w:val="18"/>
+          <w:sz w:val="22"/>
         </w:rPr>
         <w:t>30.10.2 Autenticación — Nunca deje endpoints sin protección</w:t>
       </w:r>
@@ -13917,8 +15073,12 @@
     <w:p>
       <w:pPr>
         <w:pStyle w:val="Endure-FirstParagraphBodyText"/>
+        <w:spacing w:before="100" w:after="100"/>
       </w:pPr>
       <w:r>
+        <w:rPr>
+          <w:sz w:val="20"/>
+        </w:rPr>
         <w:t>Todos los endpoints expuestos a internet deben requerir JWT. Verifique que ninguno responde sin token:</w:t>
       </w:r>
     </w:p>
@@ -13935,7 +15095,7 @@
         <w:tc>
           <w:tcPr>
             <w:tcW w:type="dxa" w:w="8152"/>
-            <w:shd w:val="clear" w:color="auto" w:fill="F2F2F2"/>
+            <w:shd w:val="clear" w:color="auto" w:fill="EAEAEA"/>
             <w:tcBorders>
               <w:left w:val="thick" w:sz="24" w:color="1A5A6A"/>
             </w:tcBorders>
@@ -14074,10 +15234,11 @@
         <w:pStyle w:val="Endure-Subhead"/>
         <w:keepNext/>
         <w:spacing w:before="160" w:after="60"/>
+        <w:outlineLvl w:val="2"/>
       </w:pPr>
       <w:r>
         <w:rPr>
-          <w:sz w:val="18"/>
+          <w:sz w:val="22"/>
         </w:rPr>
         <w:t>30.10.3 Certificados SSL — Alternativas Gratuitas</w:t>
       </w:r>
@@ -14085,18 +15246,24 @@
     <w:p>
       <w:pPr>
         <w:pStyle w:val="Endure-FirstParagraphBodyText"/>
+        <w:spacing w:before="100" w:after="100"/>
       </w:pPr>
       <w:r>
+        <w:rPr>
+          <w:sz w:val="20"/>
+        </w:rPr>
         <w:t>Cloudflare Tunnel gestiona el SSL del tráfico entre el cliente y Cloudflare automáticamente. Para servicios internos o acceso directo por IP (ej. desde la LAN), use certificados gratuitos:</w:t>
       </w:r>
     </w:p>
     <w:p>
       <w:pPr>
         <w:pStyle w:val="Endure-ChapterBodyText"/>
+        <w:spacing w:before="100" w:after="100"/>
       </w:pPr>
       <w:r>
         <w:rPr>
           <w:b/>
+          <w:sz w:val="20"/>
         </w:rPr>
         <w:t>Opción A — mkcert (para LAN / desarrollo):</w:t>
       </w:r>
@@ -14114,7 +15281,7 @@
         <w:tc>
           <w:tcPr>
             <w:tcW w:type="dxa" w:w="8152"/>
-            <w:shd w:val="clear" w:color="auto" w:fill="F2F2F2"/>
+            <w:shd w:val="clear" w:color="auto" w:fill="EAEAEA"/>
             <w:tcBorders>
               <w:left w:val="thick" w:sz="24" w:color="1A5A6A"/>
             </w:tcBorders>
@@ -14200,6 +15367,7 @@
             <w:r>
               <w:rPr>
                 <w:rFonts w:ascii="Courier New" w:hAnsi="Courier New"/>
+                <w:i/>
                 <w:color w:val="555555"/>
                 <w:sz w:val="16"/>
               </w:rPr>
@@ -14248,6 +15416,7 @@
             <w:r>
               <w:rPr>
                 <w:rFonts w:ascii="Courier New" w:hAnsi="Courier New"/>
+                <w:i/>
                 <w:color w:val="555555"/>
                 <w:sz w:val="16"/>
               </w:rPr>
@@ -14282,10 +15451,12 @@
     <w:p>
       <w:pPr>
         <w:pStyle w:val="Endure-ChapterBodyText"/>
+        <w:spacing w:before="100" w:after="100"/>
       </w:pPr>
       <w:r>
         <w:rPr>
           <w:b/>
+          <w:sz w:val="20"/>
         </w:rPr>
         <w:t>Opción B — Let's Encrypt (para dominio público, certbot):</w:t>
       </w:r>
@@ -14303,7 +15474,7 @@
         <w:tc>
           <w:tcPr>
             <w:tcW w:type="dxa" w:w="8152"/>
-            <w:shd w:val="clear" w:color="auto" w:fill="F2F2F2"/>
+            <w:shd w:val="clear" w:color="auto" w:fill="EAEAEA"/>
             <w:tcBorders>
               <w:left w:val="thick" w:sz="24" w:color="1A5A6A"/>
             </w:tcBorders>
@@ -14439,10 +15610,12 @@
     <w:p>
       <w:pPr>
         <w:pStyle w:val="Endure-ChapterBodyText"/>
+        <w:spacing w:before="100" w:after="100"/>
       </w:pPr>
       <w:r>
         <w:rPr>
           <w:b/>
+          <w:sz w:val="20"/>
         </w:rPr>
         <w:t>Opción C — ZeroSSL (alternativa gratuita a Let's Encrypt):</w:t>
       </w:r>
@@ -14460,7 +15633,7 @@
         <w:tc>
           <w:tcPr>
             <w:tcW w:type="dxa" w:w="8152"/>
-            <w:shd w:val="clear" w:color="auto" w:fill="F2F2F2"/>
+            <w:shd w:val="clear" w:color="auto" w:fill="EAEAEA"/>
             <w:tcBorders>
               <w:left w:val="thick" w:sz="24" w:color="1A5A6A"/>
             </w:tcBorders>
@@ -14604,10 +15777,11 @@
         <w:pStyle w:val="Endure-Subhead"/>
         <w:keepNext/>
         <w:spacing w:before="160" w:after="60"/>
+        <w:outlineLvl w:val="2"/>
       </w:pPr>
       <w:r>
         <w:rPr>
-          <w:sz w:val="18"/>
+          <w:sz w:val="22"/>
         </w:rPr>
         <w:t>30.10.4 Rotación de Secretos</w:t>
       </w:r>
@@ -14615,8 +15789,12 @@
     <w:p>
       <w:pPr>
         <w:pStyle w:val="Endure-FirstParagraphBodyText"/>
+        <w:spacing w:before="100" w:after="100"/>
       </w:pPr>
       <w:r>
+        <w:rPr>
+          <w:sz w:val="20"/>
+        </w:rPr>
         <w:t>Los tokens y secretos deben rotarse periódicamente:</w:t>
       </w:r>
     </w:p>
@@ -14633,7 +15811,7 @@
         <w:tc>
           <w:tcPr>
             <w:tcW w:type="dxa" w:w="8152"/>
-            <w:shd w:val="clear" w:color="auto" w:fill="F2F2F2"/>
+            <w:shd w:val="clear" w:color="auto" w:fill="EAEAEA"/>
             <w:tcBorders>
               <w:left w:val="thick" w:sz="24" w:color="1A5A6A"/>
             </w:tcBorders>
@@ -14703,7 +15881,7 @@
             <w:r>
               <w:rPr>
                 <w:rFonts w:ascii="Courier New" w:hAnsi="Courier New"/>
-                <w:color w:val="555555"/>
+                <w:color w:val="1A1A1A"/>
                 <w:sz w:val="16"/>
               </w:rPr>
               <w:t>NEW_SECRET=$(openssl rand -hex 32)</w:t>
@@ -14818,10 +15996,11 @@
         <w:pStyle w:val="Endure-Subhead"/>
         <w:keepNext/>
         <w:spacing w:before="160" w:after="60"/>
+        <w:outlineLvl w:val="2"/>
       </w:pPr>
       <w:r>
         <w:rPr>
-          <w:sz w:val="18"/>
+          <w:sz w:val="22"/>
         </w:rPr>
         <w:t>30.10.5 Lista de Verificación de Seguridad</w:t>
       </w:r>
@@ -14829,8 +16008,12 @@
     <w:p>
       <w:pPr>
         <w:pStyle w:val="Endure-FirstParagraphBodyText"/>
+        <w:spacing w:before="100" w:after="100"/>
       </w:pPr>
       <w:r>
+        <w:rPr>
+          <w:sz w:val="20"/>
+        </w:rPr>
         <w:t>Antes de dejar el Jetson expuesto a internet de forma permanente, verifique cada punto:</w:t>
       </w:r>
     </w:p>
@@ -14847,7 +16030,7 @@
         <w:tc>
           <w:tcPr>
             <w:tcW w:type="dxa" w:w="8152"/>
-            <w:shd w:val="clear" w:color="auto" w:fill="F2F2F2"/>
+            <w:shd w:val="clear" w:color="auto" w:fill="EAEAEA"/>
             <w:tcBorders>
               <w:left w:val="thick" w:sz="24" w:color="1A5A6A"/>
             </w:tcBorders>
@@ -14871,7 +16054,7 @@
                 <w:color w:val="1A1A1A"/>
                 <w:sz w:val="16"/>
               </w:rPr>
-              <w:t>echo "══ Lista de Verificación de Seguridad — Capítulo 30 ══"</w:t>
+              <w:t>echo "══ Lista de Verificación de Seguridad — Capítulo 28 ══"</w:t>
             </w:r>
           </w:p>
           <w:p>
@@ -14932,6 +16115,7 @@
             <w:r>
               <w:rPr>
                 <w:rFonts w:ascii="Courier New" w:hAnsi="Courier New"/>
+                <w:i/>
                 <w:color w:val="555555"/>
                 <w:sz w:val="16"/>
               </w:rPr>
@@ -14948,6 +16132,7 @@
             <w:r>
               <w:rPr>
                 <w:rFonts w:ascii="Courier New" w:hAnsi="Courier New"/>
+                <w:i/>
                 <w:color w:val="555555"/>
                 <w:sz w:val="16"/>
               </w:rPr>
@@ -15012,6 +16197,7 @@
             <w:r>
               <w:rPr>
                 <w:rFonts w:ascii="Courier New" w:hAnsi="Courier New"/>
+                <w:i/>
                 <w:color w:val="555555"/>
                 <w:sz w:val="16"/>
               </w:rPr>
@@ -15028,6 +16214,7 @@
             <w:r>
               <w:rPr>
                 <w:rFonts w:ascii="Courier New" w:hAnsi="Courier New"/>
+                <w:i/>
                 <w:color w:val="555555"/>
                 <w:sz w:val="16"/>
               </w:rPr>
@@ -15092,6 +16279,7 @@
             <w:r>
               <w:rPr>
                 <w:rFonts w:ascii="Courier New" w:hAnsi="Courier New"/>
+                <w:i/>
                 <w:color w:val="555555"/>
                 <w:sz w:val="16"/>
               </w:rPr>
@@ -15108,6 +16296,7 @@
             <w:r>
               <w:rPr>
                 <w:rFonts w:ascii="Courier New" w:hAnsi="Courier New"/>
+                <w:i/>
                 <w:color w:val="555555"/>
                 <w:sz w:val="16"/>
               </w:rPr>
@@ -15156,7 +16345,7 @@
             <w:r>
               <w:rPr>
                 <w:rFonts w:ascii="Courier New" w:hAnsi="Courier New"/>
-                <w:color w:val="555555"/>
+                <w:color w:val="1A1A1A"/>
                 <w:sz w:val="16"/>
               </w:rPr>
               <w:t>CODE=$(curl -s -o /dev/null -w "%{http_code}" http://localhost:8088/api/llm/v1/models)</w:t>
@@ -15172,6 +16361,7 @@
             <w:r>
               <w:rPr>
                 <w:rFonts w:ascii="Courier New" w:hAnsi="Courier New"/>
+                <w:i/>
                 <w:color w:val="555555"/>
                 <w:sz w:val="16"/>
               </w:rPr>
@@ -15188,6 +16378,7 @@
             <w:r>
               <w:rPr>
                 <w:rFonts w:ascii="Courier New" w:hAnsi="Courier New"/>
+                <w:i/>
                 <w:color w:val="555555"/>
                 <w:sz w:val="16"/>
               </w:rPr>
@@ -15204,6 +16395,7 @@
             <w:r>
               <w:rPr>
                 <w:rFonts w:ascii="Courier New" w:hAnsi="Courier New"/>
+                <w:i/>
                 <w:color w:val="555555"/>
                 <w:sz w:val="16"/>
               </w:rPr>
@@ -15268,6 +16460,7 @@
             <w:r>
               <w:rPr>
                 <w:rFonts w:ascii="Courier New" w:hAnsi="Courier New"/>
+                <w:i/>
                 <w:color w:val="555555"/>
                 <w:sz w:val="16"/>
               </w:rPr>
@@ -15284,6 +16477,7 @@
             <w:r>
               <w:rPr>
                 <w:rFonts w:ascii="Courier New" w:hAnsi="Courier New"/>
+                <w:i/>
                 <w:color w:val="555555"/>
                 <w:sz w:val="16"/>
               </w:rPr>
@@ -15334,208 +16528,258 @@
         <w:pStyle w:val="Endure-Subhead"/>
         <w:keepNext/>
         <w:spacing w:before="240" w:after="60"/>
+        <w:outlineLvl w:val="1"/>
       </w:pPr>
       <w:r>
+        <w:rPr>
+          <w:sz w:val="24"/>
+        </w:rPr>
         <w:t>Resumen del Capítulo</w:t>
       </w:r>
     </w:p>
     <w:p>
       <w:pPr>
         <w:pStyle w:val="Endure-FirstParagraphBodyText"/>
+        <w:spacing w:before="100" w:after="100"/>
       </w:pPr>
       <w:r>
+        <w:rPr>
+          <w:sz w:val="20"/>
+        </w:rPr>
         <w:t>El Jetson AGX Orin es ahora un servidor de IA accesible desde internet con arquitectura de producción:</w:t>
       </w:r>
     </w:p>
     <w:p>
       <w:pPr>
         <w:pStyle w:val="Endure-ChapterBodyText"/>
-        <w:spacing w:before="20" w:after="20"/>
+        <w:spacing w:before="40" w:after="40"/>
         <w:ind w:left="360" w:hanging="216"/>
       </w:pPr>
       <w:r>
         <w:rPr>
-          <w:sz w:val="18"/>
+          <w:sz w:val="20"/>
         </w:rPr>
         <w:t xml:space="preserve">• </w:t>
       </w:r>
       <w:r>
         <w:rPr>
           <w:b/>
+          <w:sz w:val="20"/>
         </w:rPr>
         <w:t>Nginx</w:t>
       </w:r>
       <w:r>
+        <w:rPr>
+          <w:sz w:val="20"/>
+        </w:rPr>
         <w:t xml:space="preserve"> como punto de entrada único (puerto 8088), enruta </w:t>
       </w:r>
       <w:r>
         <w:rPr>
           <w:rFonts w:ascii="Courier New" w:hAnsi="Courier New"/>
-          <w:sz w:val="17"/>
+          <w:sz w:val="16"/>
         </w:rPr>
         <w:t>/api/llm</w:t>
       </w:r>
       <w:r>
+        <w:rPr>
+          <w:sz w:val="20"/>
+        </w:rPr>
         <w:t xml:space="preserve">, </w:t>
       </w:r>
       <w:r>
         <w:rPr>
           <w:rFonts w:ascii="Courier New" w:hAnsi="Courier New"/>
-          <w:sz w:val="17"/>
+          <w:sz w:val="16"/>
         </w:rPr>
         <w:t>/api/stt</w:t>
       </w:r>
       <w:r>
+        <w:rPr>
+          <w:sz w:val="20"/>
+        </w:rPr>
         <w:t xml:space="preserve">, </w:t>
       </w:r>
       <w:r>
         <w:rPr>
           <w:rFonts w:ascii="Courier New" w:hAnsi="Courier New"/>
-          <w:sz w:val="17"/>
+          <w:sz w:val="16"/>
         </w:rPr>
         <w:t>/api/tts</w:t>
       </w:r>
       <w:r>
+        <w:rPr>
+          <w:sz w:val="20"/>
+        </w:rPr>
         <w:t xml:space="preserve">, </w:t>
       </w:r>
       <w:r>
         <w:rPr>
           <w:rFonts w:ascii="Courier New" w:hAnsi="Courier New"/>
-          <w:sz w:val="17"/>
+          <w:sz w:val="16"/>
         </w:rPr>
         <w:t>/api/agent</w:t>
       </w:r>
       <w:r>
+        <w:rPr>
+          <w:sz w:val="20"/>
+        </w:rPr>
         <w:t xml:space="preserve">, </w:t>
       </w:r>
       <w:r>
         <w:rPr>
           <w:rFonts w:ascii="Courier New" w:hAnsi="Courier New"/>
-          <w:sz w:val="17"/>
+          <w:sz w:val="16"/>
         </w:rPr>
         <w:t>/n8n</w:t>
       </w:r>
       <w:r>
+        <w:rPr>
+          <w:sz w:val="20"/>
+        </w:rPr>
         <w:t xml:space="preserve"> y </w:t>
       </w:r>
       <w:r>
         <w:rPr>
           <w:rFonts w:ascii="Courier New" w:hAnsi="Courier New"/>
-          <w:sz w:val="17"/>
+          <w:sz w:val="16"/>
         </w:rPr>
         <w:t>/</w:t>
       </w:r>
       <w:r>
+        <w:rPr>
+          <w:sz w:val="20"/>
+        </w:rPr>
         <w:t xml:space="preserve"> hacia los servicios correctos</w:t>
       </w:r>
     </w:p>
     <w:p>
       <w:pPr>
         <w:pStyle w:val="Endure-ChapterBodyText"/>
-        <w:spacing w:before="20" w:after="20"/>
+        <w:spacing w:before="40" w:after="40"/>
         <w:ind w:left="360" w:hanging="216"/>
       </w:pPr>
       <w:r>
         <w:rPr>
-          <w:sz w:val="18"/>
+          <w:sz w:val="20"/>
         </w:rPr>
         <w:t xml:space="preserve">• </w:t>
       </w:r>
       <w:r>
         <w:rPr>
           <w:b/>
+          <w:sz w:val="20"/>
         </w:rPr>
         <w:t>Rate limiting</w:t>
       </w:r>
       <w:r>
+        <w:rPr>
+          <w:sz w:val="20"/>
+        </w:rPr>
         <w:t xml:space="preserve"> integrado en Nginx: 10 peticiones/segundo para API general, 2/segundo para LLM (protege contra abuso)</w:t>
       </w:r>
     </w:p>
     <w:p>
       <w:pPr>
         <w:pStyle w:val="Endure-ChapterBodyText"/>
-        <w:spacing w:before="20" w:after="20"/>
+        <w:spacing w:before="40" w:after="40"/>
         <w:ind w:left="360" w:hanging="216"/>
       </w:pPr>
       <w:r>
         <w:rPr>
-          <w:sz w:val="18"/>
+          <w:sz w:val="20"/>
         </w:rPr>
         <w:t xml:space="preserve">• </w:t>
       </w:r>
       <w:r>
         <w:rPr>
           <w:b/>
+          <w:sz w:val="20"/>
         </w:rPr>
         <w:t>JWT FastAPI</w:t>
       </w:r>
       <w:r>
+        <w:rPr>
+          <w:sz w:val="20"/>
+        </w:rPr>
         <w:t xml:space="preserve"> (puerto 9100) gestiona clientes, genera tokens y los valida — cada cliente recibe su token único</w:t>
       </w:r>
     </w:p>
     <w:p>
       <w:pPr>
         <w:pStyle w:val="Endure-ChapterBodyText"/>
-        <w:spacing w:before="20" w:after="20"/>
+        <w:spacing w:before="40" w:after="40"/>
         <w:ind w:left="360" w:hanging="216"/>
       </w:pPr>
       <w:r>
         <w:rPr>
-          <w:sz w:val="18"/>
+          <w:sz w:val="20"/>
         </w:rPr>
         <w:t xml:space="preserve">• </w:t>
       </w:r>
       <w:r>
         <w:rPr>
           <w:b/>
+          <w:sz w:val="20"/>
         </w:rPr>
         <w:t>Cloudflare Tunnel</w:t>
       </w:r>
       <w:r>
+        <w:rPr>
+          <w:sz w:val="20"/>
+        </w:rPr>
         <w:t xml:space="preserve"> expone todo al internet sin IP pública ni puertos abiertos en el router</w:t>
       </w:r>
     </w:p>
     <w:p>
       <w:pPr>
         <w:pStyle w:val="Endure-ChapterBodyText"/>
-        <w:spacing w:before="20" w:after="20"/>
+        <w:spacing w:before="40" w:after="40"/>
         <w:ind w:left="360" w:hanging="216"/>
       </w:pPr>
       <w:r>
         <w:rPr>
-          <w:sz w:val="18"/>
+          <w:sz w:val="20"/>
         </w:rPr>
         <w:t xml:space="preserve">• </w:t>
       </w:r>
       <w:r>
         <w:rPr>
           <w:b/>
+          <w:sz w:val="20"/>
         </w:rPr>
         <w:t>Uptime Kuma</w:t>
       </w:r>
       <w:r>
+        <w:rPr>
+          <w:sz w:val="20"/>
+        </w:rPr>
         <w:t xml:space="preserve"> monitorea disponibilidad y envía alertas cuando un servicio cae</w:t>
       </w:r>
     </w:p>
     <w:p>
       <w:pPr>
         <w:pStyle w:val="Endure-ChapterBodyText"/>
-        <w:spacing w:before="20" w:after="20"/>
+        <w:spacing w:before="40" w:after="40"/>
         <w:ind w:left="360" w:hanging="216"/>
       </w:pPr>
       <w:r>
         <w:rPr>
-          <w:sz w:val="18"/>
+          <w:sz w:val="20"/>
         </w:rPr>
         <w:t xml:space="preserve">• </w:t>
       </w:r>
       <w:r>
         <w:rPr>
           <w:b/>
+          <w:sz w:val="20"/>
         </w:rPr>
         <w:t>Logs JSON</w:t>
       </w:r>
       <w:r>
+        <w:rPr>
+          <w:sz w:val="20"/>
+        </w:rPr>
         <w:t xml:space="preserve"> estructurados con logrotate diario, rotación 7 días</w:t>
       </w:r>
     </w:p>
@@ -15547,17 +16791,25 @@
     <w:p>
       <w:pPr>
         <w:pStyle w:val="Endure-ChapterBodyText"/>
+        <w:spacing w:before="100" w:after="100"/>
       </w:pPr>
       <w:r>
-        <w:t xml:space="preserve">El siguiente capítulo (Capítulo 31) ensambla todo lo construido en los capítulos anteriores en un </w:t>
+        <w:rPr>
+          <w:sz w:val="20"/>
+        </w:rPr>
+        <w:t xml:space="preserve">El siguiente capítulo (Capstone 01) ensambla todo lo construido en los capítulos anteriores en un </w:t>
       </w:r>
       <w:r>
         <w:rPr>
           <w:b/>
+          <w:sz w:val="20"/>
         </w:rPr>
         <w:t>Capstone de Agencia de IA</w:t>
       </w:r>
       <w:r>
+        <w:rPr>
+          <w:sz w:val="20"/>
+        </w:rPr>
         <w:t>: frontend web Flask, agentes OpenClaw, automatización N8N y facturación conceptual, todo operando como un SAAS funcional desde el Jetson.</w:t>
       </w:r>
     </w:p>

--- a/book/docx-por-capitulo/capitulo-28-microservicios-saas.docx
+++ b/book/docx-por-capitulo/capitulo-28-microservicios-saas.docx
@@ -26,7 +26,7 @@
       <w:pPr>
         <w:pStyle w:val="Endure-Subhead"/>
         <w:keepNext/>
-        <w:spacing w:before="240" w:after="60"/>
+        <w:spacing w:before="240" w:after="60" w:line="240" w:lineRule="auto"/>
         <w:outlineLvl w:val="1"/>
       </w:pPr>
       <w:r>
@@ -39,7 +39,7 @@
     <w:p>
       <w:pPr>
         <w:pStyle w:val="Endure-FirstParagraphBodyText"/>
-        <w:spacing w:before="100" w:after="100"/>
+        <w:spacing w:before="100" w:after="100" w:line="240" w:lineRule="auto"/>
       </w:pPr>
       <w:r>
         <w:rPr>
@@ -51,7 +51,7 @@
     <w:p>
       <w:pPr>
         <w:pStyle w:val="Endure-ChapterBodyText"/>
-        <w:spacing w:before="100" w:after="100"/>
+        <w:spacing w:before="100" w:after="100" w:line="240" w:lineRule="auto"/>
       </w:pPr>
       <w:r>
         <w:rPr>
@@ -81,7 +81,7 @@
                     <pic:cNvPicPr/>
                   </pic:nvPicPr>
                   <pic:blipFill>
-                    <a:blip r:embed="rId46"/>
+                    <a:blip r:embed="rId51"/>
                     <a:stretch>
                       <a:fillRect/>
                     </a:stretch>
@@ -103,7 +103,7 @@
     <w:p>
       <w:pPr>
         <w:pStyle w:val="Endure-CopyrightPage"/>
-        <w:spacing w:before="40" w:after="160"/>
+        <w:spacing w:before="40" w:after="160" w:line="240" w:lineRule="auto"/>
         <w:jc w:val="center"/>
       </w:pPr>
       <w:r>
@@ -319,7 +319,7 @@
     <w:p>
       <w:pPr>
         <w:pStyle w:val="Endure-ChapterBodyText"/>
-        <w:spacing w:before="100" w:after="100"/>
+        <w:spacing w:before="100" w:after="100" w:line="240" w:lineRule="auto"/>
       </w:pPr>
       <w:r>
         <w:rPr>
@@ -365,7 +365,7 @@
           </w:tcPr>
           <w:p>
             <w:pPr>
-              <w:spacing w:before="0" w:after="0"/>
+              <w:spacing w:before="0" w:after="0" w:line="240" w:lineRule="auto"/>
               <w:jc w:val="center"/>
             </w:pPr>
             <w:r>
@@ -398,7 +398,7 @@
           </w:tcPr>
           <w:p>
             <w:pPr>
-              <w:spacing w:before="0" w:after="0"/>
+              <w:spacing w:before="0" w:after="0" w:line="240" w:lineRule="auto"/>
               <w:jc w:val="center"/>
             </w:pPr>
             <w:r>
@@ -431,7 +431,7 @@
           </w:tcPr>
           <w:p>
             <w:pPr>
-              <w:spacing w:before="0" w:after="0"/>
+              <w:spacing w:before="0" w:after="0" w:line="240" w:lineRule="auto"/>
               <w:jc w:val="center"/>
             </w:pPr>
             <w:r>
@@ -469,7 +469,7 @@
           </w:tcPr>
           <w:p>
             <w:pPr>
-              <w:spacing w:before="0" w:after="0"/>
+              <w:spacing w:before="0" w:after="0" w:line="240" w:lineRule="auto"/>
               <w:jc w:val="center"/>
             </w:pPr>
             <w:r>
@@ -500,7 +500,7 @@
           </w:tcPr>
           <w:p>
             <w:pPr>
-              <w:spacing w:before="0" w:after="0"/>
+              <w:spacing w:before="0" w:after="0" w:line="240" w:lineRule="auto"/>
               <w:jc w:val="center"/>
             </w:pPr>
             <w:r>
@@ -531,7 +531,7 @@
           </w:tcPr>
           <w:p>
             <w:pPr>
-              <w:spacing w:before="0" w:after="0"/>
+              <w:spacing w:before="0" w:after="0" w:line="240" w:lineRule="auto"/>
               <w:jc w:val="center"/>
             </w:pPr>
             <w:r>
@@ -567,7 +567,7 @@
           </w:tcPr>
           <w:p>
             <w:pPr>
-              <w:spacing w:before="0" w:after="0"/>
+              <w:spacing w:before="0" w:after="0" w:line="240" w:lineRule="auto"/>
               <w:jc w:val="center"/>
             </w:pPr>
             <w:r>
@@ -598,7 +598,7 @@
           </w:tcPr>
           <w:p>
             <w:pPr>
-              <w:spacing w:before="0" w:after="0"/>
+              <w:spacing w:before="0" w:after="0" w:line="240" w:lineRule="auto"/>
               <w:jc w:val="center"/>
             </w:pPr>
             <w:r>
@@ -629,7 +629,7 @@
           </w:tcPr>
           <w:p>
             <w:pPr>
-              <w:spacing w:before="0" w:after="0"/>
+              <w:spacing w:before="0" w:after="0" w:line="240" w:lineRule="auto"/>
               <w:jc w:val="center"/>
             </w:pPr>
             <w:r>
@@ -665,7 +665,7 @@
           </w:tcPr>
           <w:p>
             <w:pPr>
-              <w:spacing w:before="0" w:after="0"/>
+              <w:spacing w:before="0" w:after="0" w:line="240" w:lineRule="auto"/>
               <w:jc w:val="center"/>
             </w:pPr>
             <w:r>
@@ -696,7 +696,7 @@
           </w:tcPr>
           <w:p>
             <w:pPr>
-              <w:spacing w:before="0" w:after="0"/>
+              <w:spacing w:before="0" w:after="0" w:line="240" w:lineRule="auto"/>
               <w:jc w:val="center"/>
             </w:pPr>
             <w:r>
@@ -727,7 +727,7 @@
           </w:tcPr>
           <w:p>
             <w:pPr>
-              <w:spacing w:before="0" w:after="0"/>
+              <w:spacing w:before="0" w:after="0" w:line="240" w:lineRule="auto"/>
               <w:jc w:val="center"/>
             </w:pPr>
             <w:r>
@@ -763,7 +763,7 @@
           </w:tcPr>
           <w:p>
             <w:pPr>
-              <w:spacing w:before="0" w:after="0"/>
+              <w:spacing w:before="0" w:after="0" w:line="240" w:lineRule="auto"/>
               <w:jc w:val="center"/>
             </w:pPr>
             <w:r>
@@ -794,7 +794,7 @@
           </w:tcPr>
           <w:p>
             <w:pPr>
-              <w:spacing w:before="0" w:after="0"/>
+              <w:spacing w:before="0" w:after="0" w:line="240" w:lineRule="auto"/>
               <w:jc w:val="center"/>
             </w:pPr>
             <w:r>
@@ -825,7 +825,7 @@
           </w:tcPr>
           <w:p>
             <w:pPr>
-              <w:spacing w:before="0" w:after="0"/>
+              <w:spacing w:before="0" w:after="0" w:line="240" w:lineRule="auto"/>
               <w:jc w:val="center"/>
             </w:pPr>
             <w:r>
@@ -861,7 +861,7 @@
           </w:tcPr>
           <w:p>
             <w:pPr>
-              <w:spacing w:before="0" w:after="0"/>
+              <w:spacing w:before="0" w:after="0" w:line="240" w:lineRule="auto"/>
               <w:jc w:val="center"/>
             </w:pPr>
             <w:r>
@@ -892,7 +892,7 @@
           </w:tcPr>
           <w:p>
             <w:pPr>
-              <w:spacing w:before="0" w:after="0"/>
+              <w:spacing w:before="0" w:after="0" w:line="240" w:lineRule="auto"/>
               <w:jc w:val="center"/>
             </w:pPr>
             <w:r>
@@ -923,7 +923,7 @@
           </w:tcPr>
           <w:p>
             <w:pPr>
-              <w:spacing w:before="0" w:after="0"/>
+              <w:spacing w:before="0" w:after="0" w:line="240" w:lineRule="auto"/>
               <w:jc w:val="center"/>
             </w:pPr>
             <w:r>
@@ -944,7 +944,7 @@
     <w:p>
       <w:pPr>
         <w:pStyle w:val="Endure-ChapterBodyText"/>
-        <w:spacing w:before="100" w:after="100"/>
+        <w:spacing w:before="100" w:after="100" w:line="240" w:lineRule="auto"/>
       </w:pPr>
       <w:r>
         <w:rPr>
@@ -956,7 +956,7 @@
     <w:p>
       <w:pPr>
         <w:pStyle w:val="Endure-ChapterBodyText"/>
-        <w:spacing w:before="100" w:after="100"/>
+        <w:spacing w:before="100" w:after="100" w:line="240" w:lineRule="auto"/>
       </w:pPr>
       <w:r>
         <w:rPr>
@@ -975,7 +975,7 @@
     <w:p>
       <w:pPr>
         <w:pStyle w:val="Endure-ChapterBodyText"/>
-        <w:spacing w:before="100" w:after="100"/>
+        <w:spacing w:before="100" w:after="100" w:line="240" w:lineRule="auto"/>
       </w:pPr>
       <w:r>
         <w:rPr>
@@ -1008,20 +1008,20 @@
       <w:pPr>
         <w:pStyle w:val="Endure-Subhead"/>
         <w:keepNext/>
-        <w:spacing w:before="240" w:after="60"/>
+        <w:spacing w:before="240" w:after="60" w:line="240" w:lineRule="auto"/>
         <w:outlineLvl w:val="1"/>
       </w:pPr>
       <w:r>
         <w:rPr>
           <w:sz w:val="24"/>
         </w:rPr>
-        <w:t>30.1 Nginx como Reverse Proxy</w:t>
+        <w:t>28.1 Nginx como Reverse Proxy</w:t>
       </w:r>
     </w:p>
     <w:p>
       <w:pPr>
         <w:pStyle w:val="Endure-FirstParagraphBodyText"/>
-        <w:spacing w:before="100" w:after="100"/>
+        <w:spacing w:before="100" w:after="100" w:line="240" w:lineRule="auto"/>
       </w:pPr>
       <w:r>
         <w:rPr>
@@ -1034,14 +1034,14 @@
       <w:pPr>
         <w:pStyle w:val="Endure-Subhead"/>
         <w:keepNext/>
-        <w:spacing w:before="160" w:after="60"/>
+        <w:spacing w:before="160" w:after="60" w:line="240" w:lineRule="auto"/>
         <w:outlineLvl w:val="2"/>
       </w:pPr>
       <w:r>
         <w:rPr>
           <w:sz w:val="22"/>
         </w:rPr>
-        <w:t>30.1.1 Instalar Nginx</w:t>
+        <w:t>28.1.1 Instalar Nginx</w:t>
       </w:r>
     </w:p>
     <w:tbl>
@@ -1324,14 +1324,14 @@
       <w:pPr>
         <w:pStyle w:val="Endure-Subhead"/>
         <w:keepNext/>
-        <w:spacing w:before="160" w:after="60"/>
+        <w:spacing w:before="160" w:after="60" w:line="240" w:lineRule="auto"/>
         <w:outlineLvl w:val="2"/>
       </w:pPr>
       <w:r>
         <w:rPr>
           <w:sz w:val="22"/>
         </w:rPr>
-        <w:t>30.1.2 Configuración del Reverse Proxy</w:t>
+        <w:t>28.1.2 Configuración del Reverse Proxy</w:t>
       </w:r>
     </w:p>
     <w:tbl>
@@ -3496,20 +3496,20 @@
       <w:pPr>
         <w:pStyle w:val="Endure-Subhead"/>
         <w:keepNext/>
-        <w:spacing w:before="240" w:after="60"/>
+        <w:spacing w:before="240" w:after="60" w:line="240" w:lineRule="auto"/>
         <w:outlineLvl w:val="1"/>
       </w:pPr>
       <w:r>
         <w:rPr>
           <w:sz w:val="24"/>
         </w:rPr>
-        <w:t>30.2 Autenticación JWT con FastAPI</w:t>
+        <w:t>28.2 Autenticación JWT con FastAPI</w:t>
       </w:r>
     </w:p>
     <w:p>
       <w:pPr>
         <w:pStyle w:val="Endure-FirstParagraphBodyText"/>
-        <w:spacing w:before="100" w:after="100"/>
+        <w:spacing w:before="100" w:after="100" w:line="240" w:lineRule="auto"/>
       </w:pPr>
       <w:r>
         <w:rPr>
@@ -3522,14 +3522,14 @@
       <w:pPr>
         <w:pStyle w:val="Endure-Subhead"/>
         <w:keepNext/>
-        <w:spacing w:before="160" w:after="60"/>
+        <w:spacing w:before="160" w:after="60" w:line="240" w:lineRule="auto"/>
         <w:outlineLvl w:val="2"/>
       </w:pPr>
       <w:r>
         <w:rPr>
           <w:sz w:val="22"/>
         </w:rPr>
-        <w:t>30.2.1 Instalar Dependencias</w:t>
+        <w:t>28.2.1 Instalar Dependencias</w:t>
       </w:r>
     </w:p>
     <w:tbl>
@@ -3617,14 +3617,14 @@
       <w:pPr>
         <w:pStyle w:val="Endure-Subhead"/>
         <w:keepNext/>
-        <w:spacing w:before="160" w:after="60"/>
+        <w:spacing w:before="160" w:after="60" w:line="240" w:lineRule="auto"/>
         <w:outlineLvl w:val="2"/>
       </w:pPr>
       <w:r>
         <w:rPr>
           <w:sz w:val="22"/>
         </w:rPr>
-        <w:t>30.2.2 Servidor de Autenticación JWT</w:t>
+        <w:t>28.2.2 Servidor de Autenticación JWT</w:t>
       </w:r>
     </w:p>
     <w:tbl>
@@ -6186,14 +6186,14 @@
       <w:pPr>
         <w:pStyle w:val="Endure-Subhead"/>
         <w:keepNext/>
-        <w:spacing w:before="160" w:after="60"/>
+        <w:spacing w:before="160" w:after="60" w:line="240" w:lineRule="auto"/>
         <w:outlineLvl w:val="2"/>
       </w:pPr>
       <w:r>
         <w:rPr>
           <w:sz w:val="22"/>
         </w:rPr>
-        <w:t>30.2.3 Registrar el Primer Cliente</w:t>
+        <w:t>28.2.3 Registrar el Primer Cliente</w:t>
       </w:r>
     </w:p>
     <w:tbl>
@@ -6801,20 +6801,20 @@
       <w:pPr>
         <w:pStyle w:val="Endure-Subhead"/>
         <w:keepNext/>
-        <w:spacing w:before="240" w:after="60"/>
+        <w:spacing w:before="240" w:after="60" w:line="240" w:lineRule="auto"/>
         <w:outlineLvl w:val="1"/>
       </w:pPr>
       <w:r>
         <w:rPr>
           <w:sz w:val="24"/>
         </w:rPr>
-        <w:t>30.3 Cloudflare Tunnel: Sin Abrir Puertos en el Router</w:t>
+        <w:t>28.3 Cloudflare Tunnel: Sin Abrir Puertos en el Router</w:t>
       </w:r>
     </w:p>
     <w:p>
       <w:pPr>
         <w:pStyle w:val="Endure-FirstParagraphBodyText"/>
-        <w:spacing w:before="100" w:after="100"/>
+        <w:spacing w:before="100" w:after="100" w:line="240" w:lineRule="auto"/>
       </w:pPr>
       <w:r>
         <w:rPr>
@@ -6827,14 +6827,14 @@
       <w:pPr>
         <w:pStyle w:val="Endure-Subhead"/>
         <w:keepNext/>
-        <w:spacing w:before="160" w:after="60"/>
+        <w:spacing w:before="160" w:after="60" w:line="240" w:lineRule="auto"/>
         <w:outlineLvl w:val="2"/>
       </w:pPr>
       <w:r>
         <w:rPr>
           <w:sz w:val="22"/>
         </w:rPr>
-        <w:t>30.3.1 Instalar cloudflared</w:t>
+        <w:t>28.3.1 Instalar cloudflared</w:t>
       </w:r>
     </w:p>
     <w:tbl>
@@ -7069,14 +7069,14 @@
       <w:pPr>
         <w:pStyle w:val="Endure-Subhead"/>
         <w:keepNext/>
-        <w:spacing w:before="160" w:after="60"/>
+        <w:spacing w:before="160" w:after="60" w:line="240" w:lineRule="auto"/>
         <w:outlineLvl w:val="2"/>
       </w:pPr>
       <w:r>
         <w:rPr>
           <w:sz w:val="22"/>
         </w:rPr>
-        <w:t>30.3.2 Autenticación con Cloudflare</w:t>
+        <w:t>28.3.2 Autenticación con Cloudflare</w:t>
       </w:r>
     </w:p>
     <w:tbl>
@@ -7315,14 +7315,14 @@
       <w:pPr>
         <w:pStyle w:val="Endure-Subhead"/>
         <w:keepNext/>
-        <w:spacing w:before="160" w:after="60"/>
+        <w:spacing w:before="160" w:after="60" w:line="240" w:lineRule="auto"/>
         <w:outlineLvl w:val="2"/>
       </w:pPr>
       <w:r>
         <w:rPr>
           <w:sz w:val="22"/>
         </w:rPr>
-        <w:t>30.3.3 Crear el Túnel</w:t>
+        <w:t>28.3.3 Crear el Túnel</w:t>
       </w:r>
     </w:p>
     <w:tbl>
@@ -7641,14 +7641,14 @@
       <w:pPr>
         <w:pStyle w:val="Endure-Subhead"/>
         <w:keepNext/>
-        <w:spacing w:before="160" w:after="60"/>
+        <w:spacing w:before="160" w:after="60" w:line="240" w:lineRule="auto"/>
         <w:outlineLvl w:val="2"/>
       </w:pPr>
       <w:r>
         <w:rPr>
           <w:sz w:val="22"/>
         </w:rPr>
-        <w:t>30.3.4 Configurar el Túnel</w:t>
+        <w:t>28.3.4 Configurar el Túnel</w:t>
       </w:r>
     </w:p>
     <w:tbl>
@@ -8194,14 +8194,14 @@
       <w:pPr>
         <w:pStyle w:val="Endure-Subhead"/>
         <w:keepNext/>
-        <w:spacing w:before="160" w:after="60"/>
+        <w:spacing w:before="160" w:after="60" w:line="240" w:lineRule="auto"/>
         <w:outlineLvl w:val="2"/>
       </w:pPr>
       <w:r>
         <w:rPr>
           <w:sz w:val="22"/>
         </w:rPr>
-        <w:t>30.3.5 Iniciar el Túnel</w:t>
+        <w:t>28.3.5 Iniciar el Túnel</w:t>
       </w:r>
     </w:p>
     <w:tbl>
@@ -8633,20 +8633,20 @@
       <w:pPr>
         <w:pStyle w:val="Endure-Subhead"/>
         <w:keepNext/>
-        <w:spacing w:before="240" w:after="60"/>
+        <w:spacing w:before="240" w:after="60" w:line="240" w:lineRule="auto"/>
         <w:outlineLvl w:val="1"/>
       </w:pPr>
       <w:r>
         <w:rPr>
           <w:sz w:val="24"/>
         </w:rPr>
-        <w:t>30.4 Monitoreo con Uptime Kuma</w:t>
+        <w:t>28.4 Monitoreo con Uptime Kuma</w:t>
       </w:r>
     </w:p>
     <w:p>
       <w:pPr>
         <w:pStyle w:val="Endure-FirstParagraphBodyText"/>
-        <w:spacing w:before="100" w:after="100"/>
+        <w:spacing w:before="100" w:after="100" w:line="240" w:lineRule="auto"/>
       </w:pPr>
       <w:r>
         <w:rPr>
@@ -8855,7 +8855,7 @@
     <w:p>
       <w:pPr>
         <w:pStyle w:val="Endure-ChapterBodyText"/>
-        <w:spacing w:before="100" w:after="100"/>
+        <w:spacing w:before="100" w:after="100" w:line="240" w:lineRule="auto"/>
       </w:pPr>
       <w:r>
         <w:rPr>
@@ -8901,7 +8901,7 @@
           </w:tcPr>
           <w:p>
             <w:pPr>
-              <w:spacing w:before="0" w:after="0"/>
+              <w:spacing w:before="0" w:after="0" w:line="240" w:lineRule="auto"/>
               <w:jc w:val="center"/>
             </w:pPr>
             <w:r>
@@ -8934,7 +8934,7 @@
           </w:tcPr>
           <w:p>
             <w:pPr>
-              <w:spacing w:before="0" w:after="0"/>
+              <w:spacing w:before="0" w:after="0" w:line="240" w:lineRule="auto"/>
               <w:jc w:val="center"/>
             </w:pPr>
             <w:r>
@@ -8967,7 +8967,7 @@
           </w:tcPr>
           <w:p>
             <w:pPr>
-              <w:spacing w:before="0" w:after="0"/>
+              <w:spacing w:before="0" w:after="0" w:line="240" w:lineRule="auto"/>
               <w:jc w:val="center"/>
             </w:pPr>
             <w:r>
@@ -9000,7 +9000,7 @@
           </w:tcPr>
           <w:p>
             <w:pPr>
-              <w:spacing w:before="0" w:after="0"/>
+              <w:spacing w:before="0" w:after="0" w:line="240" w:lineRule="auto"/>
               <w:jc w:val="center"/>
             </w:pPr>
             <w:r>
@@ -9038,7 +9038,7 @@
           </w:tcPr>
           <w:p>
             <w:pPr>
-              <w:spacing w:before="0" w:after="0"/>
+              <w:spacing w:before="0" w:after="0" w:line="240" w:lineRule="auto"/>
               <w:jc w:val="center"/>
             </w:pPr>
             <w:r>
@@ -9069,7 +9069,7 @@
           </w:tcPr>
           <w:p>
             <w:pPr>
-              <w:spacing w:before="0" w:after="0"/>
+              <w:spacing w:before="0" w:after="0" w:line="240" w:lineRule="auto"/>
               <w:jc w:val="center"/>
             </w:pPr>
             <w:r>
@@ -9100,7 +9100,7 @@
           </w:tcPr>
           <w:p>
             <w:pPr>
-              <w:spacing w:before="0" w:after="0"/>
+              <w:spacing w:before="0" w:after="0" w:line="240" w:lineRule="auto"/>
               <w:jc w:val="center"/>
             </w:pPr>
             <w:r>
@@ -9131,7 +9131,7 @@
           </w:tcPr>
           <w:p>
             <w:pPr>
-              <w:spacing w:before="0" w:after="0"/>
+              <w:spacing w:before="0" w:after="0" w:line="240" w:lineRule="auto"/>
               <w:jc w:val="center"/>
             </w:pPr>
             <w:r>
@@ -9167,7 +9167,7 @@
           </w:tcPr>
           <w:p>
             <w:pPr>
-              <w:spacing w:before="0" w:after="0"/>
+              <w:spacing w:before="0" w:after="0" w:line="240" w:lineRule="auto"/>
               <w:jc w:val="center"/>
             </w:pPr>
             <w:r>
@@ -9198,7 +9198,7 @@
           </w:tcPr>
           <w:p>
             <w:pPr>
-              <w:spacing w:before="0" w:after="0"/>
+              <w:spacing w:before="0" w:after="0" w:line="240" w:lineRule="auto"/>
               <w:jc w:val="center"/>
             </w:pPr>
             <w:r>
@@ -9229,7 +9229,7 @@
           </w:tcPr>
           <w:p>
             <w:pPr>
-              <w:spacing w:before="0" w:after="0"/>
+              <w:spacing w:before="0" w:after="0" w:line="240" w:lineRule="auto"/>
               <w:jc w:val="center"/>
             </w:pPr>
             <w:r>
@@ -9260,7 +9260,7 @@
           </w:tcPr>
           <w:p>
             <w:pPr>
-              <w:spacing w:before="0" w:after="0"/>
+              <w:spacing w:before="0" w:after="0" w:line="240" w:lineRule="auto"/>
               <w:jc w:val="center"/>
             </w:pPr>
             <w:r>
@@ -9296,7 +9296,7 @@
           </w:tcPr>
           <w:p>
             <w:pPr>
-              <w:spacing w:before="0" w:after="0"/>
+              <w:spacing w:before="0" w:after="0" w:line="240" w:lineRule="auto"/>
               <w:jc w:val="center"/>
             </w:pPr>
             <w:r>
@@ -9327,7 +9327,7 @@
           </w:tcPr>
           <w:p>
             <w:pPr>
-              <w:spacing w:before="0" w:after="0"/>
+              <w:spacing w:before="0" w:after="0" w:line="240" w:lineRule="auto"/>
               <w:jc w:val="both"/>
             </w:pPr>
             <w:r>
@@ -9358,7 +9358,7 @@
           </w:tcPr>
           <w:p>
             <w:pPr>
-              <w:spacing w:before="0" w:after="0"/>
+              <w:spacing w:before="0" w:after="0" w:line="240" w:lineRule="auto"/>
               <w:jc w:val="center"/>
             </w:pPr>
             <w:r>
@@ -9389,7 +9389,7 @@
           </w:tcPr>
           <w:p>
             <w:pPr>
-              <w:spacing w:before="0" w:after="0"/>
+              <w:spacing w:before="0" w:after="0" w:line="240" w:lineRule="auto"/>
               <w:jc w:val="center"/>
             </w:pPr>
             <w:r>
@@ -9425,7 +9425,7 @@
           </w:tcPr>
           <w:p>
             <w:pPr>
-              <w:spacing w:before="0" w:after="0"/>
+              <w:spacing w:before="0" w:after="0" w:line="240" w:lineRule="auto"/>
               <w:jc w:val="center"/>
             </w:pPr>
             <w:r>
@@ -9456,7 +9456,7 @@
           </w:tcPr>
           <w:p>
             <w:pPr>
-              <w:spacing w:before="0" w:after="0"/>
+              <w:spacing w:before="0" w:after="0" w:line="240" w:lineRule="auto"/>
               <w:jc w:val="both"/>
             </w:pPr>
             <w:r>
@@ -9487,7 +9487,7 @@
           </w:tcPr>
           <w:p>
             <w:pPr>
-              <w:spacing w:before="0" w:after="0"/>
+              <w:spacing w:before="0" w:after="0" w:line="240" w:lineRule="auto"/>
               <w:jc w:val="center"/>
             </w:pPr>
             <w:r>
@@ -9518,7 +9518,7 @@
           </w:tcPr>
           <w:p>
             <w:pPr>
-              <w:spacing w:before="0" w:after="0"/>
+              <w:spacing w:before="0" w:after="0" w:line="240" w:lineRule="auto"/>
               <w:jc w:val="center"/>
             </w:pPr>
             <w:r>
@@ -9554,7 +9554,7 @@
           </w:tcPr>
           <w:p>
             <w:pPr>
-              <w:spacing w:before="0" w:after="0"/>
+              <w:spacing w:before="0" w:after="0" w:line="240" w:lineRule="auto"/>
               <w:jc w:val="center"/>
             </w:pPr>
             <w:r>
@@ -9585,7 +9585,7 @@
           </w:tcPr>
           <w:p>
             <w:pPr>
-              <w:spacing w:before="0" w:after="0"/>
+              <w:spacing w:before="0" w:after="0" w:line="240" w:lineRule="auto"/>
               <w:jc w:val="center"/>
             </w:pPr>
             <w:r>
@@ -9616,7 +9616,7 @@
           </w:tcPr>
           <w:p>
             <w:pPr>
-              <w:spacing w:before="0" w:after="0"/>
+              <w:spacing w:before="0" w:after="0" w:line="240" w:lineRule="auto"/>
               <w:jc w:val="center"/>
             </w:pPr>
             <w:r>
@@ -9647,7 +9647,7 @@
           </w:tcPr>
           <w:p>
             <w:pPr>
-              <w:spacing w:before="0" w:after="0"/>
+              <w:spacing w:before="0" w:after="0" w:line="240" w:lineRule="auto"/>
               <w:jc w:val="center"/>
             </w:pPr>
             <w:r>
@@ -9683,7 +9683,7 @@
           </w:tcPr>
           <w:p>
             <w:pPr>
-              <w:spacing w:before="0" w:after="0"/>
+              <w:spacing w:before="0" w:after="0" w:line="240" w:lineRule="auto"/>
               <w:jc w:val="center"/>
             </w:pPr>
             <w:r>
@@ -9714,7 +9714,7 @@
           </w:tcPr>
           <w:p>
             <w:pPr>
-              <w:spacing w:before="0" w:after="0"/>
+              <w:spacing w:before="0" w:after="0" w:line="240" w:lineRule="auto"/>
               <w:jc w:val="both"/>
             </w:pPr>
             <w:r>
@@ -9745,7 +9745,7 @@
           </w:tcPr>
           <w:p>
             <w:pPr>
-              <w:spacing w:before="0" w:after="0"/>
+              <w:spacing w:before="0" w:after="0" w:line="240" w:lineRule="auto"/>
               <w:jc w:val="center"/>
             </w:pPr>
             <w:r>
@@ -9776,7 +9776,7 @@
           </w:tcPr>
           <w:p>
             <w:pPr>
-              <w:spacing w:before="0" w:after="0"/>
+              <w:spacing w:before="0" w:after="0" w:line="240" w:lineRule="auto"/>
               <w:jc w:val="center"/>
             </w:pPr>
             <w:r>
@@ -9798,14 +9798,14 @@
       <w:pPr>
         <w:pStyle w:val="Endure-Subhead"/>
         <w:keepNext/>
-        <w:spacing w:before="240" w:after="60"/>
+        <w:spacing w:before="240" w:after="60" w:line="240" w:lineRule="auto"/>
         <w:outlineLvl w:val="1"/>
       </w:pPr>
       <w:r>
         <w:rPr>
           <w:sz w:val="24"/>
         </w:rPr>
-        <w:t>30.5 Logging Estructurado y Logrotate</w:t>
+        <w:t>28.5 Logging Estructurado y Logrotate</w:t>
       </w:r>
     </w:p>
     <w:tbl>
@@ -10576,14 +10576,14 @@
       <w:pPr>
         <w:pStyle w:val="Endure-Subhead"/>
         <w:keepNext/>
-        <w:spacing w:before="240" w:after="60"/>
+        <w:spacing w:before="240" w:after="60" w:line="240" w:lineRule="auto"/>
         <w:outlineLvl w:val="1"/>
       </w:pPr>
       <w:r>
         <w:rPr>
           <w:sz w:val="24"/>
         </w:rPr>
-        <w:t>30.6 Scripts de Gestión del Gateway</w:t>
+        <w:t>28.6 Scripts de Gestión del Gateway</w:t>
       </w:r>
     </w:p>
     <w:tbl>
@@ -12619,14 +12619,14 @@
       <w:pPr>
         <w:pStyle w:val="Endure-Subhead"/>
         <w:keepNext/>
-        <w:spacing w:before="240" w:after="60"/>
+        <w:spacing w:before="240" w:after="60" w:line="240" w:lineRule="auto"/>
         <w:outlineLvl w:val="1"/>
       </w:pPr>
       <w:r>
         <w:rPr>
           <w:sz w:val="24"/>
         </w:rPr>
-        <w:t>30.7 Aliases</w:t>
+        <w:t>28.7 Aliases</w:t>
       </w:r>
     </w:p>
     <w:tbl>
@@ -13195,21 +13195,21 @@
       <w:pPr>
         <w:pStyle w:val="Endure-Subhead"/>
         <w:keepNext/>
-        <w:spacing w:before="240" w:after="60"/>
+        <w:spacing w:before="240" w:after="60" w:line="240" w:lineRule="auto"/>
         <w:outlineLvl w:val="1"/>
       </w:pPr>
       <w:r>
         <w:rPr>
           <w:sz w:val="24"/>
         </w:rPr>
-        <w:t>30.8 Solución de Problemas</w:t>
+        <w:t>28.8 Solución de Problemas</w:t>
       </w:r>
     </w:p>
     <w:p>
       <w:pPr>
         <w:pStyle w:val="Endure-Subhead"/>
         <w:keepNext/>
-        <w:spacing w:before="160" w:after="60"/>
+        <w:spacing w:before="160" w:after="60" w:line="240" w:lineRule="auto"/>
         <w:outlineLvl w:val="2"/>
       </w:pPr>
       <w:r>
@@ -13370,7 +13370,7 @@
       <w:pPr>
         <w:pStyle w:val="Endure-Subhead"/>
         <w:keepNext/>
-        <w:spacing w:before="160" w:after="60"/>
+        <w:spacing w:before="160" w:after="60" w:line="240" w:lineRule="auto"/>
         <w:outlineLvl w:val="2"/>
       </w:pPr>
       <w:r>
@@ -13530,7 +13530,7 @@
       <w:pPr>
         <w:pStyle w:val="Endure-Subhead"/>
         <w:keepNext/>
-        <w:spacing w:before="160" w:after="60"/>
+        <w:spacing w:before="160" w:after="60" w:line="240" w:lineRule="auto"/>
         <w:outlineLvl w:val="2"/>
       </w:pPr>
       <w:r>
@@ -13725,7 +13725,7 @@
       <w:pPr>
         <w:pStyle w:val="Endure-Subhead"/>
         <w:keepNext/>
-        <w:spacing w:before="160" w:after="60"/>
+        <w:spacing w:before="160" w:after="60" w:line="240" w:lineRule="auto"/>
         <w:outlineLvl w:val="2"/>
       </w:pPr>
       <w:r>
@@ -13934,20 +13934,20 @@
       <w:pPr>
         <w:pStyle w:val="Endure-Subhead"/>
         <w:keepNext/>
-        <w:spacing w:before="240" w:after="60"/>
+        <w:spacing w:before="240" w:after="60" w:line="240" w:lineRule="auto"/>
         <w:outlineLvl w:val="1"/>
       </w:pPr>
       <w:r>
         <w:rPr>
           <w:sz w:val="24"/>
         </w:rPr>
-        <w:t>30.9 Cómo Revertir Esta Configuración</w:t>
+        <w:t>28.9 Cómo Revertir Esta Configuración</w:t>
       </w:r>
     </w:p>
     <w:p>
       <w:pPr>
         <w:pStyle w:val="Endure-FirstParagraphBodyText"/>
-        <w:spacing w:before="100" w:after="100"/>
+        <w:spacing w:before="100" w:after="100" w:line="240" w:lineRule="auto"/>
       </w:pPr>
       <w:r>
         <w:rPr>
@@ -14443,20 +14443,20 @@
       <w:pPr>
         <w:pStyle w:val="Endure-Subhead"/>
         <w:keepNext/>
-        <w:spacing w:before="240" w:after="60"/>
+        <w:spacing w:before="240" w:after="60" w:line="240" w:lineRule="auto"/>
         <w:outlineLvl w:val="1"/>
       </w:pPr>
       <w:r>
         <w:rPr>
           <w:sz w:val="24"/>
         </w:rPr>
-        <w:t>30.10 Ciberseguridad — Buenas Prácticas y Lista de Verificación</w:t>
+        <w:t>28.10 Ciberseguridad — Buenas Prácticas y Lista de Verificación</w:t>
       </w:r>
     </w:p>
     <w:p>
       <w:pPr>
         <w:pStyle w:val="Endure-FirstParagraphBodyText"/>
-        <w:spacing w:before="100" w:after="100"/>
+        <w:spacing w:before="100" w:after="100" w:line="240" w:lineRule="auto"/>
       </w:pPr>
       <w:r>
         <w:rPr>
@@ -14469,20 +14469,20 @@
       <w:pPr>
         <w:pStyle w:val="Endure-Subhead"/>
         <w:keepNext/>
-        <w:spacing w:before="160" w:after="60"/>
+        <w:spacing w:before="160" w:after="60" w:line="240" w:lineRule="auto"/>
         <w:outlineLvl w:val="2"/>
       </w:pPr>
       <w:r>
         <w:rPr>
           <w:sz w:val="22"/>
         </w:rPr>
-        <w:t>30.10.1 Puertos que NUNCA deben ser accesibles desde internet</w:t>
+        <w:t>28.10.1 Puertos que NUNCA deben ser accesibles desde internet</w:t>
       </w:r>
     </w:p>
     <w:p>
       <w:pPr>
         <w:pStyle w:val="Endure-FirstParagraphBodyText"/>
-        <w:spacing w:before="100" w:after="100"/>
+        <w:spacing w:before="100" w:after="100" w:line="240" w:lineRule="auto"/>
       </w:pPr>
       <w:r>
         <w:rPr>
@@ -14705,7 +14705,7 @@
     <w:p>
       <w:pPr>
         <w:pStyle w:val="Endure-ChapterBodyText"/>
-        <w:spacing w:before="100" w:after="100"/>
+        <w:spacing w:before="100" w:after="100" w:line="240" w:lineRule="auto"/>
       </w:pPr>
       <w:r>
         <w:rPr>
@@ -15060,20 +15060,20 @@
       <w:pPr>
         <w:pStyle w:val="Endure-Subhead"/>
         <w:keepNext/>
-        <w:spacing w:before="160" w:after="60"/>
+        <w:spacing w:before="160" w:after="60" w:line="240" w:lineRule="auto"/>
         <w:outlineLvl w:val="2"/>
       </w:pPr>
       <w:r>
         <w:rPr>
           <w:sz w:val="22"/>
         </w:rPr>
-        <w:t>30.10.2 Autenticación — Nunca deje endpoints sin protección</w:t>
+        <w:t>28.10.2 Autenticación — Nunca deje endpoints sin protección</w:t>
       </w:r>
     </w:p>
     <w:p>
       <w:pPr>
         <w:pStyle w:val="Endure-FirstParagraphBodyText"/>
-        <w:spacing w:before="100" w:after="100"/>
+        <w:spacing w:before="100" w:after="100" w:line="240" w:lineRule="auto"/>
       </w:pPr>
       <w:r>
         <w:rPr>
@@ -15233,20 +15233,20 @@
       <w:pPr>
         <w:pStyle w:val="Endure-Subhead"/>
         <w:keepNext/>
-        <w:spacing w:before="160" w:after="60"/>
+        <w:spacing w:before="160" w:after="60" w:line="240" w:lineRule="auto"/>
         <w:outlineLvl w:val="2"/>
       </w:pPr>
       <w:r>
         <w:rPr>
           <w:sz w:val="22"/>
         </w:rPr>
-        <w:t>30.10.3 Certificados SSL — Alternativas Gratuitas</w:t>
+        <w:t>28.10.3 Certificados SSL — Alternativas Gratuitas</w:t>
       </w:r>
     </w:p>
     <w:p>
       <w:pPr>
         <w:pStyle w:val="Endure-FirstParagraphBodyText"/>
-        <w:spacing w:before="100" w:after="100"/>
+        <w:spacing w:before="100" w:after="100" w:line="240" w:lineRule="auto"/>
       </w:pPr>
       <w:r>
         <w:rPr>
@@ -15258,7 +15258,7 @@
     <w:p>
       <w:pPr>
         <w:pStyle w:val="Endure-ChapterBodyText"/>
-        <w:spacing w:before="100" w:after="100"/>
+        <w:spacing w:before="100" w:after="100" w:line="240" w:lineRule="auto"/>
       </w:pPr>
       <w:r>
         <w:rPr>
@@ -15451,7 +15451,7 @@
     <w:p>
       <w:pPr>
         <w:pStyle w:val="Endure-ChapterBodyText"/>
-        <w:spacing w:before="100" w:after="100"/>
+        <w:spacing w:before="100" w:after="100" w:line="240" w:lineRule="auto"/>
       </w:pPr>
       <w:r>
         <w:rPr>
@@ -15610,7 +15610,7 @@
     <w:p>
       <w:pPr>
         <w:pStyle w:val="Endure-ChapterBodyText"/>
-        <w:spacing w:before="100" w:after="100"/>
+        <w:spacing w:before="100" w:after="100" w:line="240" w:lineRule="auto"/>
       </w:pPr>
       <w:r>
         <w:rPr>
@@ -15776,20 +15776,20 @@
       <w:pPr>
         <w:pStyle w:val="Endure-Subhead"/>
         <w:keepNext/>
-        <w:spacing w:before="160" w:after="60"/>
+        <w:spacing w:before="160" w:after="60" w:line="240" w:lineRule="auto"/>
         <w:outlineLvl w:val="2"/>
       </w:pPr>
       <w:r>
         <w:rPr>
           <w:sz w:val="22"/>
         </w:rPr>
-        <w:t>30.10.4 Rotación de Secretos</w:t>
+        <w:t>28.10.4 Rotación de Secretos</w:t>
       </w:r>
     </w:p>
     <w:p>
       <w:pPr>
         <w:pStyle w:val="Endure-FirstParagraphBodyText"/>
-        <w:spacing w:before="100" w:after="100"/>
+        <w:spacing w:before="100" w:after="100" w:line="240" w:lineRule="auto"/>
       </w:pPr>
       <w:r>
         <w:rPr>
@@ -15995,20 +15995,20 @@
       <w:pPr>
         <w:pStyle w:val="Endure-Subhead"/>
         <w:keepNext/>
-        <w:spacing w:before="160" w:after="60"/>
+        <w:spacing w:before="160" w:after="60" w:line="240" w:lineRule="auto"/>
         <w:outlineLvl w:val="2"/>
       </w:pPr>
       <w:r>
         <w:rPr>
           <w:sz w:val="22"/>
         </w:rPr>
-        <w:t>30.10.5 Lista de Verificación de Seguridad</w:t>
+        <w:t>28.10.5 Lista de Verificación de Seguridad</w:t>
       </w:r>
     </w:p>
     <w:p>
       <w:pPr>
         <w:pStyle w:val="Endure-FirstParagraphBodyText"/>
-        <w:spacing w:before="100" w:after="100"/>
+        <w:spacing w:before="100" w:after="100" w:line="240" w:lineRule="auto"/>
       </w:pPr>
       <w:r>
         <w:rPr>
@@ -16527,7 +16527,7 @@
       <w:pPr>
         <w:pStyle w:val="Endure-Subhead"/>
         <w:keepNext/>
-        <w:spacing w:before="240" w:after="60"/>
+        <w:spacing w:before="240" w:after="60" w:line="240" w:lineRule="auto"/>
         <w:outlineLvl w:val="1"/>
       </w:pPr>
       <w:r>
@@ -16540,7 +16540,7 @@
     <w:p>
       <w:pPr>
         <w:pStyle w:val="Endure-FirstParagraphBodyText"/>
-        <w:spacing w:before="100" w:after="100"/>
+        <w:spacing w:before="100" w:after="100" w:line="240" w:lineRule="auto"/>
       </w:pPr>
       <w:r>
         <w:rPr>
@@ -16552,7 +16552,7 @@
     <w:p>
       <w:pPr>
         <w:pStyle w:val="Endure-ChapterBodyText"/>
-        <w:spacing w:before="40" w:after="40"/>
+        <w:spacing w:before="40" w:after="40" w:line="240" w:lineRule="auto"/>
         <w:ind w:left="360" w:hanging="216"/>
       </w:pPr>
       <w:r>
@@ -16656,7 +16656,7 @@
     <w:p>
       <w:pPr>
         <w:pStyle w:val="Endure-ChapterBodyText"/>
-        <w:spacing w:before="40" w:after="40"/>
+        <w:spacing w:before="40" w:after="40" w:line="240" w:lineRule="auto"/>
         <w:ind w:left="360" w:hanging="216"/>
       </w:pPr>
       <w:r>
@@ -16682,7 +16682,7 @@
     <w:p>
       <w:pPr>
         <w:pStyle w:val="Endure-ChapterBodyText"/>
-        <w:spacing w:before="40" w:after="40"/>
+        <w:spacing w:before="40" w:after="40" w:line="240" w:lineRule="auto"/>
         <w:ind w:left="360" w:hanging="216"/>
       </w:pPr>
       <w:r>
@@ -16708,7 +16708,7 @@
     <w:p>
       <w:pPr>
         <w:pStyle w:val="Endure-ChapterBodyText"/>
-        <w:spacing w:before="40" w:after="40"/>
+        <w:spacing w:before="40" w:after="40" w:line="240" w:lineRule="auto"/>
         <w:ind w:left="360" w:hanging="216"/>
       </w:pPr>
       <w:r>
@@ -16734,7 +16734,7 @@
     <w:p>
       <w:pPr>
         <w:pStyle w:val="Endure-ChapterBodyText"/>
-        <w:spacing w:before="40" w:after="40"/>
+        <w:spacing w:before="40" w:after="40" w:line="240" w:lineRule="auto"/>
         <w:ind w:left="360" w:hanging="216"/>
       </w:pPr>
       <w:r>
@@ -16760,7 +16760,7 @@
     <w:p>
       <w:pPr>
         <w:pStyle w:val="Endure-ChapterBodyText"/>
-        <w:spacing w:before="40" w:after="40"/>
+        <w:spacing w:before="40" w:after="40" w:line="240" w:lineRule="auto"/>
         <w:ind w:left="360" w:hanging="216"/>
       </w:pPr>
       <w:r>
@@ -16791,7 +16791,7 @@
     <w:p>
       <w:pPr>
         <w:pStyle w:val="Endure-ChapterBodyText"/>
-        <w:spacing w:before="100" w:after="100"/>
+        <w:spacing w:before="100" w:after="100" w:line="240" w:lineRule="auto"/>
       </w:pPr>
       <w:r>
         <w:rPr>
@@ -16815,6 +16815,11 @@
     </w:p>
     <w:sectPr>
       <w:footerReference w:type="first" r:id="rId43"/>
+      <w:headerReference w:type="default" r:id="rId46"/>
+      <w:footerReference w:type="default" r:id="rId47"/>
+      <w:headerReference w:type="even" r:id="rId48"/>
+      <w:footerReference w:type="even" r:id="rId49"/>
+      <w:headerReference w:type="first" r:id="rId50"/>
       <w:type w:val="nextColumn"/>
       <w:pgSz w:w="10080" w:h="14400"/>
       <w:pgMar w:top="794" w:right="851" w:bottom="794" w:left="1077" w:header="454" w:footer="454" w:gutter="0"/>
@@ -18059,6 +18064,26 @@
 </w:ftr>
 </file>
 
+<file path=word/footer34.xml><?xml version="1.0" encoding="utf-8"?>
+<w:ftr xmlns:m="http://schemas.openxmlformats.org/officeDocument/2006/math" xmlns:mc="http://schemas.openxmlformats.org/markup-compatibility/2006" xmlns:mo="http://schemas.microsoft.com/office/mac/office/2008/main" xmlns:mv="urn:schemas-microsoft-com:mac:vml" xmlns:o="urn:schemas-microsoft-com:office:office" xmlns:r="http://schemas.openxmlformats.org/officeDocument/2006/relationships" xmlns:v="urn:schemas-microsoft-com:vml" xmlns:w10="urn:schemas-microsoft-com:office:word" xmlns:w14="http://schemas.microsoft.com/office/word/2010/wordml" xmlns:w="http://schemas.openxmlformats.org/wordprocessingml/2006/main" xmlns:wne="http://schemas.microsoft.com/office/word/2006/wordml" xmlns:wp14="http://schemas.microsoft.com/office/word/2010/wordprocessingDrawing" xmlns:wp="http://schemas.openxmlformats.org/drawingml/2006/wordprocessingDrawing" xmlns:wpc="http://schemas.microsoft.com/office/word/2010/wordprocessingCanvas" xmlns:wpg="http://schemas.microsoft.com/office/word/2010/wordprocessingGroup" xmlns:wpi="http://schemas.microsoft.com/office/word/2010/wordprocessingInk" xmlns:wps="http://schemas.microsoft.com/office/word/2010/wordprocessingShape" mc:Ignorable="w14 wp14">
+  <w:p>
+    <w:pPr>
+      <w:pStyle w:val="Footer"/>
+    </w:pPr>
+  </w:p>
+</w:ftr>
+</file>
+
+<file path=word/footer35.xml><?xml version="1.0" encoding="utf-8"?>
+<w:ftr xmlns:m="http://schemas.openxmlformats.org/officeDocument/2006/math" xmlns:mc="http://schemas.openxmlformats.org/markup-compatibility/2006" xmlns:mo="http://schemas.microsoft.com/office/mac/office/2008/main" xmlns:mv="urn:schemas-microsoft-com:mac:vml" xmlns:o="urn:schemas-microsoft-com:office:office" xmlns:r="http://schemas.openxmlformats.org/officeDocument/2006/relationships" xmlns:v="urn:schemas-microsoft-com:vml" xmlns:w10="urn:schemas-microsoft-com:office:word" xmlns:w14="http://schemas.microsoft.com/office/word/2010/wordml" xmlns:w="http://schemas.openxmlformats.org/wordprocessingml/2006/main" xmlns:wne="http://schemas.microsoft.com/office/word/2006/wordml" xmlns:wp14="http://schemas.microsoft.com/office/word/2010/wordprocessingDrawing" xmlns:wp="http://schemas.openxmlformats.org/drawingml/2006/wordprocessingDrawing" xmlns:wpc="http://schemas.microsoft.com/office/word/2010/wordprocessingCanvas" xmlns:wpg="http://schemas.microsoft.com/office/word/2010/wordprocessingGroup" xmlns:wpi="http://schemas.microsoft.com/office/word/2010/wordprocessingInk" xmlns:wps="http://schemas.microsoft.com/office/word/2010/wordprocessingShape" mc:Ignorable="w14 wp14">
+  <w:p>
+    <w:pPr>
+      <w:pStyle w:val="Footer"/>
+    </w:pPr>
+  </w:p>
+</w:ftr>
+</file>
+
 <file path=word/footer4.xml><?xml version="1.0" encoding="utf-8"?>
 <w:ftr xmlns:wpc="http://schemas.microsoft.com/office/word/2010/wordprocessingCanvas" xmlns:cx="http://schemas.microsoft.com/office/drawing/2014/chartex" xmlns:cx1="http://schemas.microsoft.com/office/drawing/2015/9/8/chartex" xmlns:cx2="http://schemas.microsoft.com/office/drawing/2015/10/21/chartex" xmlns:cx3="http://schemas.microsoft.com/office/drawing/2016/5/9/chartex" xmlns:cx4="http://schemas.microsoft.com/office/drawing/2016/5/10/chartex" xmlns:cx5="http://schemas.microsoft.com/office/drawing/2016/5/11/chartex" xmlns:cx6="http://schemas.microsoft.com/office/drawing/2016/5/12/chartex" xmlns:cx7="http://schemas.microsoft.com/office/drawing/2016/5/13/chartex" xmlns:cx8="http://schemas.microsoft.com/office/drawing/2016/5/14/chartex" xmlns:mc="http://schemas.openxmlformats.org/markup-compatibility/2006" xmlns:aink="http://schemas.microsoft.com/office/drawing/2016/ink" xmlns:am3d="http://schemas.microsoft.com/office/drawing/2017/model3d" xmlns:o="urn:schemas-microsoft-com:office:office" xmlns:oel="http://schemas.microsoft.com/office/2019/extlst" xmlns:r="http://schemas.openxmlformats.org/officeDocument/2006/relationships" xmlns:m="http://schemas.openxmlformats.org/officeDocument/2006/math" xmlns:v="urn:schemas-microsoft-com:vml" xmlns:wp14="http://schemas.microsoft.com/office/word/2010/wordprocessingDrawing" xmlns:wp="http://schemas.openxmlformats.org/drawingml/2006/wordprocessingDrawing" xmlns:w10="urn:schemas-microsoft-com:office:word" xmlns:w="http://schemas.openxmlformats.org/wordprocessingml/2006/main" xmlns:w14="http://schemas.microsoft.com/office/word/2010/wordml" xmlns:w15="http://schemas.microsoft.com/office/word/2012/wordml" xmlns:w16cex="http://schemas.microsoft.com/office/word/2018/wordml/cex" xmlns:w16cid="http://schemas.microsoft.com/office/word/2016/wordml/cid" xmlns:w16="http://schemas.microsoft.com/office/word/2018/wordml" xmlns:w16du="http://schemas.microsoft.com/office/word/2023/wordml/word16du" xmlns:w16sdtdh="http://schemas.microsoft.com/office/word/2020/wordml/sdtdatahash" xmlns:w16sdtfl="http://schemas.microsoft.com/office/word/2024/wordml/sdtformatlock" xmlns:w16se="http://schemas.microsoft.com/office/word/2015/wordml/symex" xmlns:wpg="http://schemas.microsoft.com/office/word/2010/wordprocessingGroup" xmlns:wpi="http://schemas.microsoft.com/office/word/2010/wordprocessingInk" xmlns:wne="http://schemas.microsoft.com/office/word/2006/wordml" xmlns:wps="http://schemas.microsoft.com/office/word/2010/wordprocessingShape" mc:Ignorable="w14 w15 w16se w16cid w16 w16cex w16sdtdh w16sdtfl w16du wp14">
   <w:p>
@@ -18316,6 +18341,36 @@
     <w:r>
       <w:t>TÍTULO DEL LIBRO</w:t>
     </w:r>
+  </w:p>
+</w:hdr>
+</file>
+
+<file path=word/header3.xml><?xml version="1.0" encoding="utf-8"?>
+<w:hdr xmlns:m="http://schemas.openxmlformats.org/officeDocument/2006/math" xmlns:mc="http://schemas.openxmlformats.org/markup-compatibility/2006" xmlns:mo="http://schemas.microsoft.com/office/mac/office/2008/main" xmlns:mv="urn:schemas-microsoft-com:mac:vml" xmlns:o="urn:schemas-microsoft-com:office:office" xmlns:r="http://schemas.openxmlformats.org/officeDocument/2006/relationships" xmlns:v="urn:schemas-microsoft-com:vml" xmlns:w10="urn:schemas-microsoft-com:office:word" xmlns:w14="http://schemas.microsoft.com/office/word/2010/wordml" xmlns:w="http://schemas.openxmlformats.org/wordprocessingml/2006/main" xmlns:wne="http://schemas.microsoft.com/office/word/2006/wordml" xmlns:wp14="http://schemas.microsoft.com/office/word/2010/wordprocessingDrawing" xmlns:wp="http://schemas.openxmlformats.org/drawingml/2006/wordprocessingDrawing" xmlns:wpc="http://schemas.microsoft.com/office/word/2010/wordprocessingCanvas" xmlns:wpg="http://schemas.microsoft.com/office/word/2010/wordprocessingGroup" xmlns:wpi="http://schemas.microsoft.com/office/word/2010/wordprocessingInk" xmlns:wps="http://schemas.microsoft.com/office/word/2010/wordprocessingShape" mc:Ignorable="w14 wp14">
+  <w:p>
+    <w:pPr>
+      <w:pStyle w:val="Header"/>
+    </w:pPr>
+  </w:p>
+</w:hdr>
+</file>
+
+<file path=word/header4.xml><?xml version="1.0" encoding="utf-8"?>
+<w:hdr xmlns:m="http://schemas.openxmlformats.org/officeDocument/2006/math" xmlns:mc="http://schemas.openxmlformats.org/markup-compatibility/2006" xmlns:mo="http://schemas.microsoft.com/office/mac/office/2008/main" xmlns:mv="urn:schemas-microsoft-com:mac:vml" xmlns:o="urn:schemas-microsoft-com:office:office" xmlns:r="http://schemas.openxmlformats.org/officeDocument/2006/relationships" xmlns:v="urn:schemas-microsoft-com:vml" xmlns:w10="urn:schemas-microsoft-com:office:word" xmlns:w14="http://schemas.microsoft.com/office/word/2010/wordml" xmlns:w="http://schemas.openxmlformats.org/wordprocessingml/2006/main" xmlns:wne="http://schemas.microsoft.com/office/word/2006/wordml" xmlns:wp14="http://schemas.microsoft.com/office/word/2010/wordprocessingDrawing" xmlns:wp="http://schemas.openxmlformats.org/drawingml/2006/wordprocessingDrawing" xmlns:wpc="http://schemas.microsoft.com/office/word/2010/wordprocessingCanvas" xmlns:wpg="http://schemas.microsoft.com/office/word/2010/wordprocessingGroup" xmlns:wpi="http://schemas.microsoft.com/office/word/2010/wordprocessingInk" xmlns:wps="http://schemas.microsoft.com/office/word/2010/wordprocessingShape" mc:Ignorable="w14 wp14">
+  <w:p>
+    <w:pPr>
+      <w:pStyle w:val="Header"/>
+    </w:pPr>
+  </w:p>
+</w:hdr>
+</file>
+
+<file path=word/header5.xml><?xml version="1.0" encoding="utf-8"?>
+<w:hdr xmlns:m="http://schemas.openxmlformats.org/officeDocument/2006/math" xmlns:mc="http://schemas.openxmlformats.org/markup-compatibility/2006" xmlns:mo="http://schemas.microsoft.com/office/mac/office/2008/main" xmlns:mv="urn:schemas-microsoft-com:mac:vml" xmlns:o="urn:schemas-microsoft-com:office:office" xmlns:r="http://schemas.openxmlformats.org/officeDocument/2006/relationships" xmlns:v="urn:schemas-microsoft-com:vml" xmlns:w10="urn:schemas-microsoft-com:office:word" xmlns:w14="http://schemas.microsoft.com/office/word/2010/wordml" xmlns:w="http://schemas.openxmlformats.org/wordprocessingml/2006/main" xmlns:wne="http://schemas.microsoft.com/office/word/2006/wordml" xmlns:wp14="http://schemas.microsoft.com/office/word/2010/wordprocessingDrawing" xmlns:wp="http://schemas.openxmlformats.org/drawingml/2006/wordprocessingDrawing" xmlns:wpc="http://schemas.microsoft.com/office/word/2010/wordprocessingCanvas" xmlns:wpg="http://schemas.microsoft.com/office/word/2010/wordprocessingGroup" xmlns:wpi="http://schemas.microsoft.com/office/word/2010/wordprocessingInk" xmlns:wps="http://schemas.microsoft.com/office/word/2010/wordprocessingShape" mc:Ignorable="w14 wp14">
+  <w:p>
+    <w:pPr>
+      <w:pStyle w:val="Header"/>
+    </w:pPr>
   </w:p>
 </w:hdr>
 </file>
